--- a/sefer-edition/book-rewrites/2024-09-08 — אָז יָשִׁיר · יִשְׁתַּבַּח · כִּסֵּא שְׁלֹמֹה הַמֶּלֶךְ — Sefer Edition — styled.docx
+++ b/sefer-edition/book-rewrites/2024-09-08 — אָז יָשִׁיר · יִשְׁתַּבַּח · כִּסֵּא שְׁלֹמֹה הַמֶּלֶךְ — Sefer Edition — styled.docx
@@ -61,7 +61,27 @@
           <w:color w:val="1A1A1A"/>
           <w:sz w:val="22"/>
         </w:rPr>
-        <w:t xml:space="preserve"> the </w:t>
+        <w:t xml:space="preserve"> (</w:t>
+      </w:r>
+      <w:r>
+        <w:rPr>
+          <w:rFonts w:ascii="SBL Hebrew" w:hAnsi="SBL Hebrew" w:cs="SBL Hebrew" w:eastAsia="SBL Hebrew"/>
+          <w:b w:val="0"/>
+          <w:i w:val="0"/>
+          <w:color w:val="1A1A1A"/>
+          <w:sz w:val="22"/>
+        </w:rPr>
+        <w:t>לְעִלּוּי נִשְׁמַת</w:t>
+      </w:r>
+      <w:r>
+        <w:rPr>
+          <w:rFonts w:ascii="Georgia" w:hAnsi="Georgia" w:cs="SBL Hebrew" w:eastAsia="Georgia"/>
+          <w:b w:val="0"/>
+          <w:i w:val="0"/>
+          <w:color w:val="1A1A1A"/>
+          <w:sz w:val="22"/>
+        </w:rPr>
+        <w:t xml:space="preserve">) the </w:t>
       </w:r>
       <w:r>
         <w:rPr>
@@ -121,7 +141,27 @@
           <w:color w:val="1A1A1A"/>
           <w:sz w:val="22"/>
         </w:rPr>
-        <w:t xml:space="preserve"> the evening this teaching was delivered, whose </w:t>
+        <w:t xml:space="preserve"> (</w:t>
+      </w:r>
+      <w:r>
+        <w:rPr>
+          <w:rFonts w:ascii="SBL Hebrew" w:hAnsi="SBL Hebrew" w:cs="SBL Hebrew" w:eastAsia="SBL Hebrew"/>
+          <w:b w:val="0"/>
+          <w:i w:val="0"/>
+          <w:color w:val="1A1A1A"/>
+          <w:sz w:val="22"/>
+        </w:rPr>
+        <w:t>נִפְטַר</w:t>
+      </w:r>
+      <w:r>
+        <w:rPr>
+          <w:rFonts w:ascii="Georgia" w:hAnsi="Georgia" w:cs="SBL Hebrew" w:eastAsia="Georgia"/>
+          <w:b w:val="0"/>
+          <w:i w:val="0"/>
+          <w:color w:val="1A1A1A"/>
+          <w:sz w:val="22"/>
+        </w:rPr>
+        <w:t xml:space="preserve">) the evening this teaching was delivered, whose </w:t>
       </w:r>
       <w:r>
         <w:rPr>
@@ -141,7 +181,27 @@
           <w:color w:val="1A1A1A"/>
           <w:sz w:val="22"/>
         </w:rPr>
-        <w:t xml:space="preserve"> of five and six minutes at the wall of his bungalow is itself a commentary on all that follows; and </w:t>
+        <w:t xml:space="preserve"> (</w:t>
+      </w:r>
+      <w:r>
+        <w:rPr>
+          <w:rFonts w:ascii="SBL Hebrew" w:hAnsi="SBL Hebrew" w:cs="SBL Hebrew" w:eastAsia="SBL Hebrew"/>
+          <w:b w:val="0"/>
+          <w:i w:val="0"/>
+          <w:color w:val="1A1A1A"/>
+          <w:sz w:val="22"/>
+        </w:rPr>
+        <w:t>אֲשֶׁר יָצַר</w:t>
+      </w:r>
+      <w:r>
+        <w:rPr>
+          <w:rFonts w:ascii="Georgia" w:hAnsi="Georgia" w:cs="SBL Hebrew" w:eastAsia="Georgia"/>
+          <w:b w:val="0"/>
+          <w:i w:val="0"/>
+          <w:color w:val="1A1A1A"/>
+          <w:sz w:val="22"/>
+        </w:rPr>
+        <w:t xml:space="preserve">) of five and six minutes at the wall of his bungalow is itself a commentary on all that follows; and </w:t>
       </w:r>
       <w:r>
         <w:rPr>
@@ -221,7 +281,27 @@
           <w:color w:val="1A1A1A"/>
           <w:sz w:val="22"/>
         </w:rPr>
-        <w:t xml:space="preserve"> of his generation, </w:t>
+        <w:t xml:space="preserve"> (</w:t>
+      </w:r>
+      <w:r>
+        <w:rPr>
+          <w:rFonts w:ascii="SBL Hebrew" w:hAnsi="SBL Hebrew" w:cs="SBL Hebrew" w:eastAsia="SBL Hebrew"/>
+          <w:b w:val="0"/>
+          <w:i w:val="0"/>
+          <w:color w:val="1A1A1A"/>
+          <w:sz w:val="22"/>
+        </w:rPr>
+        <w:t>מַרְבִּיץ תּוֹרָה</w:t>
+      </w:r>
+      <w:r>
+        <w:rPr>
+          <w:rFonts w:ascii="Georgia" w:hAnsi="Georgia" w:cs="SBL Hebrew" w:eastAsia="Georgia"/>
+          <w:b w:val="0"/>
+          <w:i w:val="0"/>
+          <w:color w:val="1A1A1A"/>
+          <w:sz w:val="22"/>
+        </w:rPr>
+        <w:t xml:space="preserve">) of his generation, </w:t>
       </w:r>
       <w:r>
         <w:rPr>
@@ -295,7 +375,27 @@
           <w:color w:val="1A1A1A"/>
           <w:sz w:val="22"/>
         </w:rPr>
-        <w:t xml:space="preserve"> that follows was delivered on the morning after the Skulener Rebbe was </w:t>
+        <w:t xml:space="preserve"> (</w:t>
+      </w:r>
+      <w:r>
+        <w:rPr>
+          <w:rFonts w:ascii="SBL Hebrew" w:hAnsi="SBL Hebrew" w:cs="SBL Hebrew" w:eastAsia="SBL Hebrew"/>
+          <w:b w:val="0"/>
+          <w:i w:val="0"/>
+          <w:color w:val="1A1A1A"/>
+          <w:sz w:val="22"/>
+        </w:rPr>
+        <w:t>שִׁיעוּר</w:t>
+      </w:r>
+      <w:r>
+        <w:rPr>
+          <w:rFonts w:ascii="Georgia" w:hAnsi="Georgia" w:cs="SBL Hebrew" w:eastAsia="Georgia"/>
+          <w:b w:val="0"/>
+          <w:i w:val="0"/>
+          <w:color w:val="1A1A1A"/>
+          <w:sz w:val="22"/>
+        </w:rPr>
+        <w:t xml:space="preserve">) that follows was delivered on the morning after the Skulener Rebbe was </w:t>
       </w:r>
       <w:r>
         <w:rPr>
@@ -315,7 +415,47 @@
           <w:color w:val="1A1A1A"/>
           <w:sz w:val="22"/>
         </w:rPr>
-        <w:t xml:space="preserve">, and it is not possible to enter it without first pausing at his image. The Rebbe was revered across the boundaries that ordinarily divide Klal Yisrael — </w:t>
+        <w:t xml:space="preserve"> (</w:t>
+      </w:r>
+      <w:r>
+        <w:rPr>
+          <w:rFonts w:ascii="SBL Hebrew" w:hAnsi="SBL Hebrew" w:cs="SBL Hebrew" w:eastAsia="SBL Hebrew"/>
+          <w:b w:val="0"/>
+          <w:i w:val="0"/>
+          <w:color w:val="1A1A1A"/>
+          <w:sz w:val="22"/>
+        </w:rPr>
+        <w:t>נִפְטַר</w:t>
+      </w:r>
+      <w:r>
+        <w:rPr>
+          <w:rFonts w:ascii="Georgia" w:hAnsi="Georgia" w:cs="SBL Hebrew" w:eastAsia="Georgia"/>
+          <w:b w:val="0"/>
+          <w:i w:val="0"/>
+          <w:color w:val="1A1A1A"/>
+          <w:sz w:val="22"/>
+        </w:rPr>
+        <w:t>), and it is not possible to enter it without first pausing at his image. The Rebbe was revered across the boundaries that ordinarily divide Klal Yisrael (</w:t>
+      </w:r>
+      <w:r>
+        <w:rPr>
+          <w:rFonts w:ascii="SBL Hebrew" w:hAnsi="SBL Hebrew" w:cs="SBL Hebrew" w:eastAsia="SBL Hebrew"/>
+          <w:b w:val="0"/>
+          <w:i w:val="0"/>
+          <w:color w:val="1A1A1A"/>
+          <w:sz w:val="22"/>
+        </w:rPr>
+        <w:t>כְּלַל יִשְׂרָאֵל</w:t>
+      </w:r>
+      <w:r>
+        <w:rPr>
+          <w:rFonts w:ascii="Georgia" w:hAnsi="Georgia" w:cs="SBL Hebrew" w:eastAsia="Georgia"/>
+          <w:b w:val="0"/>
+          <w:i w:val="0"/>
+          <w:color w:val="1A1A1A"/>
+          <w:sz w:val="22"/>
+        </w:rPr>
+        <w:t xml:space="preserve">) — </w:t>
       </w:r>
       <w:r>
         <w:rPr>
@@ -430,7 +570,27 @@
           <w:color w:val="1A1A1A"/>
           <w:sz w:val="22"/>
         </w:rPr>
-        <w:t xml:space="preserve"> of </w:t>
+        <w:t xml:space="preserve"> (</w:t>
+      </w:r>
+      <w:r>
+        <w:rPr>
+          <w:rFonts w:ascii="SBL Hebrew" w:hAnsi="SBL Hebrew" w:cs="SBL Hebrew" w:eastAsia="SBL Hebrew"/>
+          <w:b w:val="0"/>
+          <w:i w:val="0"/>
+          <w:color w:val="1A1A1A"/>
+          <w:sz w:val="22"/>
+        </w:rPr>
+        <w:t>בַּחוּרִים</w:t>
+      </w:r>
+      <w:r>
+        <w:rPr>
+          <w:rFonts w:ascii="Georgia" w:hAnsi="Georgia" w:cs="SBL Hebrew" w:eastAsia="Georgia"/>
+          <w:b w:val="0"/>
+          <w:i w:val="0"/>
+          <w:color w:val="1A1A1A"/>
+          <w:sz w:val="22"/>
+        </w:rPr>
+        <w:t xml:space="preserve">) of </w:t>
       </w:r>
       <w:r>
         <w:rPr>
@@ -470,7 +630,27 @@
           <w:color w:val="1A1A1A"/>
           <w:sz w:val="22"/>
         </w:rPr>
-        <w:t xml:space="preserve"> began in Yiddish, the Rebbe interrupted in a whisper: </w:t>
+        <w:t xml:space="preserve"> (</w:t>
+      </w:r>
+      <w:r>
+        <w:rPr>
+          <w:rFonts w:ascii="SBL Hebrew" w:hAnsi="SBL Hebrew" w:cs="SBL Hebrew" w:eastAsia="SBL Hebrew"/>
+          <w:b w:val="0"/>
+          <w:i w:val="0"/>
+          <w:color w:val="1A1A1A"/>
+          <w:sz w:val="22"/>
+        </w:rPr>
+        <w:t>דְּרָשָׁה</w:t>
+      </w:r>
+      <w:r>
+        <w:rPr>
+          <w:rFonts w:ascii="Georgia" w:hAnsi="Georgia" w:cs="SBL Hebrew" w:eastAsia="Georgia"/>
+          <w:b w:val="0"/>
+          <w:i w:val="0"/>
+          <w:color w:val="1A1A1A"/>
+          <w:sz w:val="22"/>
+        </w:rPr>
+        <w:t xml:space="preserve">) began in Yiddish, the Rebbe interrupted in a whisper: </w:t>
       </w:r>
       <w:r>
         <w:rPr>
@@ -500,7 +680,27 @@
           <w:color w:val="1A1A1A"/>
           <w:sz w:val="22"/>
         </w:rPr>
-        <w:t xml:space="preserve"> so the </w:t>
+        <w:t xml:space="preserve"> (</w:t>
+      </w:r>
+      <w:r>
+        <w:rPr>
+          <w:rFonts w:ascii="SBL Hebrew" w:hAnsi="SBL Hebrew" w:cs="SBL Hebrew" w:eastAsia="SBL Hebrew"/>
+          <w:b w:val="0"/>
+          <w:i/>
+          <w:color w:val="1A1A1A"/>
+          <w:sz w:val="22"/>
+        </w:rPr>
+        <w:t>לְשׁוֹן הַקּוֹדֶשׁ</w:t>
+      </w:r>
+      <w:r>
+        <w:rPr>
+          <w:rFonts w:ascii="Georgia" w:hAnsi="Georgia" w:cs="SBL Hebrew" w:eastAsia="Georgia"/>
+          <w:b w:val="0"/>
+          <w:i/>
+          <w:color w:val="1A1A1A"/>
+          <w:sz w:val="22"/>
+        </w:rPr>
+        <w:t xml:space="preserve">) so the </w:t>
       </w:r>
       <w:r>
         <w:rPr>
@@ -550,7 +750,27 @@
           <w:color w:val="1A1A1A"/>
           <w:sz w:val="22"/>
         </w:rPr>
-        <w:t xml:space="preserve">. The second: the first-time visitor to the Rebbe’s bungalow would witness him emerge from the </w:t>
+        <w:t xml:space="preserve"> (</w:t>
+      </w:r>
+      <w:r>
+        <w:rPr>
+          <w:rFonts w:ascii="SBL Hebrew" w:hAnsi="SBL Hebrew" w:cs="SBL Hebrew" w:eastAsia="SBL Hebrew"/>
+          <w:b w:val="0"/>
+          <w:i w:val="0"/>
+          <w:color w:val="1A1A1A"/>
+          <w:sz w:val="22"/>
+        </w:rPr>
+        <w:t>חִזּוּק</w:t>
+      </w:r>
+      <w:r>
+        <w:rPr>
+          <w:rFonts w:ascii="Georgia" w:hAnsi="Georgia" w:cs="SBL Hebrew" w:eastAsia="Georgia"/>
+          <w:b w:val="0"/>
+          <w:i w:val="0"/>
+          <w:color w:val="1A1A1A"/>
+          <w:sz w:val="22"/>
+        </w:rPr>
+        <w:t xml:space="preserve">). The second: the first-time visitor to the Rebbe’s bungalow would witness him emerge from the </w:t>
       </w:r>
       <w:r>
         <w:rPr>
@@ -570,7 +790,27 @@
           <w:color w:val="1A1A1A"/>
           <w:sz w:val="22"/>
         </w:rPr>
-        <w:t xml:space="preserve">, turn to the wall, and recite </w:t>
+        <w:t xml:space="preserve"> (</w:t>
+      </w:r>
+      <w:r>
+        <w:rPr>
+          <w:rFonts w:ascii="SBL Hebrew" w:hAnsi="SBL Hebrew" w:cs="SBL Hebrew" w:eastAsia="SBL Hebrew"/>
+          <w:b w:val="0"/>
+          <w:i w:val="0"/>
+          <w:color w:val="1A1A1A"/>
+          <w:sz w:val="22"/>
+        </w:rPr>
+        <w:t>בֵּית הַכִּסֵּא</w:t>
+      </w:r>
+      <w:r>
+        <w:rPr>
+          <w:rFonts w:ascii="Georgia" w:hAnsi="Georgia" w:cs="SBL Hebrew" w:eastAsia="Georgia"/>
+          <w:b w:val="0"/>
+          <w:i w:val="0"/>
+          <w:color w:val="1A1A1A"/>
+          <w:sz w:val="22"/>
+        </w:rPr>
+        <w:t xml:space="preserve">), turn to the wall, and recite </w:t>
       </w:r>
       <w:r>
         <w:rPr>
@@ -665,7 +905,27 @@
           <w:color w:val="1A1A1A"/>
           <w:sz w:val="22"/>
         </w:rPr>
-        <w:t xml:space="preserve"> as literal, as weighed, as refused-to-be-rote. When the analysis below traces how the fifteen praises of </w:t>
+        <w:t xml:space="preserve"> (</w:t>
+      </w:r>
+      <w:r>
+        <w:rPr>
+          <w:rFonts w:ascii="SBL Hebrew" w:hAnsi="SBL Hebrew" w:cs="SBL Hebrew" w:eastAsia="SBL Hebrew"/>
+          <w:b w:val="0"/>
+          <w:i w:val="0"/>
+          <w:color w:val="1A1A1A"/>
+          <w:sz w:val="22"/>
+        </w:rPr>
+        <w:t>תְּפִלָּה</w:t>
+      </w:r>
+      <w:r>
+        <w:rPr>
+          <w:rFonts w:ascii="Georgia" w:hAnsi="Georgia" w:cs="SBL Hebrew" w:eastAsia="Georgia"/>
+          <w:b w:val="0"/>
+          <w:i w:val="0"/>
+          <w:color w:val="1A1A1A"/>
+          <w:sz w:val="22"/>
+        </w:rPr>
+        <w:t xml:space="preserve">) as literal, as weighed, as refused-to-be-rote. When the analysis below traces how the fifteen praises of </w:t>
       </w:r>
       <w:r>
         <w:rPr>
@@ -745,7 +1005,27 @@
           <w:color w:val="1A1A1A"/>
           <w:sz w:val="22"/>
         </w:rPr>
-        <w:t>.</w:t>
+        <w:t xml:space="preserve"> (</w:t>
+      </w:r>
+      <w:r>
+        <w:rPr>
+          <w:rFonts w:ascii="SBL Hebrew" w:hAnsi="SBL Hebrew" w:cs="SBL Hebrew" w:eastAsia="SBL Hebrew"/>
+          <w:b w:val="0"/>
+          <w:i w:val="0"/>
+          <w:color w:val="1A1A1A"/>
+          <w:sz w:val="22"/>
+        </w:rPr>
+        <w:t>לְעִלּוּי נִשְׁמָתָם</w:t>
+      </w:r>
+      <w:r>
+        <w:rPr>
+          <w:rFonts w:ascii="Georgia" w:hAnsi="Georgia" w:cs="SBL Hebrew" w:eastAsia="Georgia"/>
+          <w:b w:val="0"/>
+          <w:i w:val="0"/>
+          <w:color w:val="1A1A1A"/>
+          <w:sz w:val="22"/>
+        </w:rPr>
+        <w:t>).</w:t>
       </w:r>
     </w:p>
     <w:p>
@@ -814,7 +1094,27 @@
           <w:color w:val="1A1A1A"/>
           <w:sz w:val="22"/>
         </w:rPr>
-        <w:t xml:space="preserve"> known as </w:t>
+        <w:t xml:space="preserve"> (</w:t>
+      </w:r>
+      <w:r>
+        <w:rPr>
+          <w:rFonts w:ascii="SBL Hebrew" w:hAnsi="SBL Hebrew" w:cs="SBL Hebrew" w:eastAsia="SBL Hebrew"/>
+          <w:b w:val="0"/>
+          <w:i w:val="0"/>
+          <w:color w:val="1A1A1A"/>
+          <w:sz w:val="22"/>
+        </w:rPr>
+        <w:t>תְּפִלָּה</w:t>
+      </w:r>
+      <w:r>
+        <w:rPr>
+          <w:rFonts w:ascii="Georgia" w:hAnsi="Georgia" w:cs="SBL Hebrew" w:eastAsia="Georgia"/>
+          <w:b w:val="0"/>
+          <w:i w:val="0"/>
+          <w:color w:val="1A1A1A"/>
+          <w:sz w:val="22"/>
+        </w:rPr>
+        <w:t xml:space="preserve">) known as </w:t>
       </w:r>
       <w:r>
         <w:rPr>
@@ -874,7 +1174,27 @@
           <w:color w:val="1A1A1A"/>
           <w:sz w:val="22"/>
         </w:rPr>
-        <w:t xml:space="preserve">: </w:t>
+        <w:t xml:space="preserve"> (</w:t>
+      </w:r>
+      <w:r>
+        <w:rPr>
+          <w:rFonts w:ascii="SBL Hebrew" w:hAnsi="SBL Hebrew" w:cs="SBL Hebrew" w:eastAsia="SBL Hebrew"/>
+          <w:b w:val="0"/>
+          <w:i w:val="0"/>
+          <w:color w:val="1A1A1A"/>
+          <w:sz w:val="22"/>
+        </w:rPr>
+        <w:t>בְּרָכוֹת</w:t>
+      </w:r>
+      <w:r>
+        <w:rPr>
+          <w:rFonts w:ascii="Georgia" w:hAnsi="Georgia" w:cs="SBL Hebrew" w:eastAsia="Georgia"/>
+          <w:b w:val="0"/>
+          <w:i w:val="0"/>
+          <w:color w:val="1A1A1A"/>
+          <w:sz w:val="22"/>
+        </w:rPr>
+        <w:t xml:space="preserve">): </w:t>
       </w:r>
       <w:r>
         <w:rPr>
@@ -894,7 +1214,27 @@
           <w:color w:val="1A1A1A"/>
           <w:sz w:val="22"/>
         </w:rPr>
-        <w:t xml:space="preserve"> at the beginning and </w:t>
+        <w:t xml:space="preserve"> (</w:t>
+      </w:r>
+      <w:r>
+        <w:rPr>
+          <w:rFonts w:ascii="SBL Hebrew" w:hAnsi="SBL Hebrew" w:cs="SBL Hebrew" w:eastAsia="SBL Hebrew"/>
+          <w:b w:val="0"/>
+          <w:i w:val="0"/>
+          <w:color w:val="1A1A1A"/>
+          <w:sz w:val="22"/>
+        </w:rPr>
+        <w:t>בָּרוּךְ שֶׁאָמַר</w:t>
+      </w:r>
+      <w:r>
+        <w:rPr>
+          <w:rFonts w:ascii="Georgia" w:hAnsi="Georgia" w:cs="SBL Hebrew" w:eastAsia="Georgia"/>
+          <w:b w:val="0"/>
+          <w:i w:val="0"/>
+          <w:color w:val="1A1A1A"/>
+          <w:sz w:val="22"/>
+        </w:rPr>
+        <w:t xml:space="preserve">) at the beginning and </w:t>
       </w:r>
       <w:r>
         <w:rPr>
@@ -914,7 +1254,27 @@
           <w:color w:val="1A1A1A"/>
           <w:sz w:val="22"/>
         </w:rPr>
-        <w:t xml:space="preserve"> at the end. Between them the body of the section consists overwhelmingly of chapters from </w:t>
+        <w:t xml:space="preserve"> (</w:t>
+      </w:r>
+      <w:r>
+        <w:rPr>
+          <w:rFonts w:ascii="SBL Hebrew" w:hAnsi="SBL Hebrew" w:cs="SBL Hebrew" w:eastAsia="SBL Hebrew"/>
+          <w:b w:val="0"/>
+          <w:i w:val="0"/>
+          <w:color w:val="1A1A1A"/>
+          <w:sz w:val="22"/>
+        </w:rPr>
+        <w:t>יִשְׁתַּבַּח</w:t>
+      </w:r>
+      <w:r>
+        <w:rPr>
+          <w:rFonts w:ascii="Georgia" w:hAnsi="Georgia" w:cs="SBL Hebrew" w:eastAsia="Georgia"/>
+          <w:b w:val="0"/>
+          <w:i w:val="0"/>
+          <w:color w:val="1A1A1A"/>
+          <w:sz w:val="22"/>
+        </w:rPr>
+        <w:t xml:space="preserve">) at the end. Between them the body of the section consists overwhelmingly of chapters from </w:t>
       </w:r>
       <w:r>
         <w:rPr>
@@ -934,7 +1294,27 @@
           <w:color w:val="1A1A1A"/>
           <w:sz w:val="22"/>
         </w:rPr>
-        <w:t xml:space="preserve">. Into this frame there was introduced, at some point in the development of the </w:t>
+        <w:t xml:space="preserve"> (</w:t>
+      </w:r>
+      <w:r>
+        <w:rPr>
+          <w:rFonts w:ascii="SBL Hebrew" w:hAnsi="SBL Hebrew" w:cs="SBL Hebrew" w:eastAsia="SBL Hebrew"/>
+          <w:b w:val="0"/>
+          <w:i w:val="0"/>
+          <w:color w:val="1A1A1A"/>
+          <w:sz w:val="22"/>
+        </w:rPr>
+        <w:t>תְּהִלִּים</w:t>
+      </w:r>
+      <w:r>
+        <w:rPr>
+          <w:rFonts w:ascii="Georgia" w:hAnsi="Georgia" w:cs="SBL Hebrew" w:eastAsia="Georgia"/>
+          <w:b w:val="0"/>
+          <w:i w:val="0"/>
+          <w:color w:val="1A1A1A"/>
+          <w:sz w:val="22"/>
+        </w:rPr>
+        <w:t xml:space="preserve">). Into this frame there was introduced, at some point in the development of the </w:t>
       </w:r>
       <w:r>
         <w:rPr>
@@ -954,7 +1334,27 @@
           <w:color w:val="1A1A1A"/>
           <w:sz w:val="22"/>
         </w:rPr>
-        <w:t xml:space="preserve">, the recitation of </w:t>
+        <w:t xml:space="preserve"> (</w:t>
+      </w:r>
+      <w:r>
+        <w:rPr>
+          <w:rFonts w:ascii="SBL Hebrew" w:hAnsi="SBL Hebrew" w:cs="SBL Hebrew" w:eastAsia="SBL Hebrew"/>
+          <w:b w:val="0"/>
+          <w:i w:val="0"/>
+          <w:color w:val="1A1A1A"/>
+          <w:sz w:val="22"/>
+        </w:rPr>
+        <w:t>סִדּוּר</w:t>
+      </w:r>
+      <w:r>
+        <w:rPr>
+          <w:rFonts w:ascii="Georgia" w:hAnsi="Georgia" w:cs="SBL Hebrew" w:eastAsia="Georgia"/>
+          <w:b w:val="0"/>
+          <w:i w:val="0"/>
+          <w:color w:val="1A1A1A"/>
+          <w:sz w:val="22"/>
+        </w:rPr>
+        <w:t xml:space="preserve">), the recitation of </w:t>
       </w:r>
       <w:r>
         <w:rPr>
@@ -974,7 +1374,27 @@
           <w:color w:val="1A1A1A"/>
           <w:sz w:val="22"/>
         </w:rPr>
-        <w:t xml:space="preserve"> — the Song at the Sea from </w:t>
+        <w:t xml:space="preserve"> (</w:t>
+      </w:r>
+      <w:r>
+        <w:rPr>
+          <w:rFonts w:ascii="SBL Hebrew" w:hAnsi="SBL Hebrew" w:cs="SBL Hebrew" w:eastAsia="SBL Hebrew"/>
+          <w:b w:val="0"/>
+          <w:i w:val="0"/>
+          <w:color w:val="1A1A1A"/>
+          <w:sz w:val="22"/>
+        </w:rPr>
+        <w:t>אָז יָשִׁיר</w:t>
+      </w:r>
+      <w:r>
+        <w:rPr>
+          <w:rFonts w:ascii="Georgia" w:hAnsi="Georgia" w:cs="SBL Hebrew" w:eastAsia="Georgia"/>
+          <w:b w:val="0"/>
+          <w:i w:val="0"/>
+          <w:color w:val="1A1A1A"/>
+          <w:sz w:val="22"/>
+        </w:rPr>
+        <w:t xml:space="preserve">) — the Song at the Sea from </w:t>
       </w:r>
       <w:r>
         <w:rPr>
@@ -994,7 +1414,27 @@
           <w:color w:val="1A1A1A"/>
           <w:sz w:val="22"/>
         </w:rPr>
-        <w:t xml:space="preserve">. On its face this creates a </w:t>
+        <w:t xml:space="preserve"> (</w:t>
+      </w:r>
+      <w:r>
+        <w:rPr>
+          <w:rFonts w:ascii="SBL Hebrew" w:hAnsi="SBL Hebrew" w:cs="SBL Hebrew" w:eastAsia="SBL Hebrew"/>
+          <w:b w:val="0"/>
+          <w:i w:val="0"/>
+          <w:color w:val="1A1A1A"/>
+          <w:sz w:val="22"/>
+        </w:rPr>
+        <w:t>פָּרָשַׁת בְּשַׁלַּח</w:t>
+      </w:r>
+      <w:r>
+        <w:rPr>
+          <w:rFonts w:ascii="Georgia" w:hAnsi="Georgia" w:cs="SBL Hebrew" w:eastAsia="Georgia"/>
+          <w:b w:val="0"/>
+          <w:i w:val="0"/>
+          <w:color w:val="1A1A1A"/>
+          <w:sz w:val="22"/>
+        </w:rPr>
+        <w:t xml:space="preserve">). On its face this creates a </w:t>
       </w:r>
       <w:r>
         <w:rPr>
@@ -1014,7 +1454,27 @@
           <w:color w:val="1A1A1A"/>
           <w:sz w:val="22"/>
         </w:rPr>
-        <w:t xml:space="preserve">: a passage drawn from </w:t>
+        <w:t xml:space="preserve"> (</w:t>
+      </w:r>
+      <w:r>
+        <w:rPr>
+          <w:rFonts w:ascii="SBL Hebrew" w:hAnsi="SBL Hebrew" w:cs="SBL Hebrew" w:eastAsia="SBL Hebrew"/>
+          <w:b w:val="0"/>
+          <w:i w:val="0"/>
+          <w:color w:val="1A1A1A"/>
+          <w:sz w:val="22"/>
+        </w:rPr>
+        <w:t>הֶפְסֵק</w:t>
+      </w:r>
+      <w:r>
+        <w:rPr>
+          <w:rFonts w:ascii="Georgia" w:hAnsi="Georgia" w:cs="SBL Hebrew" w:eastAsia="Georgia"/>
+          <w:b w:val="0"/>
+          <w:i w:val="0"/>
+          <w:color w:val="1A1A1A"/>
+          <w:sz w:val="22"/>
+        </w:rPr>
+        <w:t xml:space="preserve">): a passage drawn from </w:t>
       </w:r>
       <w:r>
         <w:rPr>
@@ -1034,7 +1494,27 @@
           <w:color w:val="1A1A1A"/>
           <w:sz w:val="22"/>
         </w:rPr>
-        <w:t xml:space="preserve"> is inserted between two </w:t>
+        <w:t xml:space="preserve"> (</w:t>
+      </w:r>
+      <w:r>
+        <w:rPr>
+          <w:rFonts w:ascii="SBL Hebrew" w:hAnsi="SBL Hebrew" w:cs="SBL Hebrew" w:eastAsia="SBL Hebrew"/>
+          <w:b w:val="0"/>
+          <w:i w:val="0"/>
+          <w:color w:val="1A1A1A"/>
+          <w:sz w:val="22"/>
+        </w:rPr>
+        <w:t>חוּמָשׁ</w:t>
+      </w:r>
+      <w:r>
+        <w:rPr>
+          <w:rFonts w:ascii="Georgia" w:hAnsi="Georgia" w:cs="SBL Hebrew" w:eastAsia="Georgia"/>
+          <w:b w:val="0"/>
+          <w:i w:val="0"/>
+          <w:color w:val="1A1A1A"/>
+          <w:sz w:val="22"/>
+        </w:rPr>
+        <w:t xml:space="preserve">) is inserted between two </w:t>
       </w:r>
       <w:r>
         <w:rPr>
@@ -1074,7 +1554,27 @@
           <w:color w:val="1A1A1A"/>
           <w:sz w:val="22"/>
         </w:rPr>
-        <w:t xml:space="preserve">. The difficulty was felt from the Geonic period forward and is the seed from which nearly every other issue treated in this </w:t>
+        <w:t xml:space="preserve"> (</w:t>
+      </w:r>
+      <w:r>
+        <w:rPr>
+          <w:rFonts w:ascii="SBL Hebrew" w:hAnsi="SBL Hebrew" w:cs="SBL Hebrew" w:eastAsia="SBL Hebrew"/>
+          <w:b w:val="0"/>
+          <w:i w:val="0"/>
+          <w:color w:val="1A1A1A"/>
+          <w:sz w:val="22"/>
+        </w:rPr>
+        <w:t>כְּתוּבִים</w:t>
+      </w:r>
+      <w:r>
+        <w:rPr>
+          <w:rFonts w:ascii="Georgia" w:hAnsi="Georgia" w:cs="SBL Hebrew" w:eastAsia="Georgia"/>
+          <w:b w:val="0"/>
+          <w:i w:val="0"/>
+          <w:color w:val="1A1A1A"/>
+          <w:sz w:val="22"/>
+        </w:rPr>
+        <w:t xml:space="preserve">). The difficulty was felt from the Geonic period forward and is the seed from which nearly every other issue treated in this </w:t>
       </w:r>
       <w:r>
         <w:rPr>
@@ -1193,7 +1693,27 @@
           <w:color w:val="1A1A1A"/>
           <w:sz w:val="22"/>
         </w:rPr>
-        <w:t xml:space="preserve"> of </w:t>
+        <w:t xml:space="preserve"> (</w:t>
+      </w:r>
+      <w:r>
+        <w:rPr>
+          <w:rFonts w:ascii="SBL Hebrew" w:hAnsi="SBL Hebrew" w:cs="SBL Hebrew" w:eastAsia="SBL Hebrew"/>
+          <w:b w:val="0"/>
+          <w:i w:val="0"/>
+          <w:color w:val="1A1A1A"/>
+          <w:sz w:val="22"/>
+        </w:rPr>
+        <w:t>יְשִׁיבוֹת</w:t>
+      </w:r>
+      <w:r>
+        <w:rPr>
+          <w:rFonts w:ascii="Georgia" w:hAnsi="Georgia" w:cs="SBL Hebrew" w:eastAsia="Georgia"/>
+          <w:b w:val="0"/>
+          <w:i w:val="0"/>
+          <w:color w:val="1A1A1A"/>
+          <w:sz w:val="22"/>
+        </w:rPr>
+        <w:t xml:space="preserve">) of </w:t>
       </w:r>
       <w:r>
         <w:rPr>
@@ -1213,7 +1733,27 @@
           <w:color w:val="1A1A1A"/>
           <w:sz w:val="22"/>
         </w:rPr>
-        <w:t xml:space="preserve"> and </w:t>
+        <w:t xml:space="preserve"> (</w:t>
+      </w:r>
+      <w:r>
+        <w:rPr>
+          <w:rFonts w:ascii="SBL Hebrew" w:hAnsi="SBL Hebrew" w:cs="SBL Hebrew" w:eastAsia="SBL Hebrew"/>
+          <w:b w:val="0"/>
+          <w:i w:val="0"/>
+          <w:color w:val="1A1A1A"/>
+          <w:sz w:val="22"/>
+        </w:rPr>
+        <w:t>סוּרָא</w:t>
+      </w:r>
+      <w:r>
+        <w:rPr>
+          <w:rFonts w:ascii="Georgia" w:hAnsi="Georgia" w:cs="SBL Hebrew" w:eastAsia="Georgia"/>
+          <w:b w:val="0"/>
+          <w:i w:val="0"/>
+          <w:color w:val="1A1A1A"/>
+          <w:sz w:val="22"/>
+        </w:rPr>
+        <w:t xml:space="preserve">) and </w:t>
       </w:r>
       <w:r>
         <w:rPr>
@@ -1233,7 +1773,27 @@
           <w:color w:val="1A1A1A"/>
           <w:sz w:val="22"/>
         </w:rPr>
-        <w:t xml:space="preserve"> did </w:t>
+        <w:t xml:space="preserve"> (</w:t>
+      </w:r>
+      <w:r>
+        <w:rPr>
+          <w:rFonts w:ascii="SBL Hebrew" w:hAnsi="SBL Hebrew" w:cs="SBL Hebrew" w:eastAsia="SBL Hebrew"/>
+          <w:b w:val="0"/>
+          <w:i w:val="0"/>
+          <w:color w:val="1A1A1A"/>
+          <w:sz w:val="22"/>
+        </w:rPr>
+        <w:t>פּוּמְבְּדִיתָא</w:t>
+      </w:r>
+      <w:r>
+        <w:rPr>
+          <w:rFonts w:ascii="Georgia" w:hAnsi="Georgia" w:cs="SBL Hebrew" w:eastAsia="Georgia"/>
+          <w:b w:val="0"/>
+          <w:i w:val="0"/>
+          <w:color w:val="1A1A1A"/>
+          <w:sz w:val="22"/>
+        </w:rPr>
+        <w:t xml:space="preserve">) did </w:t>
       </w:r>
       <w:r>
         <w:rPr>
@@ -1332,7 +1892,27 @@
           <w:color w:val="1A1A1A"/>
           <w:sz w:val="22"/>
         </w:rPr>
-        <w:t xml:space="preserve">, offers the sharpest halachic resolution: one wishing to recite </w:t>
+        <w:t xml:space="preserve"> (</w:t>
+      </w:r>
+      <w:r>
+        <w:rPr>
+          <w:rFonts w:ascii="SBL Hebrew" w:hAnsi="SBL Hebrew" w:cs="SBL Hebrew" w:eastAsia="SBL Hebrew"/>
+          <w:b w:val="0"/>
+          <w:i w:val="0"/>
+          <w:color w:val="1A1A1A"/>
+          <w:sz w:val="22"/>
+        </w:rPr>
+        <w:t>הִלְכוֹת תְּפִלָּה</w:t>
+      </w:r>
+      <w:r>
+        <w:rPr>
+          <w:rFonts w:ascii="Georgia" w:hAnsi="Georgia" w:cs="SBL Hebrew" w:eastAsia="Georgia"/>
+          <w:b w:val="0"/>
+          <w:i w:val="0"/>
+          <w:color w:val="1A1A1A"/>
+          <w:sz w:val="22"/>
+        </w:rPr>
+        <w:t xml:space="preserve">), offers the sharpest halachic resolution: one wishing to recite </w:t>
       </w:r>
       <w:r>
         <w:rPr>
@@ -1562,7 +2142,27 @@
           <w:color w:val="1A1A1A"/>
           <w:sz w:val="22"/>
         </w:rPr>
-        <w:t xml:space="preserve"> daily in place of </w:t>
+        <w:t xml:space="preserve"> (</w:t>
+      </w:r>
+      <w:r>
+        <w:rPr>
+          <w:rFonts w:ascii="SBL Hebrew" w:hAnsi="SBL Hebrew" w:cs="SBL Hebrew" w:eastAsia="SBL Hebrew"/>
+          <w:b w:val="0"/>
+          <w:i w:val="0"/>
+          <w:color w:val="1A1A1A"/>
+          <w:sz w:val="22"/>
+        </w:rPr>
+        <w:t>הַאֲזִינוּ</w:t>
+      </w:r>
+      <w:r>
+        <w:rPr>
+          <w:rFonts w:ascii="Georgia" w:hAnsi="Georgia" w:cs="SBL Hebrew" w:eastAsia="Georgia"/>
+          <w:b w:val="0"/>
+          <w:i w:val="0"/>
+          <w:color w:val="1A1A1A"/>
+          <w:sz w:val="22"/>
+        </w:rPr>
+        <w:t xml:space="preserve">) daily in place of </w:t>
       </w:r>
       <w:r>
         <w:rPr>
@@ -1602,7 +2202,27 @@
           <w:color w:val="1A1A1A"/>
           <w:sz w:val="22"/>
         </w:rPr>
-        <w:t xml:space="preserve">; both share the compositional stichography that marks them apart from ordinary narrative. Some communities even substitute </w:t>
+        <w:t xml:space="preserve"> (</w:t>
+      </w:r>
+      <w:r>
+        <w:rPr>
+          <w:rFonts w:ascii="SBL Hebrew" w:hAnsi="SBL Hebrew" w:cs="SBL Hebrew" w:eastAsia="SBL Hebrew"/>
+          <w:b w:val="0"/>
+          <w:i w:val="0"/>
+          <w:color w:val="1A1A1A"/>
+          <w:sz w:val="22"/>
+        </w:rPr>
+        <w:t>שִׁירָה</w:t>
+      </w:r>
+      <w:r>
+        <w:rPr>
+          <w:rFonts w:ascii="Georgia" w:hAnsi="Georgia" w:cs="SBL Hebrew" w:eastAsia="Georgia"/>
+          <w:b w:val="0"/>
+          <w:i w:val="0"/>
+          <w:color w:val="1A1A1A"/>
+          <w:sz w:val="22"/>
+        </w:rPr>
+        <w:t xml:space="preserve">); both share the compositional stichography that marks them apart from ordinary narrative. Some communities even substitute </w:t>
       </w:r>
       <w:r>
         <w:rPr>
@@ -1662,7 +2282,27 @@
           <w:color w:val="1A1A1A"/>
           <w:sz w:val="22"/>
         </w:rPr>
-        <w:t xml:space="preserve">, when the tone of triumph proper to </w:t>
+        <w:t xml:space="preserve"> (</w:t>
+      </w:r>
+      <w:r>
+        <w:rPr>
+          <w:rFonts w:ascii="SBL Hebrew" w:hAnsi="SBL Hebrew" w:cs="SBL Hebrew" w:eastAsia="SBL Hebrew"/>
+          <w:b w:val="0"/>
+          <w:i w:val="0"/>
+          <w:color w:val="1A1A1A"/>
+          <w:sz w:val="22"/>
+        </w:rPr>
+        <w:t>תִּשְׁעָה בְּאָב</w:t>
+      </w:r>
+      <w:r>
+        <w:rPr>
+          <w:rFonts w:ascii="Georgia" w:hAnsi="Georgia" w:cs="SBL Hebrew" w:eastAsia="Georgia"/>
+          <w:b w:val="0"/>
+          <w:i w:val="0"/>
+          <w:color w:val="1A1A1A"/>
+          <w:sz w:val="22"/>
+        </w:rPr>
+        <w:t xml:space="preserve">), when the tone of triumph proper to </w:t>
       </w:r>
       <w:r>
         <w:rPr>
@@ -1682,7 +2322,27 @@
           <w:color w:val="1A1A1A"/>
           <w:sz w:val="22"/>
         </w:rPr>
-        <w:t xml:space="preserve"> is felt to be out of place. The variability is instructive: what mattered to the framers of the </w:t>
+        <w:t xml:space="preserve"> (</w:t>
+      </w:r>
+      <w:r>
+        <w:rPr>
+          <w:rFonts w:ascii="SBL Hebrew" w:hAnsi="SBL Hebrew" w:cs="SBL Hebrew" w:eastAsia="SBL Hebrew"/>
+          <w:b w:val="0"/>
+          <w:i w:val="0"/>
+          <w:color w:val="1A1A1A"/>
+          <w:sz w:val="22"/>
+        </w:rPr>
+        <w:t>שִׁירַת הַיָּם</w:t>
+      </w:r>
+      <w:r>
+        <w:rPr>
+          <w:rFonts w:ascii="Georgia" w:hAnsi="Georgia" w:cs="SBL Hebrew" w:eastAsia="Georgia"/>
+          <w:b w:val="0"/>
+          <w:i w:val="0"/>
+          <w:color w:val="1A1A1A"/>
+          <w:sz w:val="22"/>
+        </w:rPr>
+        <w:t xml:space="preserve">) is felt to be out of place. The variability is instructive: what mattered to the framers of the </w:t>
       </w:r>
       <w:r>
         <w:rPr>
@@ -1836,7 +2496,27 @@
           <w:color w:val="1A1A1A"/>
           <w:sz w:val="22"/>
         </w:rPr>
-        <w:t xml:space="preserve"> is preserved in the </w:t>
+        <w:t xml:space="preserve"> (</w:t>
+      </w:r>
+      <w:r>
+        <w:rPr>
+          <w:rFonts w:ascii="SBL Hebrew" w:hAnsi="SBL Hebrew" w:cs="SBL Hebrew" w:eastAsia="SBL Hebrew"/>
+          <w:b w:val="0"/>
+          <w:i w:val="0"/>
+          <w:color w:val="1A1A1A"/>
+          <w:sz w:val="22"/>
+        </w:rPr>
+        <w:t>מִנְהָג</w:t>
+      </w:r>
+      <w:r>
+        <w:rPr>
+          <w:rFonts w:ascii="Georgia" w:hAnsi="Georgia" w:cs="SBL Hebrew" w:eastAsia="Georgia"/>
+          <w:b w:val="0"/>
+          <w:i w:val="0"/>
+          <w:color w:val="1A1A1A"/>
+          <w:sz w:val="22"/>
+        </w:rPr>
+        <w:t xml:space="preserve">) is preserved in the </w:t>
       </w:r>
       <w:r>
         <w:rPr>
@@ -1915,7 +2595,27 @@
           <w:color w:val="1A1A1A"/>
           <w:sz w:val="22"/>
         </w:rPr>
-        <w:t xml:space="preserve"> attributing the institution of the practice to </w:t>
+        <w:t xml:space="preserve"> (</w:t>
+      </w:r>
+      <w:r>
+        <w:rPr>
+          <w:rFonts w:ascii="SBL Hebrew" w:hAnsi="SBL Hebrew" w:cs="SBL Hebrew" w:eastAsia="SBL Hebrew"/>
+          <w:b w:val="0"/>
+          <w:i w:val="0"/>
+          <w:color w:val="1A1A1A"/>
+          <w:sz w:val="22"/>
+        </w:rPr>
+        <w:t>כְּתָב יָד</w:t>
+      </w:r>
+      <w:r>
+        <w:rPr>
+          <w:rFonts w:ascii="Georgia" w:hAnsi="Georgia" w:cs="SBL Hebrew" w:eastAsia="Georgia"/>
+          <w:b w:val="0"/>
+          <w:i w:val="0"/>
+          <w:color w:val="1A1A1A"/>
+          <w:sz w:val="22"/>
+        </w:rPr>
+        <w:t xml:space="preserve">) attributing the institution of the practice to </w:t>
       </w:r>
       <w:r>
         <w:rPr>
@@ -1955,7 +2655,27 @@
           <w:color w:val="1A1A1A"/>
           <w:sz w:val="22"/>
         </w:rPr>
-        <w:t xml:space="preserve"> of the Geonic period. This same R’ Moshe ben Kalonymos is the author of two </w:t>
+        <w:t xml:space="preserve"> (</w:t>
+      </w:r>
+      <w:r>
+        <w:rPr>
+          <w:rFonts w:ascii="SBL Hebrew" w:hAnsi="SBL Hebrew" w:cs="SBL Hebrew" w:eastAsia="SBL Hebrew"/>
+          <w:b w:val="0"/>
+          <w:i w:val="0"/>
+          <w:color w:val="1A1A1A"/>
+          <w:sz w:val="22"/>
+        </w:rPr>
+        <w:t>חָכָם</w:t>
+      </w:r>
+      <w:r>
+        <w:rPr>
+          <w:rFonts w:ascii="Georgia" w:hAnsi="Georgia" w:cs="SBL Hebrew" w:eastAsia="Georgia"/>
+          <w:b w:val="0"/>
+          <w:i w:val="0"/>
+          <w:color w:val="1A1A1A"/>
+          <w:sz w:val="22"/>
+        </w:rPr>
+        <w:t xml:space="preserve">) of the Geonic period. This same R’ Moshe ben Kalonymos is the author of two </w:t>
       </w:r>
       <w:r>
         <w:rPr>
@@ -1975,7 +2695,27 @@
           <w:color w:val="1A1A1A"/>
           <w:sz w:val="22"/>
         </w:rPr>
-        <w:t xml:space="preserve"> that every Jewish home still sings each week: </w:t>
+        <w:t xml:space="preserve"> (</w:t>
+      </w:r>
+      <w:r>
+        <w:rPr>
+          <w:rFonts w:ascii="SBL Hebrew" w:hAnsi="SBL Hebrew" w:cs="SBL Hebrew" w:eastAsia="SBL Hebrew"/>
+          <w:b w:val="0"/>
+          <w:i w:val="0"/>
+          <w:color w:val="1A1A1A"/>
+          <w:sz w:val="22"/>
+        </w:rPr>
+        <w:t>פִּיּוּטִים</w:t>
+      </w:r>
+      <w:r>
+        <w:rPr>
+          <w:rFonts w:ascii="Georgia" w:hAnsi="Georgia" w:cs="SBL Hebrew" w:eastAsia="Georgia"/>
+          <w:b w:val="0"/>
+          <w:i w:val="0"/>
+          <w:color w:val="1A1A1A"/>
+          <w:sz w:val="22"/>
+        </w:rPr>
+        <w:t xml:space="preserve">) that every Jewish home still sings each week: </w:t>
       </w:r>
       <w:r>
         <w:rPr>
@@ -1995,7 +2735,27 @@
           <w:color w:val="1A1A1A"/>
           <w:sz w:val="22"/>
         </w:rPr>
-        <w:t xml:space="preserve">, sung at the daytime </w:t>
+        <w:t xml:space="preserve"> (</w:t>
+      </w:r>
+      <w:r>
+        <w:rPr>
+          <w:rFonts w:ascii="SBL Hebrew" w:hAnsi="SBL Hebrew" w:cs="SBL Hebrew" w:eastAsia="SBL Hebrew"/>
+          <w:b w:val="0"/>
+          <w:i w:val="0"/>
+          <w:color w:val="1A1A1A"/>
+          <w:sz w:val="22"/>
+        </w:rPr>
+        <w:t>כֹּל מְקַדֵּשׁ שְׁבִיעִי</w:t>
+      </w:r>
+      <w:r>
+        <w:rPr>
+          <w:rFonts w:ascii="Georgia" w:hAnsi="Georgia" w:cs="SBL Hebrew" w:eastAsia="Georgia"/>
+          <w:b w:val="0"/>
+          <w:i w:val="0"/>
+          <w:color w:val="1A1A1A"/>
+          <w:sz w:val="22"/>
+        </w:rPr>
+        <w:t xml:space="preserve">), sung at the daytime </w:t>
       </w:r>
       <w:r>
         <w:rPr>
@@ -2015,7 +2775,27 @@
           <w:color w:val="1A1A1A"/>
           <w:sz w:val="22"/>
         </w:rPr>
-        <w:t xml:space="preserve"> </w:t>
+        <w:t xml:space="preserve"> (</w:t>
+      </w:r>
+      <w:r>
+        <w:rPr>
+          <w:rFonts w:ascii="SBL Hebrew" w:hAnsi="SBL Hebrew" w:cs="SBL Hebrew" w:eastAsia="SBL Hebrew"/>
+          <w:b w:val="0"/>
+          <w:i w:val="0"/>
+          <w:color w:val="1A1A1A"/>
+          <w:sz w:val="22"/>
+        </w:rPr>
+        <w:t>שַׁבָּת</w:t>
+      </w:r>
+      <w:r>
+        <w:rPr>
+          <w:rFonts w:ascii="Georgia" w:hAnsi="Georgia" w:cs="SBL Hebrew" w:eastAsia="Georgia"/>
+          <w:b w:val="0"/>
+          <w:i w:val="0"/>
+          <w:color w:val="1A1A1A"/>
+          <w:sz w:val="22"/>
+        </w:rPr>
+        <w:t xml:space="preserve">) </w:t>
       </w:r>
       <w:r>
         <w:rPr>
@@ -2035,7 +2815,27 @@
           <w:color w:val="1A1A1A"/>
           <w:sz w:val="22"/>
         </w:rPr>
-        <w:t xml:space="preserve">, and </w:t>
+        <w:t xml:space="preserve"> (</w:t>
+      </w:r>
+      <w:r>
+        <w:rPr>
+          <w:rFonts w:ascii="SBL Hebrew" w:hAnsi="SBL Hebrew" w:cs="SBL Hebrew" w:eastAsia="SBL Hebrew"/>
+          <w:b w:val="0"/>
+          <w:i w:val="0"/>
+          <w:color w:val="1A1A1A"/>
+          <w:sz w:val="22"/>
+        </w:rPr>
+        <w:t>סְעוּדָה</w:t>
+      </w:r>
+      <w:r>
+        <w:rPr>
+          <w:rFonts w:ascii="Georgia" w:hAnsi="Georgia" w:cs="SBL Hebrew" w:eastAsia="Georgia"/>
+          <w:b w:val="0"/>
+          <w:i w:val="0"/>
+          <w:color w:val="1A1A1A"/>
+          <w:sz w:val="22"/>
+        </w:rPr>
+        <w:t xml:space="preserve">), and </w:t>
       </w:r>
       <w:r>
         <w:rPr>
@@ -2055,7 +2855,27 @@
           <w:color w:val="1A1A1A"/>
           <w:sz w:val="22"/>
         </w:rPr>
-        <w:t xml:space="preserve">, sung on Friday night. The </w:t>
+        <w:t xml:space="preserve"> (</w:t>
+      </w:r>
+      <w:r>
+        <w:rPr>
+          <w:rFonts w:ascii="SBL Hebrew" w:hAnsi="SBL Hebrew" w:cs="SBL Hebrew" w:eastAsia="SBL Hebrew"/>
+          <w:b w:val="0"/>
+          <w:i w:val="0"/>
+          <w:color w:val="1A1A1A"/>
+          <w:sz w:val="22"/>
+        </w:rPr>
+        <w:t>מְנוּחָה וְשִׂמְחָה</w:t>
+      </w:r>
+      <w:r>
+        <w:rPr>
+          <w:rFonts w:ascii="Georgia" w:hAnsi="Georgia" w:cs="SBL Hebrew" w:eastAsia="Georgia"/>
+          <w:b w:val="0"/>
+          <w:i w:val="0"/>
+          <w:color w:val="1A1A1A"/>
+          <w:sz w:val="22"/>
+        </w:rPr>
+        <w:t xml:space="preserve">), sung on Friday night. The </w:t>
       </w:r>
       <w:r>
         <w:rPr>
@@ -2075,7 +2895,27 @@
           <w:color w:val="1A1A1A"/>
           <w:sz w:val="22"/>
         </w:rPr>
-        <w:t xml:space="preserve"> whose fingerprint sits on the weekly </w:t>
+        <w:t xml:space="preserve"> (</w:t>
+      </w:r>
+      <w:r>
+        <w:rPr>
+          <w:rFonts w:ascii="SBL Hebrew" w:hAnsi="SBL Hebrew" w:cs="SBL Hebrew" w:eastAsia="SBL Hebrew"/>
+          <w:b w:val="0"/>
+          <w:i w:val="0"/>
+          <w:color w:val="1A1A1A"/>
+          <w:sz w:val="22"/>
+        </w:rPr>
+        <w:t>פַּיְטָן</w:t>
+      </w:r>
+      <w:r>
+        <w:rPr>
+          <w:rFonts w:ascii="Georgia" w:hAnsi="Georgia" w:cs="SBL Hebrew" w:eastAsia="Georgia"/>
+          <w:b w:val="0"/>
+          <w:i w:val="0"/>
+          <w:color w:val="1A1A1A"/>
+          <w:sz w:val="22"/>
+        </w:rPr>
+        <w:t xml:space="preserve">) whose fingerprint sits on the weekly </w:t>
       </w:r>
       <w:r>
         <w:rPr>
@@ -2095,7 +2935,27 @@
           <w:color w:val="1A1A1A"/>
           <w:sz w:val="22"/>
         </w:rPr>
-        <w:t xml:space="preserve"> of Klal Yisrael is the same figure who brought the daily </w:t>
+        <w:t xml:space="preserve"> (</w:t>
+      </w:r>
+      <w:r>
+        <w:rPr>
+          <w:rFonts w:ascii="SBL Hebrew" w:hAnsi="SBL Hebrew" w:cs="SBL Hebrew" w:eastAsia="SBL Hebrew"/>
+          <w:b w:val="0"/>
+          <w:i w:val="0"/>
+          <w:color w:val="1A1A1A"/>
+          <w:sz w:val="22"/>
+        </w:rPr>
+        <w:t>זְמִירוֹת</w:t>
+      </w:r>
+      <w:r>
+        <w:rPr>
+          <w:rFonts w:ascii="Georgia" w:hAnsi="Georgia" w:cs="SBL Hebrew" w:eastAsia="Georgia"/>
+          <w:b w:val="0"/>
+          <w:i w:val="0"/>
+          <w:color w:val="1A1A1A"/>
+          <w:sz w:val="22"/>
+        </w:rPr>
+        <w:t xml:space="preserve">) of Klal Yisrael is the same figure who brought the daily </w:t>
       </w:r>
       <w:r>
         <w:rPr>
@@ -2170,7 +3030,27 @@
           <w:color w:val="1A1A1A"/>
           <w:sz w:val="22"/>
         </w:rPr>
-        <w:t xml:space="preserve">. The Italian Jewish community traces its origin to those who were exiled from </w:t>
+        <w:t xml:space="preserve"> (</w:t>
+      </w:r>
+      <w:r>
+        <w:rPr>
+          <w:rFonts w:ascii="SBL Hebrew" w:hAnsi="SBL Hebrew" w:cs="SBL Hebrew" w:eastAsia="SBL Hebrew"/>
+          <w:b w:val="0"/>
+          <w:i w:val="0"/>
+          <w:color w:val="1A1A1A"/>
+          <w:sz w:val="22"/>
+        </w:rPr>
+        <w:t>חוּרְבָּן</w:t>
+      </w:r>
+      <w:r>
+        <w:rPr>
+          <w:rFonts w:ascii="Georgia" w:hAnsi="Georgia" w:cs="SBL Hebrew" w:eastAsia="Georgia"/>
+          <w:b w:val="0"/>
+          <w:i w:val="0"/>
+          <w:color w:val="1A1A1A"/>
+          <w:sz w:val="22"/>
+        </w:rPr>
+        <w:t xml:space="preserve">). The Italian Jewish community traces its origin to those who were exiled from </w:t>
       </w:r>
       <w:r>
         <w:rPr>
@@ -2190,7 +3070,27 @@
           <w:color w:val="1A1A1A"/>
           <w:sz w:val="22"/>
         </w:rPr>
-        <w:t xml:space="preserve"> in the aftermath of </w:t>
+        <w:t xml:space="preserve"> (</w:t>
+      </w:r>
+      <w:r>
+        <w:rPr>
+          <w:rFonts w:ascii="SBL Hebrew" w:hAnsi="SBL Hebrew" w:cs="SBL Hebrew" w:eastAsia="SBL Hebrew"/>
+          <w:b w:val="0"/>
+          <w:i w:val="0"/>
+          <w:color w:val="1A1A1A"/>
+          <w:sz w:val="22"/>
+        </w:rPr>
+        <w:t>יְרוּשָׁלַיִם</w:t>
+      </w:r>
+      <w:r>
+        <w:rPr>
+          <w:rFonts w:ascii="Georgia" w:hAnsi="Georgia" w:cs="SBL Hebrew" w:eastAsia="Georgia"/>
+          <w:b w:val="0"/>
+          <w:i w:val="0"/>
+          <w:color w:val="1A1A1A"/>
+          <w:sz w:val="22"/>
+        </w:rPr>
+        <w:t xml:space="preserve">) in the aftermath of </w:t>
       </w:r>
       <w:r>
         <w:rPr>
@@ -2210,7 +3110,27 @@
           <w:color w:val="1A1A1A"/>
           <w:sz w:val="22"/>
         </w:rPr>
-        <w:t xml:space="preserve">; the </w:t>
+        <w:t xml:space="preserve"> (</w:t>
+      </w:r>
+      <w:r>
+        <w:rPr>
+          <w:rFonts w:ascii="SBL Hebrew" w:hAnsi="SBL Hebrew" w:cs="SBL Hebrew" w:eastAsia="SBL Hebrew"/>
+          <w:b w:val="0"/>
+          <w:i w:val="0"/>
+          <w:color w:val="1A1A1A"/>
+          <w:sz w:val="22"/>
+        </w:rPr>
+        <w:t>בַּיִת שֵׁנִי</w:t>
+      </w:r>
+      <w:r>
+        <w:rPr>
+          <w:rFonts w:ascii="Georgia" w:hAnsi="Georgia" w:cs="SBL Hebrew" w:eastAsia="Georgia"/>
+          <w:b w:val="0"/>
+          <w:i w:val="0"/>
+          <w:color w:val="1A1A1A"/>
+          <w:sz w:val="22"/>
+        </w:rPr>
+        <w:t xml:space="preserve">); the </w:t>
       </w:r>
       <w:r>
         <w:rPr>
@@ -2230,7 +3150,27 @@
           <w:color w:val="1A1A1A"/>
           <w:sz w:val="22"/>
         </w:rPr>
-        <w:t xml:space="preserve"> — still preserved at the Roman synagogue, with its own distinctive variations — carries within it </w:t>
+        <w:t xml:space="preserve"> (</w:t>
+      </w:r>
+      <w:r>
+        <w:rPr>
+          <w:rFonts w:ascii="SBL Hebrew" w:hAnsi="SBL Hebrew" w:cs="SBL Hebrew" w:eastAsia="SBL Hebrew"/>
+          <w:b w:val="0"/>
+          <w:i w:val="0"/>
+          <w:color w:val="1A1A1A"/>
+          <w:sz w:val="22"/>
+        </w:rPr>
+        <w:t>מִנְהַג רוֹמָא</w:t>
+      </w:r>
+      <w:r>
+        <w:rPr>
+          <w:rFonts w:ascii="Georgia" w:hAnsi="Georgia" w:cs="SBL Hebrew" w:eastAsia="Georgia"/>
+          <w:b w:val="0"/>
+          <w:i w:val="0"/>
+          <w:color w:val="1A1A1A"/>
+          <w:sz w:val="22"/>
+        </w:rPr>
+        <w:t xml:space="preserve">) — still preserved at the Roman synagogue, with its own distinctive variations — carries within it </w:t>
       </w:r>
       <w:r>
         <w:rPr>
@@ -2250,7 +3190,27 @@
           <w:color w:val="1A1A1A"/>
           <w:sz w:val="22"/>
         </w:rPr>
-        <w:t xml:space="preserve"> from that early period. R’ Moshe ben Kalonymos traveled from Italy northward into Germany, where he encountered the Babylonian Geonic practice of omitting the daily </w:t>
+        <w:t xml:space="preserve"> (</w:t>
+      </w:r>
+      <w:r>
+        <w:rPr>
+          <w:rFonts w:ascii="SBL Hebrew" w:hAnsi="SBL Hebrew" w:cs="SBL Hebrew" w:eastAsia="SBL Hebrew"/>
+          <w:b w:val="0"/>
+          <w:i w:val="0"/>
+          <w:color w:val="1A1A1A"/>
+          <w:sz w:val="22"/>
+        </w:rPr>
+        <w:t>מְסוֹרוֹת</w:t>
+      </w:r>
+      <w:r>
+        <w:rPr>
+          <w:rFonts w:ascii="Georgia" w:hAnsi="Georgia" w:cs="SBL Hebrew" w:eastAsia="Georgia"/>
+          <w:b w:val="0"/>
+          <w:i w:val="0"/>
+          <w:color w:val="1A1A1A"/>
+          <w:sz w:val="22"/>
+        </w:rPr>
+        <w:t xml:space="preserve">) from that early period. R’ Moshe ben Kalonymos traveled from Italy northward into Germany, where he encountered the Babylonian Geonic practice of omitting the daily </w:t>
       </w:r>
       <w:r>
         <w:rPr>
@@ -2325,7 +3285,27 @@
           <w:color w:val="1A1A1A"/>
           <w:sz w:val="22"/>
         </w:rPr>
-        <w:t xml:space="preserve"> and </w:t>
+        <w:t xml:space="preserve"> (</w:t>
+      </w:r>
+      <w:r>
+        <w:rPr>
+          <w:rFonts w:ascii="SBL Hebrew" w:hAnsi="SBL Hebrew" w:cs="SBL Hebrew" w:eastAsia="SBL Hebrew"/>
+          <w:b w:val="0"/>
+          <w:i w:val="0"/>
+          <w:color w:val="1A1A1A"/>
+          <w:sz w:val="22"/>
+        </w:rPr>
+        <w:t>תַּלְמִיד</w:t>
+      </w:r>
+      <w:r>
+        <w:rPr>
+          <w:rFonts w:ascii="Georgia" w:hAnsi="Georgia" w:cs="SBL Hebrew" w:eastAsia="Georgia"/>
+          <w:b w:val="0"/>
+          <w:i w:val="0"/>
+          <w:color w:val="1A1A1A"/>
+          <w:sz w:val="22"/>
+        </w:rPr>
+        <w:t xml:space="preserve">) and </w:t>
       </w:r>
       <w:r>
         <w:rPr>
@@ -2345,7 +3325,27 @@
           <w:color w:val="1A1A1A"/>
           <w:sz w:val="22"/>
         </w:rPr>
-        <w:t xml:space="preserve"> of Rashi,</w:t>
+        <w:t xml:space="preserve"> (</w:t>
+      </w:r>
+      <w:r>
+        <w:rPr>
+          <w:rFonts w:ascii="SBL Hebrew" w:hAnsi="SBL Hebrew" w:cs="SBL Hebrew" w:eastAsia="SBL Hebrew"/>
+          <w:b w:val="0"/>
+          <w:i w:val="0"/>
+          <w:color w:val="1A1A1A"/>
+          <w:sz w:val="22"/>
+        </w:rPr>
+        <w:t>בַּר פְּלוּגְתָּא</w:t>
+      </w:r>
+      <w:r>
+        <w:rPr>
+          <w:rFonts w:ascii="Georgia" w:hAnsi="Georgia" w:cs="SBL Hebrew" w:eastAsia="Georgia"/>
+          <w:b w:val="0"/>
+          <w:i w:val="0"/>
+          <w:color w:val="1A1A1A"/>
+          <w:sz w:val="22"/>
+        </w:rPr>
+        <w:t>) of Rashi,</w:t>
       </w:r>
       <w:r>
         <w:rPr>
@@ -2384,7 +3384,27 @@
           <w:color w:val="1A1A1A"/>
           <w:sz w:val="22"/>
         </w:rPr>
-        <w:t xml:space="preserve"> from the Roman </w:t>
+        <w:t xml:space="preserve"> (</w:t>
+      </w:r>
+      <w:r>
+        <w:rPr>
+          <w:rFonts w:ascii="SBL Hebrew" w:hAnsi="SBL Hebrew" w:cs="SBL Hebrew" w:eastAsia="SBL Hebrew"/>
+          <w:b w:val="0"/>
+          <w:i w:val="0"/>
+          <w:color w:val="1A1A1A"/>
+          <w:sz w:val="22"/>
+        </w:rPr>
+        <w:t>תְּשׁוּבָה</w:t>
+      </w:r>
+      <w:r>
+        <w:rPr>
+          <w:rFonts w:ascii="Georgia" w:hAnsi="Georgia" w:cs="SBL Hebrew" w:eastAsia="Georgia"/>
+          <w:b w:val="0"/>
+          <w:i w:val="0"/>
+          <w:color w:val="1A1A1A"/>
+          <w:sz w:val="22"/>
+        </w:rPr>
+        <w:t xml:space="preserve">) from the Roman </w:t>
       </w:r>
       <w:r>
         <w:rPr>
@@ -2404,7 +3424,27 @@
           <w:color w:val="1A1A1A"/>
           <w:sz w:val="22"/>
         </w:rPr>
-        <w:t xml:space="preserve"> affirming that their </w:t>
+        <w:t xml:space="preserve"> (</w:t>
+      </w:r>
+      <w:r>
+        <w:rPr>
+          <w:rFonts w:ascii="SBL Hebrew" w:hAnsi="SBL Hebrew" w:cs="SBL Hebrew" w:eastAsia="SBL Hebrew"/>
+          <w:b w:val="0"/>
+          <w:i w:val="0"/>
+          <w:color w:val="1A1A1A"/>
+          <w:sz w:val="22"/>
+        </w:rPr>
+        <w:t>קְהִלָּה</w:t>
+      </w:r>
+      <w:r>
+        <w:rPr>
+          <w:rFonts w:ascii="Georgia" w:hAnsi="Georgia" w:cs="SBL Hebrew" w:eastAsia="Georgia"/>
+          <w:b w:val="0"/>
+          <w:i w:val="0"/>
+          <w:color w:val="1A1A1A"/>
+          <w:sz w:val="22"/>
+        </w:rPr>
+        <w:t xml:space="preserve">) affirming that their </w:t>
       </w:r>
       <w:r>
         <w:rPr>
@@ -2702,7 +3742,27 @@
           <w:color w:val="1A1A1A"/>
           <w:sz w:val="22"/>
         </w:rPr>
-        <w:t xml:space="preserve"> on the placement of </w:t>
+        <w:t xml:space="preserve"> (</w:t>
+      </w:r>
+      <w:r>
+        <w:rPr>
+          <w:rFonts w:ascii="SBL Hebrew" w:hAnsi="SBL Hebrew" w:cs="SBL Hebrew" w:eastAsia="SBL Hebrew"/>
+          <w:b w:val="0"/>
+          <w:i w:val="0"/>
+          <w:color w:val="1A1A1A"/>
+          <w:sz w:val="22"/>
+        </w:rPr>
+        <w:t>קֻשְׁיָא</w:t>
+      </w:r>
+      <w:r>
+        <w:rPr>
+          <w:rFonts w:ascii="Georgia" w:hAnsi="Georgia" w:cs="SBL Hebrew" w:eastAsia="Georgia"/>
+          <w:b w:val="0"/>
+          <w:i w:val="0"/>
+          <w:color w:val="1A1A1A"/>
+          <w:sz w:val="22"/>
+        </w:rPr>
+        <w:t xml:space="preserve">) on the placement of </w:t>
       </w:r>
       <w:r>
         <w:rPr>
@@ -2742,7 +3802,27 @@
           <w:color w:val="1A1A1A"/>
           <w:sz w:val="22"/>
         </w:rPr>
-        <w:t xml:space="preserve"> derived from the </w:t>
+        <w:t xml:space="preserve"> (</w:t>
+      </w:r>
+      <w:r>
+        <w:rPr>
+          <w:rFonts w:ascii="SBL Hebrew" w:hAnsi="SBL Hebrew" w:cs="SBL Hebrew" w:eastAsia="SBL Hebrew"/>
+          <w:b w:val="0"/>
+          <w:i w:val="0"/>
+          <w:color w:val="1A1A1A"/>
+          <w:sz w:val="22"/>
+        </w:rPr>
+        <w:t>כְּלָל</w:t>
+      </w:r>
+      <w:r>
+        <w:rPr>
+          <w:rFonts w:ascii="Georgia" w:hAnsi="Georgia" w:cs="SBL Hebrew" w:eastAsia="Georgia"/>
+          <w:b w:val="0"/>
+          <w:i w:val="0"/>
+          <w:color w:val="1A1A1A"/>
+          <w:sz w:val="22"/>
+        </w:rPr>
+        <w:t xml:space="preserve">) derived from the </w:t>
       </w:r>
       <w:r>
         <w:rPr>
@@ -2762,7 +3842,27 @@
           <w:color w:val="1A1A1A"/>
           <w:sz w:val="22"/>
         </w:rPr>
-        <w:t xml:space="preserve"> in </w:t>
+        <w:t xml:space="preserve"> (</w:t>
+      </w:r>
+      <w:r>
+        <w:rPr>
+          <w:rFonts w:ascii="SBL Hebrew" w:hAnsi="SBL Hebrew" w:cs="SBL Hebrew" w:eastAsia="SBL Hebrew"/>
+          <w:b w:val="0"/>
+          <w:i w:val="0"/>
+          <w:color w:val="1A1A1A"/>
+          <w:sz w:val="22"/>
+        </w:rPr>
+        <w:t>גְּמָרָא</w:t>
+      </w:r>
+      <w:r>
+        <w:rPr>
+          <w:rFonts w:ascii="Georgia" w:hAnsi="Georgia" w:cs="SBL Hebrew" w:eastAsia="Georgia"/>
+          <w:b w:val="0"/>
+          <w:i w:val="0"/>
+          <w:color w:val="1A1A1A"/>
+          <w:sz w:val="22"/>
+        </w:rPr>
+        <w:t xml:space="preserve">) in </w:t>
       </w:r>
       <w:r>
         <w:rPr>
@@ -2773,6 +3873,36 @@
           <w:sz w:val="22"/>
         </w:rPr>
         <w:t>Rosh Hashanah</w:t>
+      </w:r>
+      <w:r>
+        <w:rPr>
+          <w:rFonts w:ascii="Georgia" w:hAnsi="Georgia" w:cs="SBL Hebrew" w:eastAsia="Georgia"/>
+          <w:b w:val="0"/>
+          <w:i w:val="0"/>
+          <w:color w:val="1A1A1A"/>
+          <w:sz w:val="22"/>
+        </w:rPr>
+        <w:t xml:space="preserve"> (</w:t>
+      </w:r>
+      <w:r>
+        <w:rPr>
+          <w:rFonts w:ascii="SBL Hebrew" w:hAnsi="SBL Hebrew" w:cs="SBL Hebrew" w:eastAsia="SBL Hebrew"/>
+          <w:b w:val="0"/>
+          <w:i w:val="0"/>
+          <w:color w:val="1A1A1A"/>
+          <w:sz w:val="22"/>
+        </w:rPr>
+        <w:t>רֹאשׁ הַשָּׁנָה</w:t>
+      </w:r>
+      <w:r>
+        <w:rPr>
+          <w:rFonts w:ascii="Georgia" w:hAnsi="Georgia" w:cs="SBL Hebrew" w:eastAsia="Georgia"/>
+          <w:b w:val="0"/>
+          <w:i w:val="0"/>
+          <w:color w:val="1A1A1A"/>
+          <w:sz w:val="22"/>
+        </w:rPr>
+        <w:t>)</w:t>
       </w:r>
       <w:r>
         <w:rPr>
@@ -2811,7 +3941,27 @@
           <w:color w:val="1A1A1A"/>
           <w:sz w:val="22"/>
         </w:rPr>
-        <w:t xml:space="preserve">, </w:t>
+        <w:t xml:space="preserve"> (</w:t>
+      </w:r>
+      <w:r>
+        <w:rPr>
+          <w:rFonts w:ascii="SBL Hebrew" w:hAnsi="SBL Hebrew" w:cs="SBL Hebrew" w:eastAsia="SBL Hebrew"/>
+          <w:b w:val="0"/>
+          <w:i w:val="0"/>
+          <w:color w:val="1A1A1A"/>
+          <w:sz w:val="22"/>
+        </w:rPr>
+        <w:t>מַלְכֻיוֹת</w:t>
+      </w:r>
+      <w:r>
+        <w:rPr>
+          <w:rFonts w:ascii="Georgia" w:hAnsi="Georgia" w:cs="SBL Hebrew" w:eastAsia="Georgia"/>
+          <w:b w:val="0"/>
+          <w:i w:val="0"/>
+          <w:color w:val="1A1A1A"/>
+          <w:sz w:val="22"/>
+        </w:rPr>
+        <w:t xml:space="preserve">), </w:t>
       </w:r>
       <w:r>
         <w:rPr>
@@ -2831,7 +3981,27 @@
           <w:color w:val="1A1A1A"/>
           <w:sz w:val="22"/>
         </w:rPr>
-        <w:t xml:space="preserve">, and </w:t>
+        <w:t xml:space="preserve"> (</w:t>
+      </w:r>
+      <w:r>
+        <w:rPr>
+          <w:rFonts w:ascii="SBL Hebrew" w:hAnsi="SBL Hebrew" w:cs="SBL Hebrew" w:eastAsia="SBL Hebrew"/>
+          <w:b w:val="0"/>
+          <w:i w:val="0"/>
+          <w:color w:val="1A1A1A"/>
+          <w:sz w:val="22"/>
+        </w:rPr>
+        <w:t>זִכְרוֹנוֹת</w:t>
+      </w:r>
+      <w:r>
+        <w:rPr>
+          <w:rFonts w:ascii="Georgia" w:hAnsi="Georgia" w:cs="SBL Hebrew" w:eastAsia="Georgia"/>
+          <w:b w:val="0"/>
+          <w:i w:val="0"/>
+          <w:color w:val="1A1A1A"/>
+          <w:sz w:val="22"/>
+        </w:rPr>
+        <w:t xml:space="preserve">), and </w:t>
       </w:r>
       <w:r>
         <w:rPr>
@@ -2851,7 +4021,27 @@
           <w:color w:val="1A1A1A"/>
           <w:sz w:val="22"/>
         </w:rPr>
-        <w:t xml:space="preserve">: when reciting a series of </w:t>
+        <w:t xml:space="preserve"> (</w:t>
+      </w:r>
+      <w:r>
+        <w:rPr>
+          <w:rFonts w:ascii="SBL Hebrew" w:hAnsi="SBL Hebrew" w:cs="SBL Hebrew" w:eastAsia="SBL Hebrew"/>
+          <w:b w:val="0"/>
+          <w:i w:val="0"/>
+          <w:color w:val="1A1A1A"/>
+          <w:sz w:val="22"/>
+        </w:rPr>
+        <w:t>שׁוֹפְרוֹת</w:t>
+      </w:r>
+      <w:r>
+        <w:rPr>
+          <w:rFonts w:ascii="Georgia" w:hAnsi="Georgia" w:cs="SBL Hebrew" w:eastAsia="Georgia"/>
+          <w:b w:val="0"/>
+          <w:i w:val="0"/>
+          <w:color w:val="1A1A1A"/>
+          <w:sz w:val="22"/>
+        </w:rPr>
+        <w:t xml:space="preserve">): when reciting a series of </w:t>
       </w:r>
       <w:r>
         <w:rPr>
@@ -2871,7 +4061,27 @@
           <w:color w:val="1A1A1A"/>
           <w:sz w:val="22"/>
         </w:rPr>
-        <w:t xml:space="preserve"> together, they are arranged in the order </w:t>
+        <w:t xml:space="preserve"> (</w:t>
+      </w:r>
+      <w:r>
+        <w:rPr>
+          <w:rFonts w:ascii="SBL Hebrew" w:hAnsi="SBL Hebrew" w:cs="SBL Hebrew" w:eastAsia="SBL Hebrew"/>
+          <w:b w:val="0"/>
+          <w:i w:val="0"/>
+          <w:color w:val="1A1A1A"/>
+          <w:sz w:val="22"/>
+        </w:rPr>
+        <w:t>פְּסוּקִים</w:t>
+      </w:r>
+      <w:r>
+        <w:rPr>
+          <w:rFonts w:ascii="Georgia" w:hAnsi="Georgia" w:cs="SBL Hebrew" w:eastAsia="Georgia"/>
+          <w:b w:val="0"/>
+          <w:i w:val="0"/>
+          <w:color w:val="1A1A1A"/>
+          <w:sz w:val="22"/>
+        </w:rPr>
+        <w:t xml:space="preserve">) together, they are arranged in the order </w:t>
       </w:r>
       <w:r>
         <w:rPr>
@@ -2891,7 +4101,27 @@
           <w:color w:val="1A1A1A"/>
           <w:sz w:val="22"/>
         </w:rPr>
-        <w:t xml:space="preserve">. In </w:t>
+        <w:t xml:space="preserve"> (</w:t>
+      </w:r>
+      <w:r>
+        <w:rPr>
+          <w:rFonts w:ascii="SBL Hebrew" w:hAnsi="SBL Hebrew" w:cs="SBL Hebrew" w:eastAsia="SBL Hebrew"/>
+          <w:b w:val="0"/>
+          <w:i w:val="0"/>
+          <w:color w:val="1A1A1A"/>
+          <w:sz w:val="22"/>
+        </w:rPr>
+        <w:t>תּוֹרָה → נְבִיאִים → כְּתוּבִים</w:t>
+      </w:r>
+      <w:r>
+        <w:rPr>
+          <w:rFonts w:ascii="Georgia" w:hAnsi="Georgia" w:cs="SBL Hebrew" w:eastAsia="Georgia"/>
+          <w:b w:val="0"/>
+          <w:i w:val="0"/>
+          <w:color w:val="1A1A1A"/>
+          <w:sz w:val="22"/>
+        </w:rPr>
+        <w:t xml:space="preserve">). In </w:t>
       </w:r>
       <w:r>
         <w:rPr>
@@ -2931,7 +4161,27 @@
           <w:color w:val="1A1A1A"/>
           <w:sz w:val="22"/>
         </w:rPr>
-        <w:t xml:space="preserve"> — drawn from </w:t>
+        <w:t xml:space="preserve"> (</w:t>
+      </w:r>
+      <w:r>
+        <w:rPr>
+          <w:rFonts w:ascii="SBL Hebrew" w:hAnsi="SBL Hebrew" w:cs="SBL Hebrew" w:eastAsia="SBL Hebrew"/>
+          <w:b w:val="0"/>
+          <w:i w:val="0"/>
+          <w:color w:val="1A1A1A"/>
+          <w:sz w:val="22"/>
+        </w:rPr>
+        <w:t>הַלְלוּיוֹת</w:t>
+      </w:r>
+      <w:r>
+        <w:rPr>
+          <w:rFonts w:ascii="Georgia" w:hAnsi="Georgia" w:cs="SBL Hebrew" w:eastAsia="Georgia"/>
+          <w:b w:val="0"/>
+          <w:i w:val="0"/>
+          <w:color w:val="1A1A1A"/>
+          <w:sz w:val="22"/>
+        </w:rPr>
+        <w:t xml:space="preserve">) — drawn from </w:t>
       </w:r>
       <w:r>
         <w:rPr>
@@ -3101,6 +4351,36 @@
       <w:r>
         <w:rPr>
           <w:rFonts w:ascii="Georgia" w:hAnsi="Georgia" w:cs="SBL Hebrew" w:eastAsia="Georgia"/>
+          <w:b w:val="0"/>
+          <w:i w:val="0"/>
+          <w:color w:val="1A1A1A"/>
+          <w:sz w:val="22"/>
+        </w:rPr>
+        <w:t xml:space="preserve"> (</w:t>
+      </w:r>
+      <w:r>
+        <w:rPr>
+          <w:rFonts w:ascii="SBL Hebrew" w:hAnsi="SBL Hebrew" w:cs="SBL Hebrew" w:eastAsia="SBL Hebrew"/>
+          <w:b w:val="0"/>
+          <w:i w:val="0"/>
+          <w:color w:val="1A1A1A"/>
+          <w:sz w:val="22"/>
+        </w:rPr>
+        <w:t>זוֹהַר הַקָּדוֹשׁ</w:t>
+      </w:r>
+      <w:r>
+        <w:rPr>
+          <w:rFonts w:ascii="Georgia" w:hAnsi="Georgia" w:cs="SBL Hebrew" w:eastAsia="Georgia"/>
+          <w:b w:val="0"/>
+          <w:i w:val="0"/>
+          <w:color w:val="1A1A1A"/>
+          <w:sz w:val="22"/>
+        </w:rPr>
+        <w:t>)</w:t>
+      </w:r>
+      <w:r>
+        <w:rPr>
+          <w:rFonts w:ascii="Georgia" w:hAnsi="Georgia" w:cs="SBL Hebrew" w:eastAsia="Georgia"/>
           <w:color w:val="B8860B"/>
           <w:sz w:val="16"/>
           <w:vertAlign w:val="superscript"/>
@@ -3175,7 +4455,27 @@
           <w:color w:val="1A1A1A"/>
           <w:sz w:val="22"/>
         </w:rPr>
-        <w:t xml:space="preserve">, </w:t>
+        <w:t xml:space="preserve"> (</w:t>
+      </w:r>
+      <w:r>
+        <w:rPr>
+          <w:rFonts w:ascii="SBL Hebrew" w:hAnsi="SBL Hebrew" w:cs="SBL Hebrew" w:eastAsia="SBL Hebrew"/>
+          <w:b w:val="0"/>
+          <w:i w:val="0"/>
+          <w:color w:val="1A1A1A"/>
+          <w:sz w:val="22"/>
+        </w:rPr>
+        <w:t>עַל פִּי סוֹד</w:t>
+      </w:r>
+      <w:r>
+        <w:rPr>
+          <w:rFonts w:ascii="Georgia" w:hAnsi="Georgia" w:cs="SBL Hebrew" w:eastAsia="Georgia"/>
+          <w:b w:val="0"/>
+          <w:i w:val="0"/>
+          <w:color w:val="1A1A1A"/>
+          <w:sz w:val="22"/>
+        </w:rPr>
+        <w:t xml:space="preserve">), </w:t>
       </w:r>
       <w:r>
         <w:rPr>
@@ -3215,7 +4515,27 @@
           <w:color w:val="1A1A1A"/>
           <w:sz w:val="22"/>
         </w:rPr>
-        <w:t xml:space="preserve">, the first of the </w:t>
+        <w:t xml:space="preserve"> (</w:t>
+      </w:r>
+      <w:r>
+        <w:rPr>
+          <w:rFonts w:ascii="SBL Hebrew" w:hAnsi="SBL Hebrew" w:cs="SBL Hebrew" w:eastAsia="SBL Hebrew"/>
+          <w:b w:val="0"/>
+          <w:i w:val="0"/>
+          <w:color w:val="1A1A1A"/>
+          <w:sz w:val="22"/>
+        </w:rPr>
+        <w:t>יוֹצֵר אוֹר</w:t>
+      </w:r>
+      <w:r>
+        <w:rPr>
+          <w:rFonts w:ascii="Georgia" w:hAnsi="Georgia" w:cs="SBL Hebrew" w:eastAsia="Georgia"/>
+          <w:b w:val="0"/>
+          <w:i w:val="0"/>
+          <w:color w:val="1A1A1A"/>
+          <w:sz w:val="22"/>
+        </w:rPr>
+        <w:t xml:space="preserve">), the first of the </w:t>
       </w:r>
       <w:r>
         <w:rPr>
@@ -3235,7 +4555,27 @@
           <w:color w:val="1A1A1A"/>
           <w:sz w:val="22"/>
         </w:rPr>
-        <w:t xml:space="preserve">. It serves as the spiritual </w:t>
+        <w:t xml:space="preserve"> (</w:t>
+      </w:r>
+      <w:r>
+        <w:rPr>
+          <w:rFonts w:ascii="SBL Hebrew" w:hAnsi="SBL Hebrew" w:cs="SBL Hebrew" w:eastAsia="SBL Hebrew"/>
+          <w:b w:val="0"/>
+          <w:i w:val="0"/>
+          <w:color w:val="1A1A1A"/>
+          <w:sz w:val="22"/>
+        </w:rPr>
+        <w:t>בִּרְכוֹת קְרִיאַת שְׁמַע</w:t>
+      </w:r>
+      <w:r>
+        <w:rPr>
+          <w:rFonts w:ascii="Georgia" w:hAnsi="Georgia" w:cs="SBL Hebrew" w:eastAsia="Georgia"/>
+          <w:b w:val="0"/>
+          <w:i w:val="0"/>
+          <w:color w:val="1A1A1A"/>
+          <w:sz w:val="22"/>
+        </w:rPr>
+        <w:t xml:space="preserve">). It serves as the spiritual </w:t>
       </w:r>
       <w:r>
         <w:rPr>
@@ -3255,7 +4595,27 @@
           <w:color w:val="1A1A1A"/>
           <w:sz w:val="22"/>
         </w:rPr>
-        <w:t xml:space="preserve"> from </w:t>
+        <w:t xml:space="preserve"> (</w:t>
+      </w:r>
+      <w:r>
+        <w:rPr>
+          <w:rFonts w:ascii="SBL Hebrew" w:hAnsi="SBL Hebrew" w:cs="SBL Hebrew" w:eastAsia="SBL Hebrew"/>
+          <w:b w:val="0"/>
+          <w:i w:val="0"/>
+          <w:color w:val="1A1A1A"/>
+          <w:sz w:val="22"/>
+        </w:rPr>
+        <w:t>גֶּשֶׁר</w:t>
+      </w:r>
+      <w:r>
+        <w:rPr>
+          <w:rFonts w:ascii="Georgia" w:hAnsi="Georgia" w:cs="SBL Hebrew" w:eastAsia="Georgia"/>
+          <w:b w:val="0"/>
+          <w:i w:val="0"/>
+          <w:color w:val="1A1A1A"/>
+          <w:sz w:val="22"/>
+        </w:rPr>
+        <w:t xml:space="preserve">) from </w:t>
       </w:r>
       <w:r>
         <w:rPr>
@@ -3335,7 +4695,27 @@
           <w:color w:val="1A1A1A"/>
           <w:sz w:val="22"/>
         </w:rPr>
-        <w:t>, this reasoning became universal practice — superseding both the Rambam’s post-</w:t>
+        <w:t xml:space="preserve"> (</w:t>
+      </w:r>
+      <w:r>
+        <w:rPr>
+          <w:rFonts w:ascii="SBL Hebrew" w:hAnsi="SBL Hebrew" w:cs="SBL Hebrew" w:eastAsia="SBL Hebrew"/>
+          <w:b w:val="0"/>
+          <w:i w:val="0"/>
+          <w:color w:val="1A1A1A"/>
+          <w:sz w:val="22"/>
+        </w:rPr>
+        <w:t>אֲרִיזַ"ל</w:t>
+      </w:r>
+      <w:r>
+        <w:rPr>
+          <w:rFonts w:ascii="Georgia" w:hAnsi="Georgia" w:cs="SBL Hebrew" w:eastAsia="Georgia"/>
+          <w:b w:val="0"/>
+          <w:i w:val="0"/>
+          <w:color w:val="1A1A1A"/>
+          <w:sz w:val="22"/>
+        </w:rPr>
+        <w:t>), this reasoning became universal practice — superseding both the Rambam’s post-</w:t>
       </w:r>
       <w:r>
         <w:rPr>
@@ -3584,7 +4964,27 @@
           <w:color w:val="1A1A1A"/>
           <w:sz w:val="22"/>
         </w:rPr>
-        <w:t xml:space="preserve"> to the king in whose mouth — as will emerge below — the tradition places the composition of </w:t>
+        <w:t xml:space="preserve"> (</w:t>
+      </w:r>
+      <w:r>
+        <w:rPr>
+          <w:rFonts w:ascii="SBL Hebrew" w:hAnsi="SBL Hebrew" w:cs="SBL Hebrew" w:eastAsia="SBL Hebrew"/>
+          <w:b w:val="0"/>
+          <w:i w:val="0"/>
+          <w:color w:val="1A1A1A"/>
+          <w:sz w:val="22"/>
+        </w:rPr>
+        <w:t>אָבוֹת</w:t>
+      </w:r>
+      <w:r>
+        <w:rPr>
+          <w:rFonts w:ascii="Georgia" w:hAnsi="Georgia" w:cs="SBL Hebrew" w:eastAsia="Georgia"/>
+          <w:b w:val="0"/>
+          <w:i w:val="0"/>
+          <w:color w:val="1A1A1A"/>
+          <w:sz w:val="22"/>
+        </w:rPr>
+        <w:t xml:space="preserve">) to the king in whose mouth — as will emerge below — the tradition places the composition of </w:t>
       </w:r>
       <w:r>
         <w:rPr>
@@ -3739,7 +5139,27 @@
           <w:color w:val="1A1A1A"/>
           <w:sz w:val="22"/>
         </w:rPr>
-        <w:t xml:space="preserve">, in a single breath. The </w:t>
+        <w:t xml:space="preserve"> (</w:t>
+      </w:r>
+      <w:r>
+        <w:rPr>
+          <w:rFonts w:ascii="SBL Hebrew" w:hAnsi="SBL Hebrew" w:cs="SBL Hebrew" w:eastAsia="SBL Hebrew"/>
+          <w:b w:val="0"/>
+          <w:i w:val="0"/>
+          <w:color w:val="1A1A1A"/>
+          <w:sz w:val="22"/>
+        </w:rPr>
+        <w:t>בִּנְשִׁימָה אַחַת</w:t>
+      </w:r>
+      <w:r>
+        <w:rPr>
+          <w:rFonts w:ascii="Georgia" w:hAnsi="Georgia" w:cs="SBL Hebrew" w:eastAsia="Georgia"/>
+          <w:b w:val="0"/>
+          <w:i w:val="0"/>
+          <w:color w:val="1A1A1A"/>
+          <w:sz w:val="22"/>
+        </w:rPr>
+        <w:t xml:space="preserve">), in a single breath. The </w:t>
       </w:r>
       <w:r>
         <w:rPr>
@@ -3813,7 +5233,27 @@
           <w:color w:val="1A1A1A"/>
           <w:sz w:val="22"/>
         </w:rPr>
-        <w:t xml:space="preserve"> observe that the </w:t>
+        <w:t xml:space="preserve"> (</w:t>
+      </w:r>
+      <w:r>
+        <w:rPr>
+          <w:rFonts w:ascii="SBL Hebrew" w:hAnsi="SBL Hebrew" w:cs="SBL Hebrew" w:eastAsia="SBL Hebrew"/>
+          <w:b w:val="0"/>
+          <w:i w:val="0"/>
+          <w:color w:val="1A1A1A"/>
+          <w:sz w:val="22"/>
+        </w:rPr>
+        <w:t>רִאשׁוֹנִים</w:t>
+      </w:r>
+      <w:r>
+        <w:rPr>
+          <w:rFonts w:ascii="Georgia" w:hAnsi="Georgia" w:cs="SBL Hebrew" w:eastAsia="Georgia"/>
+          <w:b w:val="0"/>
+          <w:i w:val="0"/>
+          <w:color w:val="1A1A1A"/>
+          <w:sz w:val="22"/>
+        </w:rPr>
+        <w:t xml:space="preserve">) observe that the </w:t>
       </w:r>
       <w:r>
         <w:rPr>
@@ -3833,7 +5273,27 @@
           <w:color w:val="1A1A1A"/>
           <w:sz w:val="22"/>
         </w:rPr>
-        <w:t xml:space="preserve"> occurs in the broader </w:t>
+        <w:t xml:space="preserve"> (</w:t>
+      </w:r>
+      <w:r>
+        <w:rPr>
+          <w:rFonts w:ascii="SBL Hebrew" w:hAnsi="SBL Hebrew" w:cs="SBL Hebrew" w:eastAsia="SBL Hebrew"/>
+          <w:b w:val="0"/>
+          <w:i w:val="0"/>
+          <w:color w:val="1A1A1A"/>
+          <w:sz w:val="22"/>
+        </w:rPr>
+        <w:t>שֵׁם הֲוָיָה</w:t>
+      </w:r>
+      <w:r>
+        <w:rPr>
+          <w:rFonts w:ascii="Georgia" w:hAnsi="Georgia" w:cs="SBL Hebrew" w:eastAsia="Georgia"/>
+          <w:b w:val="0"/>
+          <w:i w:val="0"/>
+          <w:color w:val="1A1A1A"/>
+          <w:sz w:val="22"/>
+        </w:rPr>
+        <w:t xml:space="preserve">) occurs in the broader </w:t>
       </w:r>
       <w:r>
         <w:rPr>
@@ -3913,7 +5373,27 @@
           <w:color w:val="1A1A1A"/>
           <w:sz w:val="22"/>
         </w:rPr>
-        <w:t xml:space="preserve"> known in </w:t>
+        <w:t xml:space="preserve"> (</w:t>
+      </w:r>
+      <w:r>
+        <w:rPr>
+          <w:rFonts w:ascii="SBL Hebrew" w:hAnsi="SBL Hebrew" w:cs="SBL Hebrew" w:eastAsia="SBL Hebrew"/>
+          <w:b w:val="0"/>
+          <w:i w:val="0"/>
+          <w:color w:val="1A1A1A"/>
+          <w:sz w:val="22"/>
+        </w:rPr>
+        <w:t>שֵׁם</w:t>
+      </w:r>
+      <w:r>
+        <w:rPr>
+          <w:rFonts w:ascii="Georgia" w:hAnsi="Georgia" w:cs="SBL Hebrew" w:eastAsia="Georgia"/>
+          <w:b w:val="0"/>
+          <w:i w:val="0"/>
+          <w:color w:val="1A1A1A"/>
+          <w:sz w:val="22"/>
+        </w:rPr>
+        <w:t xml:space="preserve">) known in </w:t>
       </w:r>
       <w:r>
         <w:rPr>
@@ -3933,7 +5413,27 @@
           <w:color w:val="1A1A1A"/>
           <w:sz w:val="22"/>
         </w:rPr>
-        <w:t xml:space="preserve"> as the </w:t>
+        <w:t xml:space="preserve"> (</w:t>
+      </w:r>
+      <w:r>
+        <w:rPr>
+          <w:rFonts w:ascii="SBL Hebrew" w:hAnsi="SBL Hebrew" w:cs="SBL Hebrew" w:eastAsia="SBL Hebrew"/>
+          <w:b w:val="0"/>
+          <w:i w:val="0"/>
+          <w:color w:val="1A1A1A"/>
+          <w:sz w:val="22"/>
+        </w:rPr>
+        <w:t>קַבָּלָה</w:t>
+      </w:r>
+      <w:r>
+        <w:rPr>
+          <w:rFonts w:ascii="Georgia" w:hAnsi="Georgia" w:cs="SBL Hebrew" w:eastAsia="Georgia"/>
+          <w:b w:val="0"/>
+          <w:i w:val="0"/>
+          <w:color w:val="1A1A1A"/>
+          <w:sz w:val="22"/>
+        </w:rPr>
+        <w:t xml:space="preserve">) as the </w:t>
       </w:r>
       <w:r>
         <w:rPr>
@@ -3953,7 +5453,27 @@
           <w:color w:val="1A1A1A"/>
           <w:sz w:val="22"/>
         </w:rPr>
-        <w:t>, among the most central of the divine Names in the Lurianic system.</w:t>
+        <w:t xml:space="preserve"> (</w:t>
+      </w:r>
+      <w:r>
+        <w:rPr>
+          <w:rFonts w:ascii="SBL Hebrew" w:hAnsi="SBL Hebrew" w:cs="SBL Hebrew" w:eastAsia="SBL Hebrew"/>
+          <w:b w:val="0"/>
+          <w:i w:val="0"/>
+          <w:color w:val="1A1A1A"/>
+          <w:sz w:val="22"/>
+        </w:rPr>
+        <w:t>שֵׁם ע"ב</w:t>
+      </w:r>
+      <w:r>
+        <w:rPr>
+          <w:rFonts w:ascii="Georgia" w:hAnsi="Georgia" w:cs="SBL Hebrew" w:eastAsia="Georgia"/>
+          <w:b w:val="0"/>
+          <w:i w:val="0"/>
+          <w:color w:val="1A1A1A"/>
+          <w:sz w:val="22"/>
+        </w:rPr>
+        <w:t>), among the most central of the divine Names in the Lurianic system.</w:t>
       </w:r>
     </w:p>
     <w:p>
@@ -4088,7 +5608,27 @@
           <w:color w:val="1A1A1A"/>
           <w:sz w:val="22"/>
         </w:rPr>
-        <w:t xml:space="preserve"> and continuing through the closing of the unit. Their function was numerological: to restore, within the abbreviated liturgical text, the eighteen-Name structure of the fuller narrative.</w:t>
+        <w:t xml:space="preserve"> (</w:t>
+      </w:r>
+      <w:r>
+        <w:rPr>
+          <w:rFonts w:ascii="SBL Hebrew" w:hAnsi="SBL Hebrew" w:cs="SBL Hebrew" w:eastAsia="SBL Hebrew"/>
+          <w:b w:val="0"/>
+          <w:i w:val="0"/>
+          <w:color w:val="1A1A1A"/>
+          <w:sz w:val="22"/>
+        </w:rPr>
+        <w:t>וְשָׂרָיו חָתוּם לֵאמֹר</w:t>
+      </w:r>
+      <w:r>
+        <w:rPr>
+          <w:rFonts w:ascii="Georgia" w:hAnsi="Georgia" w:cs="SBL Hebrew" w:eastAsia="Georgia"/>
+          <w:b w:val="0"/>
+          <w:i w:val="0"/>
+          <w:color w:val="1A1A1A"/>
+          <w:sz w:val="22"/>
+        </w:rPr>
+        <w:t>) and continuing through the closing of the unit. Their function was numerological: to restore, within the abbreviated liturgical text, the eighteen-Name structure of the fuller narrative.</w:t>
       </w:r>
     </w:p>
     <w:p>
@@ -4143,7 +5683,27 @@
           <w:color w:val="1A1A1A"/>
           <w:sz w:val="22"/>
         </w:rPr>
-        <w:t>,</w:t>
+        <w:t xml:space="preserve"> (</w:t>
+      </w:r>
+      <w:r>
+        <w:rPr>
+          <w:rFonts w:ascii="SBL Hebrew" w:hAnsi="SBL Hebrew" w:cs="SBL Hebrew" w:eastAsia="SBL Hebrew"/>
+          <w:b w:val="0"/>
+          <w:i w:val="0"/>
+          <w:color w:val="1A1A1A"/>
+          <w:sz w:val="22"/>
+        </w:rPr>
+        <w:t>מַעֲשֶׂה רַב</w:t>
+      </w:r>
+      <w:r>
+        <w:rPr>
+          <w:rFonts w:ascii="Georgia" w:hAnsi="Georgia" w:cs="SBL Hebrew" w:eastAsia="Georgia"/>
+          <w:b w:val="0"/>
+          <w:i w:val="0"/>
+          <w:color w:val="1A1A1A"/>
+          <w:sz w:val="22"/>
+        </w:rPr>
+        <w:t>),</w:t>
       </w:r>
       <w:r>
         <w:rPr>
@@ -4202,7 +5762,27 @@
           <w:color w:val="1A1A1A"/>
           <w:sz w:val="22"/>
         </w:rPr>
-        <w:t xml:space="preserve"> </w:t>
+        <w:t xml:space="preserve"> (</w:t>
+      </w:r>
+      <w:r>
+        <w:rPr>
+          <w:rFonts w:ascii="SBL Hebrew" w:hAnsi="SBL Hebrew" w:cs="SBL Hebrew" w:eastAsia="SBL Hebrew"/>
+          <w:b w:val="0"/>
+          <w:i w:val="0"/>
+          <w:color w:val="1A1A1A"/>
+          <w:sz w:val="22"/>
+        </w:rPr>
+        <w:t>יָמִים נוֹרָאִים</w:t>
+      </w:r>
+      <w:r>
+        <w:rPr>
+          <w:rFonts w:ascii="Georgia" w:hAnsi="Georgia" w:cs="SBL Hebrew" w:eastAsia="Georgia"/>
+          <w:b w:val="0"/>
+          <w:i w:val="0"/>
+          <w:color w:val="1A1A1A"/>
+          <w:sz w:val="22"/>
+        </w:rPr>
+        <w:t xml:space="preserve">) </w:t>
       </w:r>
       <w:r>
         <w:rPr>
@@ -4242,7 +5822,27 @@
           <w:color w:val="1A1A1A"/>
           <w:sz w:val="22"/>
         </w:rPr>
-        <w:t xml:space="preserve">. Some printed </w:t>
+        <w:t xml:space="preserve"> (</w:t>
+      </w:r>
+      <w:r>
+        <w:rPr>
+          <w:rFonts w:ascii="SBL Hebrew" w:hAnsi="SBL Hebrew" w:cs="SBL Hebrew" w:eastAsia="SBL Hebrew"/>
+          <w:b w:val="0"/>
+          <w:i w:val="0"/>
+          <w:color w:val="1A1A1A"/>
+          <w:sz w:val="22"/>
+        </w:rPr>
+        <w:t>נֻסָּח</w:t>
+      </w:r>
+      <w:r>
+        <w:rPr>
+          <w:rFonts w:ascii="Georgia" w:hAnsi="Georgia" w:cs="SBL Hebrew" w:eastAsia="Georgia"/>
+          <w:b w:val="0"/>
+          <w:i w:val="0"/>
+          <w:color w:val="1A1A1A"/>
+          <w:sz w:val="22"/>
+        </w:rPr>
+        <w:t xml:space="preserve">). Some printed </w:t>
       </w:r>
       <w:r>
         <w:rPr>
@@ -4262,7 +5862,27 @@
           <w:color w:val="1A1A1A"/>
           <w:sz w:val="22"/>
         </w:rPr>
-        <w:t xml:space="preserve">, honoring the dispute, bracket these </w:t>
+        <w:t xml:space="preserve"> (</w:t>
+      </w:r>
+      <w:r>
+        <w:rPr>
+          <w:rFonts w:ascii="SBL Hebrew" w:hAnsi="SBL Hebrew" w:cs="SBL Hebrew" w:eastAsia="SBL Hebrew"/>
+          <w:b w:val="0"/>
+          <w:i w:val="0"/>
+          <w:color w:val="1A1A1A"/>
+          <w:sz w:val="22"/>
+        </w:rPr>
+        <w:t>סִדּוּרִים</w:t>
+      </w:r>
+      <w:r>
+        <w:rPr>
+          <w:rFonts w:ascii="Georgia" w:hAnsi="Georgia" w:cs="SBL Hebrew" w:eastAsia="Georgia"/>
+          <w:b w:val="0"/>
+          <w:i w:val="0"/>
+          <w:color w:val="1A1A1A"/>
+          <w:sz w:val="22"/>
+        </w:rPr>
+        <w:t xml:space="preserve">), honoring the dispute, bracket these </w:t>
       </w:r>
       <w:r>
         <w:rPr>
@@ -4302,7 +5922,27 @@
           <w:color w:val="1A1A1A"/>
           <w:sz w:val="22"/>
         </w:rPr>
-        <w:t xml:space="preserve">, who regard the eighteen-Name completion as spiritually significant, retain them; most communities recite them; the Gaon and those who follow his ruling do not. The unresolved question — on which the entire dispute turns — is the precise inventory of Names in </w:t>
+        <w:t xml:space="preserve"> (</w:t>
+      </w:r>
+      <w:r>
+        <w:rPr>
+          <w:rFonts w:ascii="SBL Hebrew" w:hAnsi="SBL Hebrew" w:cs="SBL Hebrew" w:eastAsia="SBL Hebrew"/>
+          <w:b w:val="0"/>
+          <w:i w:val="0"/>
+          <w:color w:val="1A1A1A"/>
+          <w:sz w:val="22"/>
+        </w:rPr>
+        <w:t>מְקֻבָּלִים</w:t>
+      </w:r>
+      <w:r>
+        <w:rPr>
+          <w:rFonts w:ascii="Georgia" w:hAnsi="Georgia" w:cs="SBL Hebrew" w:eastAsia="Georgia"/>
+          <w:b w:val="0"/>
+          <w:i w:val="0"/>
+          <w:color w:val="1A1A1A"/>
+          <w:sz w:val="22"/>
+        </w:rPr>
+        <w:t xml:space="preserve">), who regard the eighteen-Name completion as spiritually significant, retain them; most communities recite them; the Gaon and those who follow his ruling do not. The unresolved question — on which the entire dispute turns — is the precise inventory of Names in </w:t>
       </w:r>
       <w:r>
         <w:rPr>
@@ -4362,7 +6002,27 @@
           <w:color w:val="1A1A1A"/>
           <w:sz w:val="22"/>
         </w:rPr>
-        <w:t xml:space="preserve"> preserve it, always been assumed rather than shown.</w:t>
+        <w:t xml:space="preserve"> (</w:t>
+      </w:r>
+      <w:r>
+        <w:rPr>
+          <w:rFonts w:ascii="SBL Hebrew" w:hAnsi="SBL Hebrew" w:cs="SBL Hebrew" w:eastAsia="SBL Hebrew"/>
+          <w:b w:val="0"/>
+          <w:i w:val="0"/>
+          <w:color w:val="1A1A1A"/>
+          <w:sz w:val="22"/>
+        </w:rPr>
+        <w:t>פּוֹסְקִים</w:t>
+      </w:r>
+      <w:r>
+        <w:rPr>
+          <w:rFonts w:ascii="Georgia" w:hAnsi="Georgia" w:cs="SBL Hebrew" w:eastAsia="Georgia"/>
+          <w:b w:val="0"/>
+          <w:i w:val="0"/>
+          <w:color w:val="1A1A1A"/>
+          <w:sz w:val="22"/>
+        </w:rPr>
+        <w:t>) preserve it, always been assumed rather than shown.</w:t>
       </w:r>
     </w:p>
     <w:p>
@@ -4460,7 +6120,27 @@
           <w:color w:val="1A1A1A"/>
           <w:sz w:val="22"/>
         </w:rPr>
-        <w:t xml:space="preserve"> against reciting </w:t>
+        <w:t xml:space="preserve"> (</w:t>
+      </w:r>
+      <w:r>
+        <w:rPr>
+          <w:rFonts w:ascii="SBL Hebrew" w:hAnsi="SBL Hebrew" w:cs="SBL Hebrew" w:eastAsia="SBL Hebrew"/>
+          <w:b w:val="0"/>
+          <w:i w:val="0"/>
+          <w:color w:val="1A1A1A"/>
+          <w:sz w:val="22"/>
+        </w:rPr>
+        <w:t>קֻשְׁיָא</w:t>
+      </w:r>
+      <w:r>
+        <w:rPr>
+          <w:rFonts w:ascii="Georgia" w:hAnsi="Georgia" w:cs="SBL Hebrew" w:eastAsia="Georgia"/>
+          <w:b w:val="0"/>
+          <w:i w:val="0"/>
+          <w:color w:val="1A1A1A"/>
+          <w:sz w:val="22"/>
+        </w:rPr>
+        <w:t xml:space="preserve">) against reciting </w:t>
       </w:r>
       <w:r>
         <w:rPr>
@@ -4480,7 +6160,27 @@
           <w:color w:val="1A1A1A"/>
           <w:sz w:val="22"/>
         </w:rPr>
-        <w:t xml:space="preserve"> with </w:t>
+        <w:t xml:space="preserve"> (</w:t>
+      </w:r>
+      <w:r>
+        <w:rPr>
+          <w:rFonts w:ascii="SBL Hebrew" w:hAnsi="SBL Hebrew" w:cs="SBL Hebrew" w:eastAsia="SBL Hebrew"/>
+          <w:b w:val="0"/>
+          <w:i w:val="0"/>
+          <w:color w:val="1A1A1A"/>
+          <w:sz w:val="22"/>
+        </w:rPr>
+        <w:t>בְּרָכוֹת</w:t>
+      </w:r>
+      <w:r>
+        <w:rPr>
+          <w:rFonts w:ascii="Georgia" w:hAnsi="Georgia" w:cs="SBL Hebrew" w:eastAsia="Georgia"/>
+          <w:b w:val="0"/>
+          <w:i w:val="0"/>
+          <w:color w:val="1A1A1A"/>
+          <w:sz w:val="22"/>
+        </w:rPr>
+        <w:t xml:space="preserve">) with </w:t>
       </w:r>
       <w:r>
         <w:rPr>
@@ -4500,7 +6200,27 @@
           <w:color w:val="1A1A1A"/>
           <w:sz w:val="22"/>
         </w:rPr>
-        <w:t xml:space="preserve"> that are not preserved as fixed texts in the words of </w:t>
+        <w:t xml:space="preserve"> (</w:t>
+      </w:r>
+      <w:r>
+        <w:rPr>
+          <w:rFonts w:ascii="SBL Hebrew" w:hAnsi="SBL Hebrew" w:cs="SBL Hebrew" w:eastAsia="SBL Hebrew"/>
+          <w:b w:val="0"/>
+          <w:i w:val="0"/>
+          <w:color w:val="1A1A1A"/>
+          <w:sz w:val="22"/>
+        </w:rPr>
+        <w:t>שֵׁם וּמַלְכוּת</w:t>
+      </w:r>
+      <w:r>
+        <w:rPr>
+          <w:rFonts w:ascii="Georgia" w:hAnsi="Georgia" w:cs="SBL Hebrew" w:eastAsia="Georgia"/>
+          <w:b w:val="0"/>
+          <w:i w:val="0"/>
+          <w:color w:val="1A1A1A"/>
+          <w:sz w:val="22"/>
+        </w:rPr>
+        <w:t xml:space="preserve">) that are not preserved as fixed texts in the words of </w:t>
       </w:r>
       <w:r>
         <w:rPr>
@@ -4520,7 +6240,27 @@
           <w:color w:val="1A1A1A"/>
           <w:sz w:val="22"/>
         </w:rPr>
-        <w:t xml:space="preserve">. The question presses with equal force on </w:t>
+        <w:t xml:space="preserve"> (</w:t>
+      </w:r>
+      <w:r>
+        <w:rPr>
+          <w:rFonts w:ascii="SBL Hebrew" w:hAnsi="SBL Hebrew" w:cs="SBL Hebrew" w:eastAsia="SBL Hebrew"/>
+          <w:b w:val="0"/>
+          <w:i w:val="0"/>
+          <w:color w:val="1A1A1A"/>
+          <w:sz w:val="22"/>
+        </w:rPr>
+        <w:t>חַזַ"ל</w:t>
+      </w:r>
+      <w:r>
+        <w:rPr>
+          <w:rFonts w:ascii="Georgia" w:hAnsi="Georgia" w:cs="SBL Hebrew" w:eastAsia="Georgia"/>
+          <w:b w:val="0"/>
+          <w:i w:val="0"/>
+          <w:color w:val="1A1A1A"/>
+          <w:sz w:val="22"/>
+        </w:rPr>
+        <w:t xml:space="preserve">). The question presses with equal force on </w:t>
       </w:r>
       <w:r>
         <w:rPr>
@@ -4580,7 +6320,27 @@
           <w:color w:val="1A1A1A"/>
           <w:sz w:val="22"/>
         </w:rPr>
-        <w:t xml:space="preserve">-text in the </w:t>
+        <w:t xml:space="preserve"> (</w:t>
+      </w:r>
+      <w:r>
+        <w:rPr>
+          <w:rFonts w:ascii="SBL Hebrew" w:hAnsi="SBL Hebrew" w:cs="SBL Hebrew" w:eastAsia="SBL Hebrew"/>
+          <w:b w:val="0"/>
+          <w:i w:val="0"/>
+          <w:color w:val="1A1A1A"/>
+          <w:sz w:val="22"/>
+        </w:rPr>
+        <w:t>בְּרָכָה</w:t>
+      </w:r>
+      <w:r>
+        <w:rPr>
+          <w:rFonts w:ascii="Georgia" w:hAnsi="Georgia" w:cs="SBL Hebrew" w:eastAsia="Georgia"/>
+          <w:b w:val="0"/>
+          <w:i w:val="0"/>
+          <w:color w:val="1A1A1A"/>
+          <w:sz w:val="22"/>
+        </w:rPr>
+        <w:t xml:space="preserve">)-text in the </w:t>
       </w:r>
       <w:r>
         <w:rPr>
@@ -4600,7 +6360,27 @@
           <w:color w:val="1A1A1A"/>
           <w:sz w:val="22"/>
         </w:rPr>
-        <w:t xml:space="preserve"> or in our extant </w:t>
+        <w:t xml:space="preserve"> (</w:t>
+      </w:r>
+      <w:r>
+        <w:rPr>
+          <w:rFonts w:ascii="SBL Hebrew" w:hAnsi="SBL Hebrew" w:cs="SBL Hebrew" w:eastAsia="SBL Hebrew"/>
+          <w:b w:val="0"/>
+          <w:i w:val="0"/>
+          <w:color w:val="1A1A1A"/>
+          <w:sz w:val="22"/>
+        </w:rPr>
+        <w:t>בַּבְלִי</w:t>
+      </w:r>
+      <w:r>
+        <w:rPr>
+          <w:rFonts w:ascii="Georgia" w:hAnsi="Georgia" w:cs="SBL Hebrew" w:eastAsia="Georgia"/>
+          <w:b w:val="0"/>
+          <w:i w:val="0"/>
+          <w:color w:val="1A1A1A"/>
+          <w:sz w:val="22"/>
+        </w:rPr>
+        <w:t xml:space="preserve">) or in our extant </w:t>
       </w:r>
       <w:r>
         <w:rPr>
@@ -4620,7 +6400,27 @@
           <w:color w:val="1A1A1A"/>
           <w:sz w:val="22"/>
         </w:rPr>
-        <w:t>.</w:t>
+        <w:t xml:space="preserve"> (</w:t>
+      </w:r>
+      <w:r>
+        <w:rPr>
+          <w:rFonts w:ascii="SBL Hebrew" w:hAnsi="SBL Hebrew" w:cs="SBL Hebrew" w:eastAsia="SBL Hebrew"/>
+          <w:b w:val="0"/>
+          <w:i w:val="0"/>
+          <w:color w:val="1A1A1A"/>
+          <w:sz w:val="22"/>
+        </w:rPr>
+        <w:t>יְרוּשַׁלְמִי</w:t>
+      </w:r>
+      <w:r>
+        <w:rPr>
+          <w:rFonts w:ascii="Georgia" w:hAnsi="Georgia" w:cs="SBL Hebrew" w:eastAsia="Georgia"/>
+          <w:b w:val="0"/>
+          <w:i w:val="0"/>
+          <w:color w:val="1A1A1A"/>
+          <w:sz w:val="22"/>
+        </w:rPr>
+        <w:t>).</w:t>
       </w:r>
     </w:p>
     <w:p>
@@ -4730,7 +6530,27 @@
           <w:color w:val="1A1A1A"/>
           <w:sz w:val="22"/>
         </w:rPr>
-        <w:t xml:space="preserve">’s account of those who return from the battlefield on account of a small </w:t>
+        <w:t xml:space="preserve"> (</w:t>
+      </w:r>
+      <w:r>
+        <w:rPr>
+          <w:rFonts w:ascii="SBL Hebrew" w:hAnsi="SBL Hebrew" w:cs="SBL Hebrew" w:eastAsia="SBL Hebrew"/>
+          <w:b w:val="0"/>
+          <w:i w:val="0"/>
+          <w:color w:val="1A1A1A"/>
+          <w:sz w:val="22"/>
+        </w:rPr>
+        <w:t>פָּרָשַׁת שׁוֹפְטִים</w:t>
+      </w:r>
+      <w:r>
+        <w:rPr>
+          <w:rFonts w:ascii="Georgia" w:hAnsi="Georgia" w:cs="SBL Hebrew" w:eastAsia="Georgia"/>
+          <w:b w:val="0"/>
+          <w:i w:val="0"/>
+          <w:color w:val="1A1A1A"/>
+          <w:sz w:val="22"/>
+        </w:rPr>
+        <w:t xml:space="preserve">)’s account of those who return from the battlefield on account of a small </w:t>
       </w:r>
       <w:r>
         <w:rPr>
@@ -4750,7 +6570,27 @@
           <w:color w:val="1A1A1A"/>
           <w:sz w:val="22"/>
         </w:rPr>
-        <w:t xml:space="preserve">, defines the category with a striking example: even one who spoke between </w:t>
+        <w:t xml:space="preserve"> (</w:t>
+      </w:r>
+      <w:r>
+        <w:rPr>
+          <w:rFonts w:ascii="SBL Hebrew" w:hAnsi="SBL Hebrew" w:cs="SBL Hebrew" w:eastAsia="SBL Hebrew"/>
+          <w:b w:val="0"/>
+          <w:i w:val="0"/>
+          <w:color w:val="1A1A1A"/>
+          <w:sz w:val="22"/>
+        </w:rPr>
+        <w:t>עֲבֵירָה</w:t>
+      </w:r>
+      <w:r>
+        <w:rPr>
+          <w:rFonts w:ascii="Georgia" w:hAnsi="Georgia" w:cs="SBL Hebrew" w:eastAsia="Georgia"/>
+          <w:b w:val="0"/>
+          <w:i w:val="0"/>
+          <w:color w:val="1A1A1A"/>
+          <w:sz w:val="22"/>
+        </w:rPr>
+        <w:t xml:space="preserve">), defines the category with a striking example: even one who spoke between </w:t>
       </w:r>
       <w:r>
         <w:rPr>
@@ -4870,7 +6710,27 @@
           <w:color w:val="1A1A1A"/>
           <w:sz w:val="22"/>
         </w:rPr>
-        <w:t xml:space="preserve"> against speaking between </w:t>
+        <w:t xml:space="preserve"> (</w:t>
+      </w:r>
+      <w:r>
+        <w:rPr>
+          <w:rFonts w:ascii="SBL Hebrew" w:hAnsi="SBL Hebrew" w:cs="SBL Hebrew" w:eastAsia="SBL Hebrew"/>
+          <w:b w:val="0"/>
+          <w:i w:val="0"/>
+          <w:color w:val="1A1A1A"/>
+          <w:sz w:val="22"/>
+        </w:rPr>
+        <w:t>אִסּוּר</w:t>
+      </w:r>
+      <w:r>
+        <w:rPr>
+          <w:rFonts w:ascii="Georgia" w:hAnsi="Georgia" w:cs="SBL Hebrew" w:eastAsia="Georgia"/>
+          <w:b w:val="0"/>
+          <w:i w:val="0"/>
+          <w:color w:val="1A1A1A"/>
+          <w:sz w:val="22"/>
+        </w:rPr>
+        <w:t xml:space="preserve">) against speaking between </w:t>
       </w:r>
       <w:r>
         <w:rPr>
@@ -4970,7 +6830,27 @@
           <w:color w:val="1A1A1A"/>
           <w:sz w:val="22"/>
         </w:rPr>
-        <w:t xml:space="preserve"> of the </w:t>
+        <w:t xml:space="preserve"> (</w:t>
+      </w:r>
+      <w:r>
+        <w:rPr>
+          <w:rFonts w:ascii="SBL Hebrew" w:hAnsi="SBL Hebrew" w:cs="SBL Hebrew" w:eastAsia="SBL Hebrew"/>
+          <w:b w:val="0"/>
+          <w:i w:val="0"/>
+          <w:color w:val="1A1A1A"/>
+          <w:sz w:val="22"/>
+        </w:rPr>
+        <w:t>גִּרְסָא</w:t>
+      </w:r>
+      <w:r>
+        <w:rPr>
+          <w:rFonts w:ascii="Georgia" w:hAnsi="Georgia" w:cs="SBL Hebrew" w:eastAsia="Georgia"/>
+          <w:b w:val="0"/>
+          <w:i w:val="0"/>
+          <w:color w:val="1A1A1A"/>
+          <w:sz w:val="22"/>
+        </w:rPr>
+        <w:t xml:space="preserve">) of the </w:t>
       </w:r>
       <w:r>
         <w:rPr>
@@ -5010,7 +6890,27 @@
           <w:color w:val="1A1A1A"/>
           <w:sz w:val="22"/>
         </w:rPr>
-        <w:t xml:space="preserve"> of its citation carries the weight of the ruling.</w:t>
+        <w:t xml:space="preserve"> (</w:t>
+      </w:r>
+      <w:r>
+        <w:rPr>
+          <w:rFonts w:ascii="SBL Hebrew" w:hAnsi="SBL Hebrew" w:cs="SBL Hebrew" w:eastAsia="SBL Hebrew"/>
+          <w:b w:val="0"/>
+          <w:i w:val="0"/>
+          <w:color w:val="1A1A1A"/>
+          <w:sz w:val="22"/>
+        </w:rPr>
+        <w:t>מְסוֹרָה</w:t>
+      </w:r>
+      <w:r>
+        <w:rPr>
+          <w:rFonts w:ascii="Georgia" w:hAnsi="Georgia" w:cs="SBL Hebrew" w:eastAsia="Georgia"/>
+          <w:b w:val="0"/>
+          <w:i w:val="0"/>
+          <w:color w:val="1A1A1A"/>
+          <w:sz w:val="22"/>
+        </w:rPr>
+        <w:t>) of its citation carries the weight of the ruling.</w:t>
       </w:r>
     </w:p>
     <w:p>
@@ -5169,7 +7069,27 @@
           <w:color w:val="1A1A1A"/>
           <w:sz w:val="22"/>
         </w:rPr>
-        <w:t xml:space="preserve"> to another’s </w:t>
+        <w:t xml:space="preserve"> (</w:t>
+      </w:r>
+      <w:r>
+        <w:rPr>
+          <w:rFonts w:ascii="SBL Hebrew" w:hAnsi="SBL Hebrew" w:cs="SBL Hebrew" w:eastAsia="SBL Hebrew"/>
+          <w:b w:val="0"/>
+          <w:i w:val="0"/>
+          <w:color w:val="1A1A1A"/>
+          <w:sz w:val="22"/>
+        </w:rPr>
+        <w:t>אָמֵן</w:t>
+      </w:r>
+      <w:r>
+        <w:rPr>
+          <w:rFonts w:ascii="Georgia" w:hAnsi="Georgia" w:cs="SBL Hebrew" w:eastAsia="Georgia"/>
+          <w:b w:val="0"/>
+          <w:i w:val="0"/>
+          <w:color w:val="1A1A1A"/>
+          <w:sz w:val="22"/>
+        </w:rPr>
+        <w:t xml:space="preserve">) to another’s </w:t>
       </w:r>
       <w:r>
         <w:rPr>
@@ -5269,7 +7189,27 @@
           <w:color w:val="1A1A1A"/>
           <w:sz w:val="22"/>
         </w:rPr>
-        <w:t xml:space="preserve">, </w:t>
+        <w:t xml:space="preserve"> (</w:t>
+      </w:r>
+      <w:r>
+        <w:rPr>
+          <w:rFonts w:ascii="SBL Hebrew" w:hAnsi="SBL Hebrew" w:cs="SBL Hebrew" w:eastAsia="SBL Hebrew"/>
+          <w:b w:val="0"/>
+          <w:i w:val="0"/>
+          <w:color w:val="1A1A1A"/>
+          <w:sz w:val="22"/>
+        </w:rPr>
+        <w:t>קְדֻשָּׁה</w:t>
+      </w:r>
+      <w:r>
+        <w:rPr>
+          <w:rFonts w:ascii="Georgia" w:hAnsi="Georgia" w:cs="SBL Hebrew" w:eastAsia="Georgia"/>
+          <w:b w:val="0"/>
+          <w:i w:val="0"/>
+          <w:color w:val="1A1A1A"/>
+          <w:sz w:val="22"/>
+        </w:rPr>
+        <w:t xml:space="preserve">), </w:t>
       </w:r>
       <w:r>
         <w:rPr>
@@ -5289,7 +7229,27 @@
           <w:color w:val="1A1A1A"/>
           <w:sz w:val="22"/>
         </w:rPr>
-        <w:t xml:space="preserve">, and their formal counterparts. It does not extend to speech generally, and it does not soften the core stringency against </w:t>
+        <w:t xml:space="preserve"> (</w:t>
+      </w:r>
+      <w:r>
+        <w:rPr>
+          <w:rFonts w:ascii="SBL Hebrew" w:hAnsi="SBL Hebrew" w:cs="SBL Hebrew" w:eastAsia="SBL Hebrew"/>
+          <w:b w:val="0"/>
+          <w:i w:val="0"/>
+          <w:color w:val="1A1A1A"/>
+          <w:sz w:val="22"/>
+        </w:rPr>
+        <w:t>בָּרְכוּ</w:t>
+      </w:r>
+      <w:r>
+        <w:rPr>
+          <w:rFonts w:ascii="Georgia" w:hAnsi="Georgia" w:cs="SBL Hebrew" w:eastAsia="Georgia"/>
+          <w:b w:val="0"/>
+          <w:i w:val="0"/>
+          <w:color w:val="1A1A1A"/>
+          <w:sz w:val="22"/>
+        </w:rPr>
+        <w:t xml:space="preserve">), and their formal counterparts. It does not extend to speech generally, and it does not soften the core stringency against </w:t>
       </w:r>
       <w:r>
         <w:rPr>
@@ -5309,7 +7269,27 @@
           <w:color w:val="1A1A1A"/>
           <w:sz w:val="22"/>
         </w:rPr>
-        <w:t xml:space="preserve"> between </w:t>
+        <w:t xml:space="preserve"> (</w:t>
+      </w:r>
+      <w:r>
+        <w:rPr>
+          <w:rFonts w:ascii="SBL Hebrew" w:hAnsi="SBL Hebrew" w:cs="SBL Hebrew" w:eastAsia="SBL Hebrew"/>
+          <w:b w:val="0"/>
+          <w:i w:val="0"/>
+          <w:color w:val="1A1A1A"/>
+          <w:sz w:val="22"/>
+        </w:rPr>
+        <w:t>הֶפְסֵק</w:t>
+      </w:r>
+      <w:r>
+        <w:rPr>
+          <w:rFonts w:ascii="Georgia" w:hAnsi="Georgia" w:cs="SBL Hebrew" w:eastAsia="Georgia"/>
+          <w:b w:val="0"/>
+          <w:i w:val="0"/>
+          <w:color w:val="1A1A1A"/>
+          <w:sz w:val="22"/>
+        </w:rPr>
+        <w:t xml:space="preserve">) between </w:t>
       </w:r>
       <w:r>
         <w:rPr>
@@ -5369,7 +7349,27 @@
           <w:color w:val="1A1A1A"/>
           <w:sz w:val="22"/>
         </w:rPr>
-        <w:t>’s severe ruling — that one who spoke there must repeat from the beginning — stands beside the Magen Avraham’s leniency, not against it.</w:t>
+        <w:t xml:space="preserve"> (</w:t>
+      </w:r>
+      <w:r>
+        <w:rPr>
+          <w:rFonts w:ascii="SBL Hebrew" w:hAnsi="SBL Hebrew" w:cs="SBL Hebrew" w:eastAsia="SBL Hebrew"/>
+          <w:b w:val="0"/>
+          <w:i w:val="0"/>
+          <w:color w:val="1A1A1A"/>
+          <w:sz w:val="22"/>
+        </w:rPr>
+        <w:t>מִשְׁנָה בְּרוּרָה</w:t>
+      </w:r>
+      <w:r>
+        <w:rPr>
+          <w:rFonts w:ascii="Georgia" w:hAnsi="Georgia" w:cs="SBL Hebrew" w:eastAsia="Georgia"/>
+          <w:b w:val="0"/>
+          <w:i w:val="0"/>
+          <w:color w:val="1A1A1A"/>
+          <w:sz w:val="22"/>
+        </w:rPr>
+        <w:t>)’s severe ruling — that one who spoke there must repeat from the beginning — stands beside the Magen Avraham’s leniency, not against it.</w:t>
       </w:r>
     </w:p>
     <w:p>
@@ -5419,7 +7419,27 @@
           <w:color w:val="1A1A1A"/>
           <w:sz w:val="22"/>
         </w:rPr>
-        <w:t xml:space="preserve"> preserve several accounts of who actually composed the language of </w:t>
+        <w:t xml:space="preserve"> (</w:t>
+      </w:r>
+      <w:r>
+        <w:rPr>
+          <w:rFonts w:ascii="SBL Hebrew" w:hAnsi="SBL Hebrew" w:cs="SBL Hebrew" w:eastAsia="SBL Hebrew"/>
+          <w:b w:val="0"/>
+          <w:i w:val="0"/>
+          <w:color w:val="1A1A1A"/>
+          <w:sz w:val="22"/>
+        </w:rPr>
+        <w:t>רִאשׁוֹנִים</w:t>
+      </w:r>
+      <w:r>
+        <w:rPr>
+          <w:rFonts w:ascii="Georgia" w:hAnsi="Georgia" w:cs="SBL Hebrew" w:eastAsia="Georgia"/>
+          <w:b w:val="0"/>
+          <w:i w:val="0"/>
+          <w:color w:val="1A1A1A"/>
+          <w:sz w:val="22"/>
+        </w:rPr>
+        <w:t xml:space="preserve">) preserve several accounts of who actually composed the language of </w:t>
       </w:r>
       <w:r>
         <w:rPr>
@@ -5683,7 +7703,27 @@
           <w:color w:val="1A1A1A"/>
           <w:sz w:val="22"/>
         </w:rPr>
-        <w:t xml:space="preserve"> background must first be sketched.</w:t>
+        <w:t xml:space="preserve"> (</w:t>
+      </w:r>
+      <w:r>
+        <w:rPr>
+          <w:rFonts w:ascii="SBL Hebrew" w:hAnsi="SBL Hebrew" w:cs="SBL Hebrew" w:eastAsia="SBL Hebrew"/>
+          <w:b w:val="0"/>
+          <w:i w:val="0"/>
+          <w:color w:val="1A1A1A"/>
+          <w:sz w:val="22"/>
+        </w:rPr>
+        <w:t>מִדְרָשִׁי</w:t>
+      </w:r>
+      <w:r>
+        <w:rPr>
+          <w:rFonts w:ascii="Georgia" w:hAnsi="Georgia" w:cs="SBL Hebrew" w:eastAsia="Georgia"/>
+          <w:b w:val="0"/>
+          <w:i w:val="0"/>
+          <w:color w:val="1A1A1A"/>
+          <w:sz w:val="22"/>
+        </w:rPr>
+        <w:t>) background must first be sketched.</w:t>
       </w:r>
     </w:p>
     <w:p>
@@ -5733,7 +7773,27 @@
           <w:color w:val="1A1A1A"/>
           <w:sz w:val="22"/>
         </w:rPr>
-        <w:t xml:space="preserve"> in </w:t>
+        <w:t xml:space="preserve"> (</w:t>
+      </w:r>
+      <w:r>
+        <w:rPr>
+          <w:rFonts w:ascii="SBL Hebrew" w:hAnsi="SBL Hebrew" w:cs="SBL Hebrew" w:eastAsia="SBL Hebrew"/>
+          <w:b w:val="0"/>
+          <w:i w:val="0"/>
+          <w:color w:val="1A1A1A"/>
+          <w:sz w:val="22"/>
+        </w:rPr>
+        <w:t>פְּסוּקִים</w:t>
+      </w:r>
+      <w:r>
+        <w:rPr>
+          <w:rFonts w:ascii="Georgia" w:hAnsi="Georgia" w:cs="SBL Hebrew" w:eastAsia="Georgia"/>
+          <w:b w:val="0"/>
+          <w:i w:val="0"/>
+          <w:color w:val="1A1A1A"/>
+          <w:sz w:val="22"/>
+        </w:rPr>
+        <w:t xml:space="preserve">) in </w:t>
       </w:r>
       <w:r>
         <w:rPr>
@@ -5744,6 +7804,36 @@
           <w:sz w:val="22"/>
         </w:rPr>
         <w:t>Melachim Aleph</w:t>
+      </w:r>
+      <w:r>
+        <w:rPr>
+          <w:rFonts w:ascii="Georgia" w:hAnsi="Georgia" w:cs="SBL Hebrew" w:eastAsia="Georgia"/>
+          <w:b w:val="0"/>
+          <w:i w:val="0"/>
+          <w:color w:val="1A1A1A"/>
+          <w:sz w:val="22"/>
+        </w:rPr>
+        <w:t xml:space="preserve"> (</w:t>
+      </w:r>
+      <w:r>
+        <w:rPr>
+          <w:rFonts w:ascii="SBL Hebrew" w:hAnsi="SBL Hebrew" w:cs="SBL Hebrew" w:eastAsia="SBL Hebrew"/>
+          <w:b w:val="0"/>
+          <w:i w:val="0"/>
+          <w:color w:val="1A1A1A"/>
+          <w:sz w:val="22"/>
+        </w:rPr>
+        <w:t>מְלָכִים א'</w:t>
+      </w:r>
+      <w:r>
+        <w:rPr>
+          <w:rFonts w:ascii="Georgia" w:hAnsi="Georgia" w:cs="SBL Hebrew" w:eastAsia="Georgia"/>
+          <w:b w:val="0"/>
+          <w:i w:val="0"/>
+          <w:color w:val="1A1A1A"/>
+          <w:sz w:val="22"/>
+        </w:rPr>
+        <w:t>)</w:t>
       </w:r>
       <w:r>
         <w:rPr>
@@ -5977,7 +8067,27 @@
           <w:color w:val="1A1A1A"/>
           <w:sz w:val="22"/>
         </w:rPr>
-        <w:t xml:space="preserve"> on </w:t>
+        <w:t xml:space="preserve"> (</w:t>
+      </w:r>
+      <w:r>
+        <w:rPr>
+          <w:rFonts w:ascii="SBL Hebrew" w:hAnsi="SBL Hebrew" w:cs="SBL Hebrew" w:eastAsia="SBL Hebrew"/>
+          <w:b w:val="0"/>
+          <w:i w:val="0"/>
+          <w:color w:val="1A1A1A"/>
+          <w:sz w:val="22"/>
+        </w:rPr>
+        <w:t>תַּרְגּוּם שֵׁנִי</w:t>
+      </w:r>
+      <w:r>
+        <w:rPr>
+          <w:rFonts w:ascii="Georgia" w:hAnsi="Georgia" w:cs="SBL Hebrew" w:eastAsia="Georgia"/>
+          <w:b w:val="0"/>
+          <w:i w:val="0"/>
+          <w:color w:val="1A1A1A"/>
+          <w:sz w:val="22"/>
+        </w:rPr>
+        <w:t xml:space="preserve">) on </w:t>
       </w:r>
       <w:r>
         <w:rPr>
@@ -5988,6 +8098,36 @@
           <w:sz w:val="22"/>
         </w:rPr>
         <w:t>Megillas Esther</w:t>
+      </w:r>
+      <w:r>
+        <w:rPr>
+          <w:rFonts w:ascii="Georgia" w:hAnsi="Georgia" w:cs="SBL Hebrew" w:eastAsia="Georgia"/>
+          <w:b w:val="0"/>
+          <w:i w:val="0"/>
+          <w:color w:val="1A1A1A"/>
+          <w:sz w:val="22"/>
+        </w:rPr>
+        <w:t xml:space="preserve"> (</w:t>
+      </w:r>
+      <w:r>
+        <w:rPr>
+          <w:rFonts w:ascii="SBL Hebrew" w:hAnsi="SBL Hebrew" w:cs="SBL Hebrew" w:eastAsia="SBL Hebrew"/>
+          <w:b w:val="0"/>
+          <w:i w:val="0"/>
+          <w:color w:val="1A1A1A"/>
+          <w:sz w:val="22"/>
+        </w:rPr>
+        <w:t>מְגִלַּת אֶסְתֵּר</w:t>
+      </w:r>
+      <w:r>
+        <w:rPr>
+          <w:rFonts w:ascii="Georgia" w:hAnsi="Georgia" w:cs="SBL Hebrew" w:eastAsia="Georgia"/>
+          <w:b w:val="0"/>
+          <w:i w:val="0"/>
+          <w:color w:val="1A1A1A"/>
+          <w:sz w:val="22"/>
+        </w:rPr>
+        <w:t>)</w:t>
       </w:r>
       <w:r>
         <w:rPr>
@@ -6046,7 +8186,27 @@
           <w:color w:val="1A1A1A"/>
           <w:sz w:val="22"/>
         </w:rPr>
-        <w:t xml:space="preserve"> Aramaic — expands the terse </w:t>
+        <w:t xml:space="preserve"> (</w:t>
+      </w:r>
+      <w:r>
+        <w:rPr>
+          <w:rFonts w:ascii="SBL Hebrew" w:hAnsi="SBL Hebrew" w:cs="SBL Hebrew" w:eastAsia="SBL Hebrew"/>
+          <w:b w:val="0"/>
+          <w:i w:val="0"/>
+          <w:color w:val="1A1A1A"/>
+          <w:sz w:val="22"/>
+        </w:rPr>
+        <w:t>תַּרְגּוּמִי</w:t>
+      </w:r>
+      <w:r>
+        <w:rPr>
+          <w:rFonts w:ascii="Georgia" w:hAnsi="Georgia" w:cs="SBL Hebrew" w:eastAsia="Georgia"/>
+          <w:b w:val="0"/>
+          <w:i w:val="0"/>
+          <w:color w:val="1A1A1A"/>
+          <w:sz w:val="22"/>
+        </w:rPr>
+        <w:t xml:space="preserve">) Aramaic — expands the terse </w:t>
       </w:r>
       <w:r>
         <w:rPr>
@@ -6121,7 +8281,27 @@
           <w:color w:val="1A1A1A"/>
           <w:sz w:val="22"/>
         </w:rPr>
-        <w:t xml:space="preserve">. Halachic testimony requires </w:t>
+        <w:t xml:space="preserve"> (</w:t>
+      </w:r>
+      <w:r>
+        <w:rPr>
+          <w:rFonts w:ascii="SBL Hebrew" w:hAnsi="SBL Hebrew" w:cs="SBL Hebrew" w:eastAsia="SBL Hebrew"/>
+          <w:b w:val="0"/>
+          <w:i w:val="0"/>
+          <w:color w:val="1A1A1A"/>
+          <w:sz w:val="22"/>
+        </w:rPr>
+        <w:t>בֵּית דִּין</w:t>
+      </w:r>
+      <w:r>
+        <w:rPr>
+          <w:rFonts w:ascii="Georgia" w:hAnsi="Georgia" w:cs="SBL Hebrew" w:eastAsia="Georgia"/>
+          <w:b w:val="0"/>
+          <w:i w:val="0"/>
+          <w:color w:val="1A1A1A"/>
+          <w:sz w:val="22"/>
+        </w:rPr>
+        <w:t xml:space="preserve">). Halachic testimony requires </w:t>
       </w:r>
       <w:r>
         <w:rPr>
@@ -6141,7 +8321,27 @@
           <w:color w:val="1A1A1A"/>
           <w:sz w:val="22"/>
         </w:rPr>
-        <w:t xml:space="preserve"> — two trustworthy witnesses formally received — not psychological devices that extract confession by intimidation. The throne’s mechanism pushed false witnesses to abandon their falsehood by other means; once they had confessed and stood down, the actual halachic process proceeded in its normal form. The mechanism served as a filter on candor, not as a substitute for the </w:t>
+        <w:t xml:space="preserve"> (</w:t>
+      </w:r>
+      <w:r>
+        <w:rPr>
+          <w:rFonts w:ascii="SBL Hebrew" w:hAnsi="SBL Hebrew" w:cs="SBL Hebrew" w:eastAsia="SBL Hebrew"/>
+          <w:b w:val="0"/>
+          <w:i w:val="0"/>
+          <w:color w:val="1A1A1A"/>
+          <w:sz w:val="22"/>
+        </w:rPr>
+        <w:t>שְׁנֵי עֵדִים נֶאֱמָנִים</w:t>
+      </w:r>
+      <w:r>
+        <w:rPr>
+          <w:rFonts w:ascii="Georgia" w:hAnsi="Georgia" w:cs="SBL Hebrew" w:eastAsia="Georgia"/>
+          <w:b w:val="0"/>
+          <w:i w:val="0"/>
+          <w:color w:val="1A1A1A"/>
+          <w:sz w:val="22"/>
+        </w:rPr>
+        <w:t xml:space="preserve">) — two trustworthy witnesses formally received — not psychological devices that extract confession by intimidation. The throne’s mechanism pushed false witnesses to abandon their falsehood by other means; once they had confessed and stood down, the actual halachic process proceeded in its normal form. The mechanism served as a filter on candor, not as a substitute for the </w:t>
       </w:r>
       <w:r>
         <w:rPr>
@@ -6201,7 +8401,27 @@
           <w:color w:val="1A1A1A"/>
           <w:sz w:val="22"/>
         </w:rPr>
-        <w:t xml:space="preserve"> and </w:t>
+        <w:t xml:space="preserve"> (</w:t>
+      </w:r>
+      <w:r>
+        <w:rPr>
+          <w:rFonts w:ascii="SBL Hebrew" w:hAnsi="SBL Hebrew" w:cs="SBL Hebrew" w:eastAsia="SBL Hebrew"/>
+          <w:b w:val="0"/>
+          <w:i w:val="0"/>
+          <w:color w:val="1A1A1A"/>
+          <w:sz w:val="22"/>
+        </w:rPr>
+        <w:t>תַּנַ"ךְ</w:t>
+      </w:r>
+      <w:r>
+        <w:rPr>
+          <w:rFonts w:ascii="Georgia" w:hAnsi="Georgia" w:cs="SBL Hebrew" w:eastAsia="Georgia"/>
+          <w:b w:val="0"/>
+          <w:i w:val="0"/>
+          <w:color w:val="1A1A1A"/>
+          <w:sz w:val="22"/>
+        </w:rPr>
+        <w:t xml:space="preserve">) and </w:t>
       </w:r>
       <w:r>
         <w:rPr>
@@ -6221,7 +8441,27 @@
           <w:color w:val="1A1A1A"/>
           <w:sz w:val="22"/>
         </w:rPr>
-        <w:t xml:space="preserve"> together trace the throne’s passage through several non-Jewish hands after its removal from </w:t>
+        <w:t xml:space="preserve"> (</w:t>
+      </w:r>
+      <w:r>
+        <w:rPr>
+          <w:rFonts w:ascii="SBL Hebrew" w:hAnsi="SBL Hebrew" w:cs="SBL Hebrew" w:eastAsia="SBL Hebrew"/>
+          <w:b w:val="0"/>
+          <w:i w:val="0"/>
+          <w:color w:val="1A1A1A"/>
+          <w:sz w:val="22"/>
+        </w:rPr>
+        <w:t>מִדְרָשׁ</w:t>
+      </w:r>
+      <w:r>
+        <w:rPr>
+          <w:rFonts w:ascii="Georgia" w:hAnsi="Georgia" w:cs="SBL Hebrew" w:eastAsia="Georgia"/>
+          <w:b w:val="0"/>
+          <w:i w:val="0"/>
+          <w:color w:val="1A1A1A"/>
+          <w:sz w:val="22"/>
+        </w:rPr>
+        <w:t xml:space="preserve">) together trace the throne’s passage through several non-Jewish hands after its removal from </w:t>
       </w:r>
       <w:r>
         <w:rPr>
@@ -6261,7 +8501,27 @@
           <w:color w:val="1A1A1A"/>
           <w:sz w:val="22"/>
         </w:rPr>
-        <w:t>,</w:t>
+        <w:t xml:space="preserve"> (</w:t>
+      </w:r>
+      <w:r>
+        <w:rPr>
+          <w:rFonts w:ascii="SBL Hebrew" w:hAnsi="SBL Hebrew" w:cs="SBL Hebrew" w:eastAsia="SBL Hebrew"/>
+          <w:b w:val="0"/>
+          <w:i w:val="0"/>
+          <w:color w:val="1A1A1A"/>
+          <w:sz w:val="22"/>
+        </w:rPr>
+        <w:t>מִצְרַיִם</w:t>
+      </w:r>
+      <w:r>
+        <w:rPr>
+          <w:rFonts w:ascii="Georgia" w:hAnsi="Georgia" w:cs="SBL Hebrew" w:eastAsia="Georgia"/>
+          <w:b w:val="0"/>
+          <w:i w:val="0"/>
+          <w:color w:val="1A1A1A"/>
+          <w:sz w:val="22"/>
+        </w:rPr>
+        <w:t>),</w:t>
       </w:r>
       <w:r>
         <w:rPr>
@@ -6409,7 +8669,27 @@
           <w:color w:val="1A1A1A"/>
           <w:sz w:val="22"/>
         </w:rPr>
-        <w:t xml:space="preserve">, Pharaoh the Lame. And the </w:t>
+        <w:t xml:space="preserve"> (</w:t>
+      </w:r>
+      <w:r>
+        <w:rPr>
+          <w:rFonts w:ascii="SBL Hebrew" w:hAnsi="SBL Hebrew" w:cs="SBL Hebrew" w:eastAsia="SBL Hebrew"/>
+          <w:b w:val="0"/>
+          <w:i w:val="0"/>
+          <w:color w:val="1A1A1A"/>
+          <w:sz w:val="22"/>
+        </w:rPr>
+        <w:t>פַּרְעֹה הַנֶּכֶה</w:t>
+      </w:r>
+      <w:r>
+        <w:rPr>
+          <w:rFonts w:ascii="Georgia" w:hAnsi="Georgia" w:cs="SBL Hebrew" w:eastAsia="Georgia"/>
+          <w:b w:val="0"/>
+          <w:i w:val="0"/>
+          <w:color w:val="1A1A1A"/>
+          <w:sz w:val="22"/>
+        </w:rPr>
+        <w:t xml:space="preserve">), Pharaoh the Lame. And the </w:t>
       </w:r>
       <w:r>
         <w:rPr>
@@ -6669,7 +8949,27 @@
           <w:color w:val="1A1A1A"/>
           <w:sz w:val="22"/>
         </w:rPr>
-        <w:t xml:space="preserve"> alone.</w:t>
+        <w:t xml:space="preserve"> (</w:t>
+      </w:r>
+      <w:r>
+        <w:rPr>
+          <w:rFonts w:ascii="SBL Hebrew" w:hAnsi="SBL Hebrew" w:cs="SBL Hebrew" w:eastAsia="SBL Hebrew"/>
+          <w:b w:val="0"/>
+          <w:i/>
+          <w:color w:val="1A1A1A"/>
+          <w:sz w:val="22"/>
+        </w:rPr>
+        <w:t>הַקָּדוֹשׁ בָּרוּךְ הוּא</w:t>
+      </w:r>
+      <w:r>
+        <w:rPr>
+          <w:rFonts w:ascii="Georgia" w:hAnsi="Georgia" w:cs="SBL Hebrew" w:eastAsia="Georgia"/>
+          <w:b w:val="0"/>
+          <w:i/>
+          <w:color w:val="1A1A1A"/>
+          <w:sz w:val="22"/>
+        </w:rPr>
+        <w:t>) alone.</w:t>
       </w:r>
       <w:r>
         <w:rPr>
@@ -6794,7 +9094,27 @@
           <w:color w:val="1A1A1A"/>
           <w:sz w:val="22"/>
         </w:rPr>
-        <w:t xml:space="preserve"> instinct of admiration upward — from the king before them to the King above them. Each morning, Klal Yisrael recites the </w:t>
+        <w:t xml:space="preserve"> (</w:t>
+      </w:r>
+      <w:r>
+        <w:rPr>
+          <w:rFonts w:ascii="SBL Hebrew" w:hAnsi="SBL Hebrew" w:cs="SBL Hebrew" w:eastAsia="SBL Hebrew"/>
+          <w:b w:val="0"/>
+          <w:i w:val="0"/>
+          <w:color w:val="1A1A1A"/>
+          <w:sz w:val="22"/>
+        </w:rPr>
+        <w:t>צִבּוּר</w:t>
+      </w:r>
+      <w:r>
+        <w:rPr>
+          <w:rFonts w:ascii="Georgia" w:hAnsi="Georgia" w:cs="SBL Hebrew" w:eastAsia="Georgia"/>
+          <w:b w:val="0"/>
+          <w:i w:val="0"/>
+          <w:color w:val="1A1A1A"/>
+          <w:sz w:val="22"/>
+        </w:rPr>
+        <w:t xml:space="preserve">) instinct of admiration upward — from the king before them to the King above them. Each morning, Klal Yisrael recites the </w:t>
       </w:r>
       <w:r>
         <w:rPr>
@@ -6947,7 +9267,27 @@
           <w:color w:val="1A1A1A"/>
           <w:sz w:val="22"/>
         </w:rPr>
-        <w:t xml:space="preserve"> of </w:t>
+        <w:t xml:space="preserve"> (</w:t>
+      </w:r>
+      <w:r>
+        <w:rPr>
+          <w:rFonts w:ascii="SBL Hebrew" w:hAnsi="SBL Hebrew" w:cs="SBL Hebrew" w:eastAsia="SBL Hebrew"/>
+          <w:b w:val="0"/>
+          <w:i w:val="0"/>
+          <w:color w:val="1A1A1A"/>
+          <w:sz w:val="22"/>
+        </w:rPr>
+        <w:t>חֲתִימָה</w:t>
+      </w:r>
+      <w:r>
+        <w:rPr>
+          <w:rFonts w:ascii="Georgia" w:hAnsi="Georgia" w:cs="SBL Hebrew" w:eastAsia="Georgia"/>
+          <w:b w:val="0"/>
+          <w:i w:val="0"/>
+          <w:color w:val="1A1A1A"/>
+          <w:sz w:val="22"/>
+        </w:rPr>
+        <w:t xml:space="preserve">) of </w:t>
       </w:r>
       <w:r>
         <w:rPr>
@@ -6987,7 +9327,27 @@
           <w:color w:val="1A1A1A"/>
           <w:sz w:val="22"/>
         </w:rPr>
-        <w:t xml:space="preserve"> is attributed to Shlomo HaMelech, the </w:t>
+        <w:t xml:space="preserve"> (</w:t>
+      </w:r>
+      <w:r>
+        <w:rPr>
+          <w:rFonts w:ascii="SBL Hebrew" w:hAnsi="SBL Hebrew" w:cs="SBL Hebrew" w:eastAsia="SBL Hebrew"/>
+          <w:b w:val="0"/>
+          <w:i w:val="0"/>
+          <w:color w:val="1A1A1A"/>
+          <w:sz w:val="22"/>
+        </w:rPr>
+        <w:t>בְּרָכָה</w:t>
+      </w:r>
+      <w:r>
+        <w:rPr>
+          <w:rFonts w:ascii="Georgia" w:hAnsi="Georgia" w:cs="SBL Hebrew" w:eastAsia="Georgia"/>
+          <w:b w:val="0"/>
+          <w:i w:val="0"/>
+          <w:color w:val="1A1A1A"/>
+          <w:sz w:val="22"/>
+        </w:rPr>
+        <w:t xml:space="preserve">) is attributed to Shlomo HaMelech, the </w:t>
       </w:r>
       <w:r>
         <w:rPr>
@@ -7047,7 +9407,27 @@
           <w:color w:val="1A1A1A"/>
           <w:sz w:val="22"/>
         </w:rPr>
-        <w:t xml:space="preserve"> to the king of the fifteenth generation: fifteen generations framing fifteen praises, with the earliest voice sealing the latest.</w:t>
+        <w:t xml:space="preserve"> (</w:t>
+      </w:r>
+      <w:r>
+        <w:rPr>
+          <w:rFonts w:ascii="SBL Hebrew" w:hAnsi="SBL Hebrew" w:cs="SBL Hebrew" w:eastAsia="SBL Hebrew"/>
+          <w:b w:val="0"/>
+          <w:i w:val="0"/>
+          <w:color w:val="1A1A1A"/>
+          <w:sz w:val="22"/>
+        </w:rPr>
+        <w:t>אָבוֹת</w:t>
+      </w:r>
+      <w:r>
+        <w:rPr>
+          <w:rFonts w:ascii="Georgia" w:hAnsi="Georgia" w:cs="SBL Hebrew" w:eastAsia="Georgia"/>
+          <w:b w:val="0"/>
+          <w:i w:val="0"/>
+          <w:color w:val="1A1A1A"/>
+          <w:sz w:val="22"/>
+        </w:rPr>
+        <w:t>) to the king of the fifteenth generation: fifteen generations framing fifteen praises, with the earliest voice sealing the latest.</w:t>
       </w:r>
     </w:p>
     <w:p>
@@ -7102,7 +9482,27 @@
           <w:color w:val="1A1A1A"/>
           <w:sz w:val="22"/>
         </w:rPr>
-        <w:t>:</w:t>
+        <w:t xml:space="preserve"> (</w:t>
+      </w:r>
+      <w:r>
+        <w:rPr>
+          <w:rFonts w:ascii="SBL Hebrew" w:hAnsi="SBL Hebrew" w:cs="SBL Hebrew" w:eastAsia="SBL Hebrew"/>
+          <w:b w:val="0"/>
+          <w:i w:val="0"/>
+          <w:color w:val="1A1A1A"/>
+          <w:sz w:val="22"/>
+        </w:rPr>
+        <w:t>נֻסָּח</w:t>
+      </w:r>
+      <w:r>
+        <w:rPr>
+          <w:rFonts w:ascii="Georgia" w:hAnsi="Georgia" w:cs="SBL Hebrew" w:eastAsia="Georgia"/>
+          <w:b w:val="0"/>
+          <w:i w:val="0"/>
+          <w:color w:val="1A1A1A"/>
+          <w:sz w:val="22"/>
+        </w:rPr>
+        <w:t>):</w:t>
       </w:r>
     </w:p>
     <w:p>
@@ -7437,7 +9837,27 @@
           <w:color w:val="1A1A1A"/>
           <w:sz w:val="22"/>
         </w:rPr>
-        <w:t xml:space="preserve"> distribute the letters somewhat differently across the epithets, but the received tradition is uniform in identifying the name of Avraham Avinu as embedded within the </w:t>
+        <w:t xml:space="preserve"> (</w:t>
+      </w:r>
+      <w:r>
+        <w:rPr>
+          <w:rFonts w:ascii="SBL Hebrew" w:hAnsi="SBL Hebrew" w:cs="SBL Hebrew" w:eastAsia="SBL Hebrew"/>
+          <w:b w:val="0"/>
+          <w:i w:val="0"/>
+          <w:color w:val="1A1A1A"/>
+          <w:sz w:val="22"/>
+        </w:rPr>
+        <w:t>מְקֻבָּלִים</w:t>
+      </w:r>
+      <w:r>
+        <w:rPr>
+          <w:rFonts w:ascii="Georgia" w:hAnsi="Georgia" w:cs="SBL Hebrew" w:eastAsia="Georgia"/>
+          <w:b w:val="0"/>
+          <w:i w:val="0"/>
+          <w:color w:val="1A1A1A"/>
+          <w:sz w:val="22"/>
+        </w:rPr>
+        <w:t xml:space="preserve">) distribute the letters somewhat differently across the epithets, but the received tradition is uniform in identifying the name of Avraham Avinu as embedded within the </w:t>
       </w:r>
       <w:r>
         <w:rPr>
@@ -7636,6 +10056,36 @@
       <w:r>
         <w:rPr>
           <w:rFonts w:ascii="Georgia" w:hAnsi="Georgia" w:cs="SBL Hebrew" w:eastAsia="Georgia"/>
+          <w:b w:val="0"/>
+          <w:i w:val="0"/>
+          <w:color w:val="1A1A1A"/>
+          <w:sz w:val="22"/>
+        </w:rPr>
+        <w:t xml:space="preserve"> (</w:t>
+      </w:r>
+      <w:r>
+        <w:rPr>
+          <w:rFonts w:ascii="SBL Hebrew" w:hAnsi="SBL Hebrew" w:cs="SBL Hebrew" w:eastAsia="SBL Hebrew"/>
+          <w:b w:val="0"/>
+          <w:i w:val="0"/>
+          <w:color w:val="1A1A1A"/>
+          <w:sz w:val="22"/>
+        </w:rPr>
+        <w:t>תּוֹסָפוֹת</w:t>
+      </w:r>
+      <w:r>
+        <w:rPr>
+          <w:rFonts w:ascii="Georgia" w:hAnsi="Georgia" w:cs="SBL Hebrew" w:eastAsia="Georgia"/>
+          <w:b w:val="0"/>
+          <w:i w:val="0"/>
+          <w:color w:val="1A1A1A"/>
+          <w:sz w:val="22"/>
+        </w:rPr>
+        <w:t>)</w:t>
+      </w:r>
+      <w:r>
+        <w:rPr>
+          <w:rFonts w:ascii="Georgia" w:hAnsi="Georgia" w:cs="SBL Hebrew" w:eastAsia="Georgia"/>
           <w:color w:val="B8860B"/>
           <w:sz w:val="16"/>
           <w:vertAlign w:val="superscript"/>
@@ -7690,7 +10140,27 @@
           <w:color w:val="1A1A1A"/>
           <w:sz w:val="22"/>
         </w:rPr>
-        <w:t xml:space="preserve"> in the halachic register opens with </w:t>
+        <w:t xml:space="preserve"> (</w:t>
+      </w:r>
+      <w:r>
+        <w:rPr>
+          <w:rFonts w:ascii="SBL Hebrew" w:hAnsi="SBL Hebrew" w:cs="SBL Hebrew" w:eastAsia="SBL Hebrew"/>
+          <w:b w:val="0"/>
+          <w:i w:val="0"/>
+          <w:color w:val="1A1A1A"/>
+          <w:sz w:val="22"/>
+        </w:rPr>
+        <w:t>בְּרָכָה</w:t>
+      </w:r>
+      <w:r>
+        <w:rPr>
+          <w:rFonts w:ascii="Georgia" w:hAnsi="Georgia" w:cs="SBL Hebrew" w:eastAsia="Georgia"/>
+          <w:b w:val="0"/>
+          <w:i w:val="0"/>
+          <w:color w:val="1A1A1A"/>
+          <w:sz w:val="22"/>
+        </w:rPr>
+        <w:t xml:space="preserve">) in the halachic register opens with </w:t>
       </w:r>
       <w:r>
         <w:rPr>
@@ -7710,7 +10180,27 @@
           <w:color w:val="1A1A1A"/>
           <w:sz w:val="22"/>
         </w:rPr>
-        <w:t xml:space="preserve"> and closes with </w:t>
+        <w:t xml:space="preserve"> (</w:t>
+      </w:r>
+      <w:r>
+        <w:rPr>
+          <w:rFonts w:ascii="SBL Hebrew" w:hAnsi="SBL Hebrew" w:cs="SBL Hebrew" w:eastAsia="SBL Hebrew"/>
+          <w:b w:val="0"/>
+          <w:i w:val="0"/>
+          <w:color w:val="1A1A1A"/>
+          <w:sz w:val="22"/>
+        </w:rPr>
+        <w:t>בָּרוּךְ</w:t>
+      </w:r>
+      <w:r>
+        <w:rPr>
+          <w:rFonts w:ascii="Georgia" w:hAnsi="Georgia" w:cs="SBL Hebrew" w:eastAsia="Georgia"/>
+          <w:b w:val="0"/>
+          <w:i w:val="0"/>
+          <w:color w:val="1A1A1A"/>
+          <w:sz w:val="22"/>
+        </w:rPr>
+        <w:t xml:space="preserve">) and closes with </w:t>
       </w:r>
       <w:r>
         <w:rPr>
@@ -7770,7 +10260,27 @@
           <w:color w:val="1A1A1A"/>
           <w:sz w:val="22"/>
         </w:rPr>
-        <w:t xml:space="preserve">. But at its opening — </w:t>
+        <w:t xml:space="preserve"> (</w:t>
+      </w:r>
+      <w:r>
+        <w:rPr>
+          <w:rFonts w:ascii="SBL Hebrew" w:hAnsi="SBL Hebrew" w:cs="SBL Hebrew" w:eastAsia="SBL Hebrew"/>
+          <w:b w:val="0"/>
+          <w:i w:val="0"/>
+          <w:color w:val="1A1A1A"/>
+          <w:sz w:val="22"/>
+        </w:rPr>
+        <w:t>בָּרוּךְ אַתָּה ה'</w:t>
+      </w:r>
+      <w:r>
+        <w:rPr>
+          <w:rFonts w:ascii="Georgia" w:hAnsi="Georgia" w:cs="SBL Hebrew" w:eastAsia="Georgia"/>
+          <w:b w:val="0"/>
+          <w:i w:val="0"/>
+          <w:color w:val="1A1A1A"/>
+          <w:sz w:val="22"/>
+        </w:rPr>
+        <w:t xml:space="preserve">). But at its opening — </w:t>
       </w:r>
       <w:r>
         <w:rPr>
@@ -7790,7 +10300,27 @@
           <w:color w:val="1A1A1A"/>
           <w:sz w:val="22"/>
         </w:rPr>
-        <w:t xml:space="preserve"> — there is no </w:t>
+        <w:t xml:space="preserve"> (</w:t>
+      </w:r>
+      <w:r>
+        <w:rPr>
+          <w:rFonts w:ascii="SBL Hebrew" w:hAnsi="SBL Hebrew" w:cs="SBL Hebrew" w:eastAsia="SBL Hebrew"/>
+          <w:b w:val="0"/>
+          <w:i w:val="0"/>
+          <w:color w:val="1A1A1A"/>
+          <w:sz w:val="22"/>
+        </w:rPr>
+        <w:t>יִשְׁתַּבַּח שִׁמְךָ</w:t>
+      </w:r>
+      <w:r>
+        <w:rPr>
+          <w:rFonts w:ascii="Georgia" w:hAnsi="Georgia" w:cs="SBL Hebrew" w:eastAsia="Georgia"/>
+          <w:b w:val="0"/>
+          <w:i w:val="0"/>
+          <w:color w:val="1A1A1A"/>
+          <w:sz w:val="22"/>
+        </w:rPr>
+        <w:t xml:space="preserve">) — there is no </w:t>
       </w:r>
       <w:r>
         <w:rPr>
@@ -7865,7 +10395,27 @@
           <w:color w:val="1A1A1A"/>
           <w:sz w:val="22"/>
         </w:rPr>
-        <w:t xml:space="preserve">, a </w:t>
+        <w:t xml:space="preserve"> (</w:t>
+      </w:r>
+      <w:r>
+        <w:rPr>
+          <w:rFonts w:ascii="SBL Hebrew" w:hAnsi="SBL Hebrew" w:cs="SBL Hebrew" w:eastAsia="SBL Hebrew"/>
+          <w:b w:val="0"/>
+          <w:i w:val="0"/>
+          <w:color w:val="1A1A1A"/>
+          <w:sz w:val="22"/>
+        </w:rPr>
+        <w:t>בְּרָכָה הַסְּמוּכָה לַחֲבֶרְתָּהּ</w:t>
+      </w:r>
+      <w:r>
+        <w:rPr>
+          <w:rFonts w:ascii="Georgia" w:hAnsi="Georgia" w:cs="SBL Hebrew" w:eastAsia="Georgia"/>
+          <w:b w:val="0"/>
+          <w:i w:val="0"/>
+          <w:color w:val="1A1A1A"/>
+          <w:sz w:val="22"/>
+        </w:rPr>
+        <w:t xml:space="preserve">), a </w:t>
       </w:r>
       <w:r>
         <w:rPr>
@@ -8160,7 +10710,27 @@
           <w:color w:val="1A1A1A"/>
           <w:sz w:val="22"/>
         </w:rPr>
-        <w:t xml:space="preserve"> is severe. Speaking between </w:t>
+        <w:t xml:space="preserve"> (</w:t>
+      </w:r>
+      <w:r>
+        <w:rPr>
+          <w:rFonts w:ascii="SBL Hebrew" w:hAnsi="SBL Hebrew" w:cs="SBL Hebrew" w:eastAsia="SBL Hebrew"/>
+          <w:b w:val="0"/>
+          <w:i w:val="0"/>
+          <w:color w:val="1A1A1A"/>
+          <w:sz w:val="22"/>
+        </w:rPr>
+        <w:t>נַפְקָא מִנָּהּ</w:t>
+      </w:r>
+      <w:r>
+        <w:rPr>
+          <w:rFonts w:ascii="Georgia" w:hAnsi="Georgia" w:cs="SBL Hebrew" w:eastAsia="Georgia"/>
+          <w:b w:val="0"/>
+          <w:i w:val="0"/>
+          <w:color w:val="1A1A1A"/>
+          <w:sz w:val="22"/>
+        </w:rPr>
+        <w:t xml:space="preserve">) is severe. Speaking between </w:t>
       </w:r>
       <w:r>
         <w:rPr>
@@ -8220,7 +10790,27 @@
           <w:color w:val="1A1A1A"/>
           <w:sz w:val="22"/>
         </w:rPr>
-        <w:t xml:space="preserve"> between </w:t>
+        <w:t xml:space="preserve"> (</w:t>
+      </w:r>
+      <w:r>
+        <w:rPr>
+          <w:rFonts w:ascii="SBL Hebrew" w:hAnsi="SBL Hebrew" w:cs="SBL Hebrew" w:eastAsia="SBL Hebrew"/>
+          <w:b w:val="0"/>
+          <w:i w:val="0"/>
+          <w:color w:val="1A1A1A"/>
+          <w:sz w:val="22"/>
+        </w:rPr>
+        <w:t>הֶפְסֵק</w:t>
+      </w:r>
+      <w:r>
+        <w:rPr>
+          <w:rFonts w:ascii="Georgia" w:hAnsi="Georgia" w:cs="SBL Hebrew" w:eastAsia="Georgia"/>
+          <w:b w:val="0"/>
+          <w:i w:val="0"/>
+          <w:color w:val="1A1A1A"/>
+          <w:sz w:val="22"/>
+        </w:rPr>
+        <w:t xml:space="preserve">) between </w:t>
       </w:r>
       <w:r>
         <w:rPr>
@@ -8549,6 +11139,36 @@
       <w:r>
         <w:rPr>
           <w:rFonts w:ascii="Georgia" w:hAnsi="Georgia" w:cs="SBL Hebrew" w:eastAsia="Georgia"/>
+          <w:b w:val="0"/>
+          <w:i w:val="0"/>
+          <w:color w:val="1A1A1A"/>
+          <w:sz w:val="22"/>
+        </w:rPr>
+        <w:t xml:space="preserve"> (</w:t>
+      </w:r>
+      <w:r>
+        <w:rPr>
+          <w:rFonts w:ascii="SBL Hebrew" w:hAnsi="SBL Hebrew" w:cs="SBL Hebrew" w:eastAsia="SBL Hebrew"/>
+          <w:b w:val="0"/>
+          <w:i w:val="0"/>
+          <w:color w:val="1A1A1A"/>
+          <w:sz w:val="22"/>
+        </w:rPr>
+        <w:t>זוֹהַר הַקָּדוֹשׁ</w:t>
+      </w:r>
+      <w:r>
+        <w:rPr>
+          <w:rFonts w:ascii="Georgia" w:hAnsi="Georgia" w:cs="SBL Hebrew" w:eastAsia="Georgia"/>
+          <w:b w:val="0"/>
+          <w:i w:val="0"/>
+          <w:color w:val="1A1A1A"/>
+          <w:sz w:val="22"/>
+        </w:rPr>
+        <w:t>)</w:t>
+      </w:r>
+      <w:r>
+        <w:rPr>
+          <w:rFonts w:ascii="Georgia" w:hAnsi="Georgia" w:cs="SBL Hebrew" w:eastAsia="Georgia"/>
           <w:color w:val="B8860B"/>
           <w:sz w:val="16"/>
           <w:vertAlign w:val="superscript"/>
@@ -8603,7 +11223,27 @@
           <w:color w:val="1A1A1A"/>
           <w:sz w:val="22"/>
         </w:rPr>
-        <w:t xml:space="preserve"> — in an unbroken flow. Interruption between them is treated with vivid </w:t>
+        <w:t xml:space="preserve"> (</w:t>
+      </w:r>
+      <w:r>
+        <w:rPr>
+          <w:rFonts w:ascii="SBL Hebrew" w:hAnsi="SBL Hebrew" w:cs="SBL Hebrew" w:eastAsia="SBL Hebrew"/>
+          <w:b w:val="0"/>
+          <w:i w:val="0"/>
+          <w:color w:val="1A1A1A"/>
+          <w:sz w:val="22"/>
+        </w:rPr>
+        <w:t>בְּרֶצֶף</w:t>
+      </w:r>
+      <w:r>
+        <w:rPr>
+          <w:rFonts w:ascii="Georgia" w:hAnsi="Georgia" w:cs="SBL Hebrew" w:eastAsia="Georgia"/>
+          <w:b w:val="0"/>
+          <w:i w:val="0"/>
+          <w:color w:val="1A1A1A"/>
+          <w:sz w:val="22"/>
+        </w:rPr>
+        <w:t xml:space="preserve">) — in an unbroken flow. Interruption between them is treated with vivid </w:t>
       </w:r>
       <w:r>
         <w:rPr>
@@ -8643,7 +11283,27 @@
           <w:color w:val="1A1A1A"/>
           <w:sz w:val="22"/>
         </w:rPr>
-        <w:t xml:space="preserve">, the </w:t>
+        <w:t xml:space="preserve"> (</w:t>
+      </w:r>
+      <w:r>
+        <w:rPr>
+          <w:rFonts w:ascii="SBL Hebrew" w:hAnsi="SBL Hebrew" w:cs="SBL Hebrew" w:eastAsia="SBL Hebrew"/>
+          <w:b w:val="0"/>
+          <w:i w:val="0"/>
+          <w:color w:val="1A1A1A"/>
+          <w:sz w:val="22"/>
+        </w:rPr>
+        <w:t>כְּרוּבִים</w:t>
+      </w:r>
+      <w:r>
+        <w:rPr>
+          <w:rFonts w:ascii="Georgia" w:hAnsi="Georgia" w:cs="SBL Hebrew" w:eastAsia="Georgia"/>
+          <w:b w:val="0"/>
+          <w:i w:val="0"/>
+          <w:color w:val="1A1A1A"/>
+          <w:sz w:val="22"/>
+        </w:rPr>
+        <w:t xml:space="preserve">), the </w:t>
       </w:r>
       <w:r>
         <w:rPr>
@@ -8703,7 +11363,27 @@
           <w:color w:val="1A1A1A"/>
           <w:sz w:val="22"/>
         </w:rPr>
-        <w:t xml:space="preserve"> — severed — from the spiritual source into which the fifteen praises are ordinarily channeled. The </w:t>
+        <w:t xml:space="preserve"> (</w:t>
+      </w:r>
+      <w:r>
+        <w:rPr>
+          <w:rFonts w:ascii="SBL Hebrew" w:hAnsi="SBL Hebrew" w:cs="SBL Hebrew" w:eastAsia="SBL Hebrew"/>
+          <w:b w:val="0"/>
+          <w:i w:val="0"/>
+          <w:color w:val="1A1A1A"/>
+          <w:sz w:val="22"/>
+        </w:rPr>
+        <w:t>נִפְסָק</w:t>
+      </w:r>
+      <w:r>
+        <w:rPr>
+          <w:rFonts w:ascii="Georgia" w:hAnsi="Georgia" w:cs="SBL Hebrew" w:eastAsia="Georgia"/>
+          <w:b w:val="0"/>
+          <w:i w:val="0"/>
+          <w:color w:val="1A1A1A"/>
+          <w:sz w:val="22"/>
+        </w:rPr>
+        <w:t xml:space="preserve">) — severed — from the spiritual source into which the fifteen praises are ordinarily channeled. The </w:t>
       </w:r>
       <w:r>
         <w:rPr>
@@ -8723,7 +11403,27 @@
           <w:color w:val="1A1A1A"/>
           <w:sz w:val="22"/>
         </w:rPr>
-        <w:t xml:space="preserve">, more soberly, echoes the same principle in halachic register: one is to be particularly careful not to </w:t>
+        <w:t xml:space="preserve"> (</w:t>
+      </w:r>
+      <w:r>
+        <w:rPr>
+          <w:rFonts w:ascii="SBL Hebrew" w:hAnsi="SBL Hebrew" w:cs="SBL Hebrew" w:eastAsia="SBL Hebrew"/>
+          <w:b w:val="0"/>
+          <w:i w:val="0"/>
+          <w:color w:val="1A1A1A"/>
+          <w:sz w:val="22"/>
+        </w:rPr>
+        <w:t>מִשְׁנָה בְּרוּרָה</w:t>
+      </w:r>
+      <w:r>
+        <w:rPr>
+          <w:rFonts w:ascii="Georgia" w:hAnsi="Georgia" w:cs="SBL Hebrew" w:eastAsia="Georgia"/>
+          <w:b w:val="0"/>
+          <w:i w:val="0"/>
+          <w:color w:val="1A1A1A"/>
+          <w:sz w:val="22"/>
+        </w:rPr>
+        <w:t xml:space="preserve">), more soberly, echoes the same principle in halachic register: one is to be particularly careful not to </w:t>
       </w:r>
       <w:r>
         <w:rPr>
@@ -8743,7 +11443,27 @@
           <w:color w:val="1A1A1A"/>
           <w:sz w:val="22"/>
         </w:rPr>
-        <w:t xml:space="preserve"> within these specific fifteen praises. The </w:t>
+        <w:t xml:space="preserve"> (</w:t>
+      </w:r>
+      <w:r>
+        <w:rPr>
+          <w:rFonts w:ascii="SBL Hebrew" w:hAnsi="SBL Hebrew" w:cs="SBL Hebrew" w:eastAsia="SBL Hebrew"/>
+          <w:b w:val="0"/>
+          <w:i w:val="0"/>
+          <w:color w:val="1A1A1A"/>
+          <w:sz w:val="22"/>
+        </w:rPr>
+        <w:t>מַפְסִיק</w:t>
+      </w:r>
+      <w:r>
+        <w:rPr>
+          <w:rFonts w:ascii="Georgia" w:hAnsi="Georgia" w:cs="SBL Hebrew" w:eastAsia="Georgia"/>
+          <w:b w:val="0"/>
+          <w:i w:val="0"/>
+          <w:color w:val="1A1A1A"/>
+          <w:sz w:val="22"/>
+        </w:rPr>
+        <w:t xml:space="preserve">) within these specific fifteen praises. The </w:t>
       </w:r>
       <w:r>
         <w:rPr>
@@ -8878,7 +11598,27 @@
           <w:color w:val="1A1A1A"/>
           <w:sz w:val="22"/>
         </w:rPr>
-        <w:t xml:space="preserve">. The link supports the attribution of the </w:t>
+        <w:t xml:space="preserve"> (</w:t>
+      </w:r>
+      <w:r>
+        <w:rPr>
+          <w:rFonts w:ascii="SBL Hebrew" w:hAnsi="SBL Hebrew" w:cs="SBL Hebrew" w:eastAsia="SBL Hebrew"/>
+          <w:b w:val="0"/>
+          <w:i w:val="0"/>
+          <w:color w:val="1A1A1A"/>
+          <w:sz w:val="22"/>
+        </w:rPr>
+        <w:t>שִׁיר הַשִּׁירִים אֲשֶׁר לִשְׁלֹמֹה</w:t>
+      </w:r>
+      <w:r>
+        <w:rPr>
+          <w:rFonts w:ascii="Georgia" w:hAnsi="Georgia" w:cs="SBL Hebrew" w:eastAsia="Georgia"/>
+          <w:b w:val="0"/>
+          <w:i w:val="0"/>
+          <w:color w:val="1A1A1A"/>
+          <w:sz w:val="22"/>
+        </w:rPr>
+        <w:t xml:space="preserve">). The link supports the attribution of the </w:t>
       </w:r>
       <w:r>
         <w:rPr>
@@ -8972,7 +11712,27 @@
           <w:color w:val="1A1A1A"/>
           <w:sz w:val="22"/>
         </w:rPr>
-        <w:t xml:space="preserve"> between </w:t>
+        <w:t xml:space="preserve"> (</w:t>
+      </w:r>
+      <w:r>
+        <w:rPr>
+          <w:rFonts w:ascii="SBL Hebrew" w:hAnsi="SBL Hebrew" w:cs="SBL Hebrew" w:eastAsia="SBL Hebrew"/>
+          <w:b w:val="0"/>
+          <w:i w:val="0"/>
+          <w:color w:val="1A1A1A"/>
+          <w:sz w:val="22"/>
+        </w:rPr>
+        <w:t>הֶפְסֵק</w:t>
+      </w:r>
+      <w:r>
+        <w:rPr>
+          <w:rFonts w:ascii="Georgia" w:hAnsi="Georgia" w:cs="SBL Hebrew" w:eastAsia="Georgia"/>
+          <w:b w:val="0"/>
+          <w:i w:val="0"/>
+          <w:color w:val="1A1A1A"/>
+          <w:sz w:val="22"/>
+        </w:rPr>
+        <w:t xml:space="preserve">) between </w:t>
       </w:r>
       <w:r>
         <w:rPr>
@@ -9032,7 +11792,27 @@
           <w:color w:val="1A1A1A"/>
           <w:sz w:val="22"/>
         </w:rPr>
-        <w:t xml:space="preserve"> and </w:t>
+        <w:t xml:space="preserve"> (</w:t>
+      </w:r>
+      <w:r>
+        <w:rPr>
+          <w:rFonts w:ascii="SBL Hebrew" w:hAnsi="SBL Hebrew" w:cs="SBL Hebrew" w:eastAsia="SBL Hebrew"/>
+          <w:b w:val="0"/>
+          <w:i w:val="0"/>
+          <w:color w:val="1A1A1A"/>
+          <w:sz w:val="22"/>
+        </w:rPr>
+        <w:t>נֻסָּח סְפָרַד</w:t>
+      </w:r>
+      <w:r>
+        <w:rPr>
+          <w:rFonts w:ascii="Georgia" w:hAnsi="Georgia" w:cs="SBL Hebrew" w:eastAsia="Georgia"/>
+          <w:b w:val="0"/>
+          <w:i w:val="0"/>
+          <w:color w:val="1A1A1A"/>
+          <w:sz w:val="22"/>
+        </w:rPr>
+        <w:t xml:space="preserve">) and </w:t>
       </w:r>
       <w:r>
         <w:rPr>
@@ -9052,7 +11832,27 @@
           <w:color w:val="1A1A1A"/>
           <w:sz w:val="22"/>
         </w:rPr>
-        <w:t xml:space="preserve"> communities insert </w:t>
+        <w:t xml:space="preserve"> (</w:t>
+      </w:r>
+      <w:r>
+        <w:rPr>
+          <w:rFonts w:ascii="SBL Hebrew" w:hAnsi="SBL Hebrew" w:cs="SBL Hebrew" w:eastAsia="SBL Hebrew"/>
+          <w:b w:val="0"/>
+          <w:i w:val="0"/>
+          <w:color w:val="1A1A1A"/>
+          <w:sz w:val="22"/>
+        </w:rPr>
+        <w:t>מְקֻבָּלִים</w:t>
+      </w:r>
+      <w:r>
+        <w:rPr>
+          <w:rFonts w:ascii="Georgia" w:hAnsi="Georgia" w:cs="SBL Hebrew" w:eastAsia="Georgia"/>
+          <w:b w:val="0"/>
+          <w:i w:val="0"/>
+          <w:color w:val="1A1A1A"/>
+          <w:sz w:val="22"/>
+        </w:rPr>
+        <w:t xml:space="preserve">) communities insert </w:t>
       </w:r>
       <w:r>
         <w:rPr>
@@ -9072,7 +11872,27 @@
           <w:color w:val="1A1A1A"/>
           <w:sz w:val="22"/>
         </w:rPr>
-        <w:t xml:space="preserve"> in this position on </w:t>
+        <w:t xml:space="preserve"> (</w:t>
+      </w:r>
+      <w:r>
+        <w:rPr>
+          <w:rFonts w:ascii="SBL Hebrew" w:hAnsi="SBL Hebrew" w:cs="SBL Hebrew" w:eastAsia="SBL Hebrew"/>
+          <w:b w:val="0"/>
+          <w:i w:val="0"/>
+          <w:color w:val="1A1A1A"/>
+          <w:sz w:val="22"/>
+        </w:rPr>
+        <w:t>שִׁיר הַמַּעֲלוֹת</w:t>
+      </w:r>
+      <w:r>
+        <w:rPr>
+          <w:rFonts w:ascii="Georgia" w:hAnsi="Georgia" w:cs="SBL Hebrew" w:eastAsia="Georgia"/>
+          <w:b w:val="0"/>
+          <w:i w:val="0"/>
+          <w:color w:val="1A1A1A"/>
+          <w:sz w:val="22"/>
+        </w:rPr>
+        <w:t xml:space="preserve">) in this position on </w:t>
       </w:r>
       <w:r>
         <w:rPr>
@@ -9092,7 +11912,27 @@
           <w:color w:val="1A1A1A"/>
           <w:sz w:val="22"/>
         </w:rPr>
-        <w:t xml:space="preserve"> and </w:t>
+        <w:t xml:space="preserve"> (</w:t>
+      </w:r>
+      <w:r>
+        <w:rPr>
+          <w:rFonts w:ascii="SBL Hebrew" w:hAnsi="SBL Hebrew" w:cs="SBL Hebrew" w:eastAsia="SBL Hebrew"/>
+          <w:b w:val="0"/>
+          <w:i w:val="0"/>
+          <w:color w:val="1A1A1A"/>
+          <w:sz w:val="22"/>
+        </w:rPr>
+        <w:t>יוֹם כִּפּוּר</w:t>
+      </w:r>
+      <w:r>
+        <w:rPr>
+          <w:rFonts w:ascii="Georgia" w:hAnsi="Georgia" w:cs="SBL Hebrew" w:eastAsia="Georgia"/>
+          <w:b w:val="0"/>
+          <w:i w:val="0"/>
+          <w:color w:val="1A1A1A"/>
+          <w:sz w:val="22"/>
+        </w:rPr>
+        <w:t xml:space="preserve">) and </w:t>
       </w:r>
       <w:r>
         <w:rPr>
@@ -9112,7 +11952,27 @@
           <w:color w:val="1A1A1A"/>
           <w:sz w:val="22"/>
         </w:rPr>
-        <w:t xml:space="preserve">? The </w:t>
+        <w:t xml:space="preserve"> (</w:t>
+      </w:r>
+      <w:r>
+        <w:rPr>
+          <w:rFonts w:ascii="SBL Hebrew" w:hAnsi="SBL Hebrew" w:cs="SBL Hebrew" w:eastAsia="SBL Hebrew"/>
+          <w:b w:val="0"/>
+          <w:i w:val="0"/>
+          <w:color w:val="1A1A1A"/>
+          <w:sz w:val="22"/>
+        </w:rPr>
+        <w:t>הוֹשַׁעֲנָא רַבָּה</w:t>
+      </w:r>
+      <w:r>
+        <w:rPr>
+          <w:rFonts w:ascii="Georgia" w:hAnsi="Georgia" w:cs="SBL Hebrew" w:eastAsia="Georgia"/>
+          <w:b w:val="0"/>
+          <w:i w:val="0"/>
+          <w:color w:val="1A1A1A"/>
+          <w:sz w:val="22"/>
+        </w:rPr>
+        <w:t xml:space="preserve">)? The </w:t>
       </w:r>
       <w:r>
         <w:rPr>
@@ -9152,7 +12012,27 @@
           <w:color w:val="1A1A1A"/>
           <w:sz w:val="22"/>
         </w:rPr>
-        <w:t xml:space="preserve"> do not follow the practice, precisely on the strength of the </w:t>
+        <w:t xml:space="preserve"> (</w:t>
+      </w:r>
+      <w:r>
+        <w:rPr>
+          <w:rFonts w:ascii="SBL Hebrew" w:hAnsi="SBL Hebrew" w:cs="SBL Hebrew" w:eastAsia="SBL Hebrew"/>
+          <w:b w:val="0"/>
+          <w:i w:val="0"/>
+          <w:color w:val="1A1A1A"/>
+          <w:sz w:val="22"/>
+        </w:rPr>
+        <w:t>קְהִלּוֹת</w:t>
+      </w:r>
+      <w:r>
+        <w:rPr>
+          <w:rFonts w:ascii="Georgia" w:hAnsi="Georgia" w:cs="SBL Hebrew" w:eastAsia="Georgia"/>
+          <w:b w:val="0"/>
+          <w:i w:val="0"/>
+          <w:color w:val="1A1A1A"/>
+          <w:sz w:val="22"/>
+        </w:rPr>
+        <w:t xml:space="preserve">) do not follow the practice, precisely on the strength of the </w:t>
       </w:r>
       <w:r>
         <w:rPr>
@@ -9212,7 +12092,27 @@
           <w:color w:val="1A1A1A"/>
           <w:sz w:val="22"/>
         </w:rPr>
-        <w:t xml:space="preserve"> against </w:t>
+        <w:t xml:space="preserve"> (</w:t>
+      </w:r>
+      <w:r>
+        <w:rPr>
+          <w:rFonts w:ascii="SBL Hebrew" w:hAnsi="SBL Hebrew" w:cs="SBL Hebrew" w:eastAsia="SBL Hebrew"/>
+          <w:b w:val="0"/>
+          <w:i w:val="0"/>
+          <w:color w:val="1A1A1A"/>
+          <w:sz w:val="22"/>
+        </w:rPr>
+        <w:t>אִסּוּר</w:t>
+      </w:r>
+      <w:r>
+        <w:rPr>
+          <w:rFonts w:ascii="Georgia" w:hAnsi="Georgia" w:cs="SBL Hebrew" w:eastAsia="Georgia"/>
+          <w:b w:val="0"/>
+          <w:i w:val="0"/>
+          <w:color w:val="1A1A1A"/>
+          <w:sz w:val="22"/>
+        </w:rPr>
+        <w:t xml:space="preserve">) against </w:t>
       </w:r>
       <w:r>
         <w:rPr>
@@ -9252,7 +12152,27 @@
           <w:color w:val="1A1A1A"/>
           <w:sz w:val="22"/>
         </w:rPr>
-        <w:t xml:space="preserve">, idle speech, whereas </w:t>
+        <w:t xml:space="preserve"> (</w:t>
+      </w:r>
+      <w:r>
+        <w:rPr>
+          <w:rFonts w:ascii="SBL Hebrew" w:hAnsi="SBL Hebrew" w:cs="SBL Hebrew" w:eastAsia="SBL Hebrew"/>
+          <w:b w:val="0"/>
+          <w:i w:val="0"/>
+          <w:color w:val="1A1A1A"/>
+          <w:sz w:val="22"/>
+        </w:rPr>
+        <w:t>דְּבָרִים בְּטֵלִים</w:t>
+      </w:r>
+      <w:r>
+        <w:rPr>
+          <w:rFonts w:ascii="Georgia" w:hAnsi="Georgia" w:cs="SBL Hebrew" w:eastAsia="Georgia"/>
+          <w:b w:val="0"/>
+          <w:i w:val="0"/>
+          <w:color w:val="1A1A1A"/>
+          <w:sz w:val="22"/>
+        </w:rPr>
+        <w:t xml:space="preserve">), idle speech, whereas </w:t>
       </w:r>
       <w:r>
         <w:rPr>
@@ -9272,7 +12192,27 @@
           <w:color w:val="1A1A1A"/>
           <w:sz w:val="22"/>
         </w:rPr>
-        <w:t xml:space="preserve"> whose insertion is authorized by an established </w:t>
+        <w:t xml:space="preserve"> (</w:t>
+      </w:r>
+      <w:r>
+        <w:rPr>
+          <w:rFonts w:ascii="SBL Hebrew" w:hAnsi="SBL Hebrew" w:cs="SBL Hebrew" w:eastAsia="SBL Hebrew"/>
+          <w:b w:val="0"/>
+          <w:i w:val="0"/>
+          <w:color w:val="1A1A1A"/>
+          <w:sz w:val="22"/>
+        </w:rPr>
+        <w:t>דִּבְרֵי תְּפִלָּה</w:t>
+      </w:r>
+      <w:r>
+        <w:rPr>
+          <w:rFonts w:ascii="Georgia" w:hAnsi="Georgia" w:cs="SBL Hebrew" w:eastAsia="Georgia"/>
+          <w:b w:val="0"/>
+          <w:i w:val="0"/>
+          <w:color w:val="1A1A1A"/>
+          <w:sz w:val="22"/>
+        </w:rPr>
+        <w:t xml:space="preserve">) whose insertion is authorized by an established </w:t>
       </w:r>
       <w:r>
         <w:rPr>
@@ -9292,7 +12232,27 @@
           <w:color w:val="1A1A1A"/>
           <w:sz w:val="22"/>
         </w:rPr>
-        <w:t xml:space="preserve">-level </w:t>
+        <w:t xml:space="preserve"> (</w:t>
+      </w:r>
+      <w:r>
+        <w:rPr>
+          <w:rFonts w:ascii="SBL Hebrew" w:hAnsi="SBL Hebrew" w:cs="SBL Hebrew" w:eastAsia="SBL Hebrew"/>
+          <w:b w:val="0"/>
+          <w:i w:val="0"/>
+          <w:color w:val="1A1A1A"/>
+          <w:sz w:val="22"/>
+        </w:rPr>
+        <w:t>צִבּוּר</w:t>
+      </w:r>
+      <w:r>
+        <w:rPr>
+          <w:rFonts w:ascii="Georgia" w:hAnsi="Georgia" w:cs="SBL Hebrew" w:eastAsia="Georgia"/>
+          <w:b w:val="0"/>
+          <w:i w:val="0"/>
+          <w:color w:val="1A1A1A"/>
+          <w:sz w:val="22"/>
+        </w:rPr>
+        <w:t xml:space="preserve">)-level </w:t>
       </w:r>
       <w:r>
         <w:rPr>
@@ -9312,7 +12272,27 @@
           <w:color w:val="1A1A1A"/>
           <w:sz w:val="22"/>
         </w:rPr>
-        <w:t xml:space="preserve"> — </w:t>
+        <w:t xml:space="preserve"> (</w:t>
+      </w:r>
+      <w:r>
+        <w:rPr>
+          <w:rFonts w:ascii="SBL Hebrew" w:hAnsi="SBL Hebrew" w:cs="SBL Hebrew" w:eastAsia="SBL Hebrew"/>
+          <w:b w:val="0"/>
+          <w:i w:val="0"/>
+          <w:color w:val="1A1A1A"/>
+          <w:sz w:val="22"/>
+        </w:rPr>
+        <w:t>מִנְהָג</w:t>
+      </w:r>
+      <w:r>
+        <w:rPr>
+          <w:rFonts w:ascii="Georgia" w:hAnsi="Georgia" w:cs="SBL Hebrew" w:eastAsia="Georgia"/>
+          <w:b w:val="0"/>
+          <w:i w:val="0"/>
+          <w:color w:val="1A1A1A"/>
+          <w:sz w:val="22"/>
+        </w:rPr>
+        <w:t xml:space="preserve">) — </w:t>
       </w:r>
       <w:r>
         <w:rPr>
@@ -9332,7 +12312,27 @@
           <w:color w:val="1A1A1A"/>
           <w:sz w:val="22"/>
         </w:rPr>
-        <w:t xml:space="preserve">, </w:t>
+        <w:t xml:space="preserve"> (</w:t>
+      </w:r>
+      <w:r>
+        <w:rPr>
+          <w:rFonts w:ascii="SBL Hebrew" w:hAnsi="SBL Hebrew" w:cs="SBL Hebrew" w:eastAsia="SBL Hebrew"/>
+          <w:b w:val="0"/>
+          <w:i w:val="0"/>
+          <w:color w:val="1A1A1A"/>
+          <w:sz w:val="22"/>
+        </w:rPr>
+        <w:t>קַדִּישׁ</w:t>
+      </w:r>
+      <w:r>
+        <w:rPr>
+          <w:rFonts w:ascii="Georgia" w:hAnsi="Georgia" w:cs="SBL Hebrew" w:eastAsia="Georgia"/>
+          <w:b w:val="0"/>
+          <w:i w:val="0"/>
+          <w:color w:val="1A1A1A"/>
+          <w:sz w:val="22"/>
+        </w:rPr>
+        <w:t xml:space="preserve">), </w:t>
       </w:r>
       <w:r>
         <w:rPr>
@@ -9352,7 +12352,27 @@
           <w:color w:val="1A1A1A"/>
           <w:sz w:val="22"/>
         </w:rPr>
-        <w:t xml:space="preserve">, </w:t>
+        <w:t xml:space="preserve"> (</w:t>
+      </w:r>
+      <w:r>
+        <w:rPr>
+          <w:rFonts w:ascii="SBL Hebrew" w:hAnsi="SBL Hebrew" w:cs="SBL Hebrew" w:eastAsia="SBL Hebrew"/>
+          <w:b w:val="0"/>
+          <w:i w:val="0"/>
+          <w:color w:val="1A1A1A"/>
+          <w:sz w:val="22"/>
+        </w:rPr>
+        <w:t>בָּרְכוּ</w:t>
+      </w:r>
+      <w:r>
+        <w:rPr>
+          <w:rFonts w:ascii="Georgia" w:hAnsi="Georgia" w:cs="SBL Hebrew" w:eastAsia="Georgia"/>
+          <w:b w:val="0"/>
+          <w:i w:val="0"/>
+          <w:color w:val="1A1A1A"/>
+          <w:sz w:val="22"/>
+        </w:rPr>
+        <w:t xml:space="preserve">), </w:t>
       </w:r>
       <w:r>
         <w:rPr>
@@ -9661,7 +12681,27 @@
           <w:color w:val="1A1A1A"/>
           <w:sz w:val="22"/>
         </w:rPr>
-        <w:t xml:space="preserve"> of standing and sitting through this section of </w:t>
+        <w:t xml:space="preserve"> (</w:t>
+      </w:r>
+      <w:r>
+        <w:rPr>
+          <w:rFonts w:ascii="SBL Hebrew" w:hAnsi="SBL Hebrew" w:cs="SBL Hebrew" w:eastAsia="SBL Hebrew"/>
+          <w:b w:val="0"/>
+          <w:i w:val="0"/>
+          <w:color w:val="1A1A1A"/>
+          <w:sz w:val="22"/>
+        </w:rPr>
+        <w:t>מִנְהָגִים</w:t>
+      </w:r>
+      <w:r>
+        <w:rPr>
+          <w:rFonts w:ascii="Georgia" w:hAnsi="Georgia" w:cs="SBL Hebrew" w:eastAsia="Georgia"/>
+          <w:b w:val="0"/>
+          <w:i w:val="0"/>
+          <w:color w:val="1A1A1A"/>
+          <w:sz w:val="22"/>
+        </w:rPr>
+        <w:t xml:space="preserve">) of standing and sitting through this section of </w:t>
       </w:r>
       <w:r>
         <w:rPr>
@@ -9721,7 +12761,27 @@
           <w:color w:val="1A1A1A"/>
           <w:sz w:val="22"/>
         </w:rPr>
-        <w:t xml:space="preserve"> or </w:t>
+        <w:t xml:space="preserve"> (</w:t>
+      </w:r>
+      <w:r>
+        <w:rPr>
+          <w:rFonts w:ascii="SBL Hebrew" w:hAnsi="SBL Hebrew" w:cs="SBL Hebrew" w:eastAsia="SBL Hebrew"/>
+          <w:b w:val="0"/>
+          <w:i w:val="0"/>
+          <w:color w:val="1A1A1A"/>
+          <w:sz w:val="22"/>
+        </w:rPr>
+        <w:t>וַיְבָרֶךְ דָּוִיד</w:t>
+      </w:r>
+      <w:r>
+        <w:rPr>
+          <w:rFonts w:ascii="Georgia" w:hAnsi="Georgia" w:cs="SBL Hebrew" w:eastAsia="Georgia"/>
+          <w:b w:val="0"/>
+          <w:i w:val="0"/>
+          <w:color w:val="1A1A1A"/>
+          <w:sz w:val="22"/>
+        </w:rPr>
+        <w:t xml:space="preserve">) or </w:t>
       </w:r>
       <w:r>
         <w:rPr>
@@ -9741,7 +12801,27 @@
           <w:color w:val="1A1A1A"/>
           <w:sz w:val="22"/>
         </w:rPr>
-        <w:t xml:space="preserve"> — through the end of </w:t>
+        <w:t xml:space="preserve"> (</w:t>
+      </w:r>
+      <w:r>
+        <w:rPr>
+          <w:rFonts w:ascii="SBL Hebrew" w:hAnsi="SBL Hebrew" w:cs="SBL Hebrew" w:eastAsia="SBL Hebrew"/>
+          <w:b w:val="0"/>
+          <w:i w:val="0"/>
+          <w:color w:val="1A1A1A"/>
+          <w:sz w:val="22"/>
+        </w:rPr>
+        <w:t>בָּרוּךְ ה' לְעוֹלָם</w:t>
+      </w:r>
+      <w:r>
+        <w:rPr>
+          <w:rFonts w:ascii="Georgia" w:hAnsi="Georgia" w:cs="SBL Hebrew" w:eastAsia="Georgia"/>
+          <w:b w:val="0"/>
+          <w:i w:val="0"/>
+          <w:color w:val="1A1A1A"/>
+          <w:sz w:val="22"/>
+        </w:rPr>
+        <w:t xml:space="preserve">) — through the end of </w:t>
       </w:r>
       <w:r>
         <w:rPr>
@@ -9801,7 +12881,27 @@
           <w:color w:val="1A1A1A"/>
           <w:sz w:val="22"/>
         </w:rPr>
-        <w:t xml:space="preserve"> preserve a specific </w:t>
+        <w:t xml:space="preserve"> (</w:t>
+      </w:r>
+      <w:r>
+        <w:rPr>
+          <w:rFonts w:ascii="SBL Hebrew" w:hAnsi="SBL Hebrew" w:cs="SBL Hebrew" w:eastAsia="SBL Hebrew"/>
+          <w:b w:val="0"/>
+          <w:i w:val="0"/>
+          <w:color w:val="1A1A1A"/>
+          <w:sz w:val="22"/>
+        </w:rPr>
+        <w:t>מְקֻבָּלִים</w:t>
+      </w:r>
+      <w:r>
+        <w:rPr>
+          <w:rFonts w:ascii="Georgia" w:hAnsi="Georgia" w:cs="SBL Hebrew" w:eastAsia="Georgia"/>
+          <w:b w:val="0"/>
+          <w:i w:val="0"/>
+          <w:color w:val="1A1A1A"/>
+          <w:sz w:val="22"/>
+        </w:rPr>
+        <w:t xml:space="preserve">) preserve a specific </w:t>
       </w:r>
       <w:r>
         <w:rPr>
@@ -9821,7 +12921,27 @@
           <w:color w:val="1A1A1A"/>
           <w:sz w:val="22"/>
         </w:rPr>
-        <w:t xml:space="preserve"> not to stand during </w:t>
+        <w:t xml:space="preserve"> (</w:t>
+      </w:r>
+      <w:r>
+        <w:rPr>
+          <w:rFonts w:ascii="SBL Hebrew" w:hAnsi="SBL Hebrew" w:cs="SBL Hebrew" w:eastAsia="SBL Hebrew"/>
+          <w:b w:val="0"/>
+          <w:i w:val="0"/>
+          <w:color w:val="1A1A1A"/>
+          <w:sz w:val="22"/>
+        </w:rPr>
+        <w:t>מִנְהָג</w:t>
+      </w:r>
+      <w:r>
+        <w:rPr>
+          <w:rFonts w:ascii="Georgia" w:hAnsi="Georgia" w:cs="SBL Hebrew" w:eastAsia="Georgia"/>
+          <w:b w:val="0"/>
+          <w:i w:val="0"/>
+          <w:color w:val="1A1A1A"/>
+          <w:sz w:val="22"/>
+        </w:rPr>
+        <w:t xml:space="preserve">) not to stand during </w:t>
       </w:r>
       <w:r>
         <w:rPr>
@@ -9861,7 +12981,27 @@
           <w:color w:val="1A1A1A"/>
           <w:sz w:val="22"/>
         </w:rPr>
-        <w:t xml:space="preserve">. With the transition into </w:t>
+        <w:t xml:space="preserve"> (</w:t>
+      </w:r>
+      <w:r>
+        <w:rPr>
+          <w:rFonts w:ascii="SBL Hebrew" w:hAnsi="SBL Hebrew" w:cs="SBL Hebrew" w:eastAsia="SBL Hebrew"/>
+          <w:b w:val="0"/>
+          <w:i w:val="0"/>
+          <w:color w:val="1A1A1A"/>
+          <w:sz w:val="22"/>
+        </w:rPr>
+        <w:t>שִׁירָה</w:t>
+      </w:r>
+      <w:r>
+        <w:rPr>
+          <w:rFonts w:ascii="Georgia" w:hAnsi="Georgia" w:cs="SBL Hebrew" w:eastAsia="Georgia"/>
+          <w:b w:val="0"/>
+          <w:i w:val="0"/>
+          <w:color w:val="1A1A1A"/>
+          <w:sz w:val="22"/>
+        </w:rPr>
+        <w:t xml:space="preserve">). With the transition into </w:t>
       </w:r>
       <w:r>
         <w:rPr>
@@ -9921,7 +13061,27 @@
           <w:color w:val="1A1A1A"/>
           <w:sz w:val="22"/>
         </w:rPr>
-        <w:t xml:space="preserve"> are </w:t>
+        <w:t xml:space="preserve"> (</w:t>
+      </w:r>
+      <w:r>
+        <w:rPr>
+          <w:rFonts w:ascii="SBL Hebrew" w:hAnsi="SBL Hebrew" w:cs="SBL Hebrew" w:eastAsia="SBL Hebrew"/>
+          <w:b w:val="0"/>
+          <w:i w:val="0"/>
+          <w:color w:val="1A1A1A"/>
+          <w:sz w:val="22"/>
+        </w:rPr>
+        <w:t>שְׁמַע</w:t>
+      </w:r>
+      <w:r>
+        <w:rPr>
+          <w:rFonts w:ascii="Georgia" w:hAnsi="Georgia" w:cs="SBL Hebrew" w:eastAsia="Georgia"/>
+          <w:b w:val="0"/>
+          <w:i w:val="0"/>
+          <w:color w:val="1A1A1A"/>
+          <w:sz w:val="22"/>
+        </w:rPr>
+        <w:t xml:space="preserve">) are </w:t>
       </w:r>
       <w:r>
         <w:rPr>
@@ -9941,7 +13101,27 @@
           <w:color w:val="1A1A1A"/>
           <w:sz w:val="22"/>
         </w:rPr>
-        <w:t xml:space="preserve">, prayer of the seated posture, and standing is generally discouraged there unless one lacks a seat. </w:t>
+        <w:t xml:space="preserve"> (</w:t>
+      </w:r>
+      <w:r>
+        <w:rPr>
+          <w:rFonts w:ascii="SBL Hebrew" w:hAnsi="SBL Hebrew" w:cs="SBL Hebrew" w:eastAsia="SBL Hebrew"/>
+          <w:b w:val="0"/>
+          <w:i w:val="0"/>
+          <w:color w:val="1A1A1A"/>
+          <w:sz w:val="22"/>
+        </w:rPr>
+        <w:t>תְּפִלָּה בִּמְיֻשָּׁב</w:t>
+      </w:r>
+      <w:r>
+        <w:rPr>
+          <w:rFonts w:ascii="Georgia" w:hAnsi="Georgia" w:cs="SBL Hebrew" w:eastAsia="Georgia"/>
+          <w:b w:val="0"/>
+          <w:i w:val="0"/>
+          <w:color w:val="1A1A1A"/>
+          <w:sz w:val="22"/>
+        </w:rPr>
+        <w:t xml:space="preserve">), prayer of the seated posture, and standing is generally discouraged there unless one lacks a seat. </w:t>
       </w:r>
       <w:r>
         <w:rPr>
@@ -9961,7 +13141,27 @@
           <w:color w:val="1A1A1A"/>
           <w:sz w:val="22"/>
         </w:rPr>
-        <w:t xml:space="preserve">, of course, alone requires the standing of the </w:t>
+        <w:t xml:space="preserve"> (</w:t>
+      </w:r>
+      <w:r>
+        <w:rPr>
+          <w:rFonts w:ascii="SBL Hebrew" w:hAnsi="SBL Hebrew" w:cs="SBL Hebrew" w:eastAsia="SBL Hebrew"/>
+          <w:b w:val="0"/>
+          <w:i w:val="0"/>
+          <w:color w:val="1A1A1A"/>
+          <w:sz w:val="22"/>
+        </w:rPr>
+        <w:t>שְׁמוֹנֶה עֶשְׂרֵה</w:t>
+      </w:r>
+      <w:r>
+        <w:rPr>
+          <w:rFonts w:ascii="Georgia" w:hAnsi="Georgia" w:cs="SBL Hebrew" w:eastAsia="Georgia"/>
+          <w:b w:val="0"/>
+          <w:i w:val="0"/>
+          <w:color w:val="1A1A1A"/>
+          <w:sz w:val="22"/>
+        </w:rPr>
+        <w:t xml:space="preserve">), of course, alone requires the standing of the </w:t>
       </w:r>
       <w:r>
         <w:rPr>
@@ -9981,7 +13181,27 @@
           <w:color w:val="1A1A1A"/>
           <w:sz w:val="22"/>
         </w:rPr>
-        <w:t xml:space="preserve"> proper.</w:t>
+        <w:t xml:space="preserve"> (</w:t>
+      </w:r>
+      <w:r>
+        <w:rPr>
+          <w:rFonts w:ascii="SBL Hebrew" w:hAnsi="SBL Hebrew" w:cs="SBL Hebrew" w:eastAsia="SBL Hebrew"/>
+          <w:b w:val="0"/>
+          <w:i w:val="0"/>
+          <w:color w:val="1A1A1A"/>
+          <w:sz w:val="22"/>
+        </w:rPr>
+        <w:t>עֲמִידָה</w:t>
+      </w:r>
+      <w:r>
+        <w:rPr>
+          <w:rFonts w:ascii="Georgia" w:hAnsi="Georgia" w:cs="SBL Hebrew" w:eastAsia="Georgia"/>
+          <w:b w:val="0"/>
+          <w:i w:val="0"/>
+          <w:color w:val="1A1A1A"/>
+          <w:sz w:val="22"/>
+        </w:rPr>
+        <w:t>) proper.</w:t>
       </w:r>
     </w:p>
     <w:p>
@@ -10210,7 +13430,27 @@
           <w:color w:val="1A1A1A"/>
           <w:sz w:val="22"/>
         </w:rPr>
-        <w:t xml:space="preserve">. The </w:t>
+        <w:t xml:space="preserve"> (</w:t>
+      </w:r>
+      <w:r>
+        <w:rPr>
+          <w:rFonts w:ascii="SBL Hebrew" w:hAnsi="SBL Hebrew" w:cs="SBL Hebrew" w:eastAsia="SBL Hebrew"/>
+          <w:b w:val="0"/>
+          <w:i w:val="0"/>
+          <w:color w:val="1A1A1A"/>
+          <w:sz w:val="22"/>
+        </w:rPr>
+        <w:t>מְסוֹרָה</w:t>
+      </w:r>
+      <w:r>
+        <w:rPr>
+          <w:rFonts w:ascii="Georgia" w:hAnsi="Georgia" w:cs="SBL Hebrew" w:eastAsia="Georgia"/>
+          <w:b w:val="0"/>
+          <w:i w:val="0"/>
+          <w:color w:val="1A1A1A"/>
+          <w:sz w:val="22"/>
+        </w:rPr>
+        <w:t xml:space="preserve">). The </w:t>
       </w:r>
       <w:r>
         <w:rPr>
@@ -10740,7 +13980,27 @@
           <w:color w:val="1A1A1A"/>
           <w:sz w:val="22"/>
         </w:rPr>
-        <w:t xml:space="preserve"> for five and six minutes because </w:t>
+        <w:t xml:space="preserve"> (</w:t>
+      </w:r>
+      <w:r>
+        <w:rPr>
+          <w:rFonts w:ascii="SBL Hebrew" w:hAnsi="SBL Hebrew" w:cs="SBL Hebrew" w:eastAsia="SBL Hebrew"/>
+          <w:b w:val="0"/>
+          <w:i w:val="0"/>
+          <w:color w:val="1A1A1A"/>
+          <w:sz w:val="22"/>
+        </w:rPr>
+        <w:t>אֲשֶׁר יָצַר</w:t>
+      </w:r>
+      <w:r>
+        <w:rPr>
+          <w:rFonts w:ascii="Georgia" w:hAnsi="Georgia" w:cs="SBL Hebrew" w:eastAsia="Georgia"/>
+          <w:b w:val="0"/>
+          <w:i w:val="0"/>
+          <w:color w:val="1A1A1A"/>
+          <w:sz w:val="22"/>
+        </w:rPr>
+        <w:t xml:space="preserve">) for five and six minutes because </w:t>
       </w:r>
       <w:r>
         <w:rPr>
@@ -10880,7 +14140,27 @@
           <w:color w:val="1A1A1A"/>
           <w:sz w:val="22"/>
         </w:rPr>
-        <w:t xml:space="preserve"> of our generation ascend on the strength of those who, like the Rebbe, showed us what real </w:t>
+        <w:t xml:space="preserve"> (</w:t>
+      </w:r>
+      <w:r>
+        <w:rPr>
+          <w:rFonts w:ascii="SBL Hebrew" w:hAnsi="SBL Hebrew" w:cs="SBL Hebrew" w:eastAsia="SBL Hebrew"/>
+          <w:b w:val="0"/>
+          <w:i w:val="0"/>
+          <w:color w:val="1A1A1A"/>
+          <w:sz w:val="22"/>
+        </w:rPr>
+        <w:t>תְּפִלּוֹת</w:t>
+      </w:r>
+      <w:r>
+        <w:rPr>
+          <w:rFonts w:ascii="Georgia" w:hAnsi="Georgia" w:cs="SBL Hebrew" w:eastAsia="Georgia"/>
+          <w:b w:val="0"/>
+          <w:i w:val="0"/>
+          <w:color w:val="1A1A1A"/>
+          <w:sz w:val="22"/>
+        </w:rPr>
+        <w:t xml:space="preserve">) of our generation ascend on the strength of those who, like the Rebbe, showed us what real </w:t>
       </w:r>
       <w:r>
         <w:rPr>
